--- a/Ester Noemí Matzar Queché - Ficha para informe estudiantes (1).docx
+++ b/Ester Noemí Matzar Queché - Ficha para informe estudiantes (1).docx
@@ -107,10 +107,43 @@
               <w:rPr>
                 <w:b/>
                 <w:bCs/>
-                <w:sz w:val="20"/>
-                <w:szCs w:val="20"/>
-              </w:rPr>
-            </w:pPr>
+              </w:rPr>
+            </w:pPr>
+            <w:r>
+              <w:rPr>
+                <w:b/>
+                <w:bCs/>
+              </w:rPr>
+              <w:t xml:space="preserve">Ester </w:t>
+            </w:r>
+            <w:r>
+              <w:rPr>
+                <w:b/>
+                <w:bCs/>
+              </w:rPr>
+              <w:t>Noemí</w:t>
+            </w:r>
+            <w:r>
+              <w:rPr>
+                <w:b/>
+                <w:bCs/>
+              </w:rPr>
+              <w:t xml:space="preserve"> </w:t>
+            </w:r>
+            <w:r>
+              <w:rPr>
+                <w:b/>
+                <w:bCs/>
+              </w:rPr>
+              <w:t>Matzar Quech</w:t>
+            </w:r>
+            <w:r>
+              <w:rPr>
+                <w:b/>
+                <w:bCs/>
+              </w:rPr>
+              <w:t>é</w:t>
+            </w:r>
           </w:p>
         </w:tc>
       </w:tr>
@@ -176,10 +209,15 @@
               <w:rPr>
                 <w:b/>
                 <w:bCs/>
-                <w:sz w:val="20"/>
-                <w:szCs w:val="20"/>
-              </w:rPr>
-            </w:pPr>
+              </w:rPr>
+            </w:pPr>
+            <w:r>
+              <w:rPr>
+                <w:b/>
+                <w:bCs/>
+              </w:rPr>
+              <w:t>Instituto Nacional de Educación Diversificada INED</w:t>
+            </w:r>
           </w:p>
         </w:tc>
       </w:tr>
@@ -245,6 +283,13 @@
                 <w:bCs/>
               </w:rPr>
             </w:pPr>
+            <w:r>
+              <w:rPr>
+                <w:b/>
+                <w:bCs/>
+              </w:rPr>
+              <w:t>Bachillerato en Ciencias y Letras con Orientación en Computación.</w:t>
+            </w:r>
           </w:p>
         </w:tc>
       </w:tr>
@@ -356,6 +401,9 @@
               <w:ind w:left="283" w:hanging="283"/>
             </w:pPr>
             <w:r>
+              <w:rPr>
+                <w:strike/>
+              </w:rPr>
               <w:t>Vespertina</w:t>
             </w:r>
           </w:p>
@@ -499,6 +547,15 @@
                 <w:szCs w:val="20"/>
               </w:rPr>
             </w:pPr>
+            <w:r>
+              <w:rPr>
+                <w:b/>
+                <w:bCs/>
+                <w:sz w:val="20"/>
+                <w:szCs w:val="20"/>
+              </w:rPr>
+              <w:t xml:space="preserve">Registro Nacional de las Personas </w:t>
+            </w:r>
           </w:p>
         </w:tc>
       </w:tr>
@@ -566,6 +623,15 @@
                 <w:szCs w:val="20"/>
               </w:rPr>
             </w:pPr>
+            <w:r>
+              <w:rPr>
+                <w:b/>
+                <w:bCs/>
+                <w:sz w:val="20"/>
+                <w:szCs w:val="20"/>
+              </w:rPr>
+              <w:t>Cindy Lorena Estacuy Hernández</w:t>
+            </w:r>
           </w:p>
         </w:tc>
       </w:tr>
@@ -633,7 +699,7 @@
         </w:trPr>
         <w:tc>
           <w:tcPr>
-            <w:tcW w:w="4535" w:type="dxa"/>
+            <w:tcW w:w="4536" w:type="dxa"/>
             <w:shd w:val="clear" w:color="auto" w:fill="F2F2F2"/>
             <w:tcMar>
               <w:top w:w="0" w:type="dxa"/>
@@ -815,7 +881,7 @@
       <w:tr>
         <w:tc>
           <w:tcPr>
-            <w:tcW w:w="4535" w:type="dxa"/>
+            <w:tcW w:w="4536" w:type="dxa"/>
             <w:tcMar>
               <w:top w:w="0" w:type="dxa"/>
               <w:left w:w="0" w:type="dxa"/>
@@ -858,7 +924,11 @@
                 <w:between w:val="nil"/>
               </w:pBdr>
               <w:spacing w:line="276" w:lineRule="auto"/>
-            </w:pPr>
+              <w:jc w:val="center"/>
+            </w:pPr>
+            <w:r>
+              <w:t>X</w:t>
+            </w:r>
           </w:p>
         </w:tc>
         <w:tc>
@@ -881,6 +951,7 @@
                 <w:between w:val="nil"/>
               </w:pBdr>
               <w:spacing w:line="276" w:lineRule="auto"/>
+              <w:jc w:val="center"/>
             </w:pPr>
           </w:p>
         </w:tc>
@@ -904,6 +975,7 @@
                 <w:between w:val="nil"/>
               </w:pBdr>
               <w:spacing w:line="276" w:lineRule="auto"/>
+              <w:jc w:val="center"/>
             </w:pPr>
           </w:p>
         </w:tc>
@@ -927,6 +999,7 @@
                 <w:between w:val="nil"/>
               </w:pBdr>
               <w:spacing w:line="276" w:lineRule="auto"/>
+              <w:jc w:val="center"/>
             </w:pPr>
           </w:p>
         </w:tc>
@@ -934,7 +1007,7 @@
       <w:tr>
         <w:tc>
           <w:tcPr>
-            <w:tcW w:w="4535" w:type="dxa"/>
+            <w:tcW w:w="4536" w:type="dxa"/>
             <w:tcMar>
               <w:top w:w="0" w:type="dxa"/>
               <w:left w:w="0" w:type="dxa"/>
@@ -977,7 +1050,11 @@
                 <w:between w:val="nil"/>
               </w:pBdr>
               <w:spacing w:line="276" w:lineRule="auto"/>
-            </w:pPr>
+              <w:jc w:val="center"/>
+            </w:pPr>
+            <w:r>
+              <w:t>X</w:t>
+            </w:r>
           </w:p>
         </w:tc>
         <w:tc>
@@ -1000,6 +1077,7 @@
                 <w:between w:val="nil"/>
               </w:pBdr>
               <w:spacing w:line="276" w:lineRule="auto"/>
+              <w:jc w:val="center"/>
             </w:pPr>
           </w:p>
         </w:tc>
@@ -1023,6 +1101,7 @@
                 <w:between w:val="nil"/>
               </w:pBdr>
               <w:spacing w:line="276" w:lineRule="auto"/>
+              <w:jc w:val="center"/>
             </w:pPr>
           </w:p>
         </w:tc>
@@ -1046,6 +1125,7 @@
                 <w:between w:val="nil"/>
               </w:pBdr>
               <w:spacing w:line="276" w:lineRule="auto"/>
+              <w:jc w:val="center"/>
             </w:pPr>
           </w:p>
         </w:tc>
@@ -1053,7 +1133,7 @@
       <w:tr>
         <w:tc>
           <w:tcPr>
-            <w:tcW w:w="4535" w:type="dxa"/>
+            <w:tcW w:w="4536" w:type="dxa"/>
             <w:tcMar>
               <w:top w:w="0" w:type="dxa"/>
               <w:left w:w="0" w:type="dxa"/>
@@ -1096,7 +1176,11 @@
                 <w:between w:val="nil"/>
               </w:pBdr>
               <w:spacing w:line="276" w:lineRule="auto"/>
-            </w:pPr>
+              <w:jc w:val="center"/>
+            </w:pPr>
+            <w:r>
+              <w:t>X</w:t>
+            </w:r>
           </w:p>
         </w:tc>
         <w:tc>
@@ -1119,6 +1203,7 @@
                 <w:between w:val="nil"/>
               </w:pBdr>
               <w:spacing w:line="276" w:lineRule="auto"/>
+              <w:jc w:val="center"/>
             </w:pPr>
           </w:p>
         </w:tc>
@@ -1142,6 +1227,7 @@
                 <w:between w:val="nil"/>
               </w:pBdr>
               <w:spacing w:line="276" w:lineRule="auto"/>
+              <w:jc w:val="center"/>
             </w:pPr>
           </w:p>
         </w:tc>
@@ -1165,6 +1251,7 @@
                 <w:between w:val="nil"/>
               </w:pBdr>
               <w:spacing w:line="276" w:lineRule="auto"/>
+              <w:jc w:val="center"/>
             </w:pPr>
           </w:p>
         </w:tc>
@@ -1172,7 +1259,7 @@
       <w:tr>
         <w:tc>
           <w:tcPr>
-            <w:tcW w:w="4535" w:type="dxa"/>
+            <w:tcW w:w="4536" w:type="dxa"/>
             <w:tcMar>
               <w:top w:w="0" w:type="dxa"/>
               <w:left w:w="0" w:type="dxa"/>
@@ -1215,7 +1302,11 @@
                 <w:between w:val="nil"/>
               </w:pBdr>
               <w:spacing w:line="276" w:lineRule="auto"/>
-            </w:pPr>
+              <w:jc w:val="center"/>
+            </w:pPr>
+            <w:r>
+              <w:t>X</w:t>
+            </w:r>
           </w:p>
         </w:tc>
         <w:tc>
@@ -1238,6 +1329,7 @@
                 <w:between w:val="nil"/>
               </w:pBdr>
               <w:spacing w:line="276" w:lineRule="auto"/>
+              <w:jc w:val="center"/>
             </w:pPr>
           </w:p>
         </w:tc>
@@ -1261,6 +1353,7 @@
                 <w:between w:val="nil"/>
               </w:pBdr>
               <w:spacing w:line="276" w:lineRule="auto"/>
+              <w:jc w:val="center"/>
             </w:pPr>
           </w:p>
         </w:tc>
@@ -1284,6 +1377,7 @@
                 <w:between w:val="nil"/>
               </w:pBdr>
               <w:spacing w:line="276" w:lineRule="auto"/>
+              <w:jc w:val="center"/>
             </w:pPr>
           </w:p>
         </w:tc>
@@ -1291,7 +1385,7 @@
       <w:tr>
         <w:tc>
           <w:tcPr>
-            <w:tcW w:w="4535" w:type="dxa"/>
+            <w:tcW w:w="4536" w:type="dxa"/>
             <w:tcMar>
               <w:top w:w="0" w:type="dxa"/>
               <w:left w:w="0" w:type="dxa"/>
@@ -1334,7 +1428,11 @@
                 <w:between w:val="nil"/>
               </w:pBdr>
               <w:spacing w:line="276" w:lineRule="auto"/>
-            </w:pPr>
+              <w:jc w:val="center"/>
+            </w:pPr>
+            <w:r>
+              <w:t>X</w:t>
+            </w:r>
           </w:p>
         </w:tc>
         <w:tc>
@@ -1357,6 +1455,7 @@
                 <w:between w:val="nil"/>
               </w:pBdr>
               <w:spacing w:line="276" w:lineRule="auto"/>
+              <w:jc w:val="center"/>
             </w:pPr>
           </w:p>
         </w:tc>
@@ -1380,6 +1479,7 @@
                 <w:between w:val="nil"/>
               </w:pBdr>
               <w:spacing w:line="276" w:lineRule="auto"/>
+              <w:jc w:val="center"/>
             </w:pPr>
           </w:p>
         </w:tc>
@@ -1403,6 +1503,7 @@
                 <w:between w:val="nil"/>
               </w:pBdr>
               <w:spacing w:line="276" w:lineRule="auto"/>
+              <w:jc w:val="center"/>
             </w:pPr>
           </w:p>
         </w:tc>
@@ -1671,7 +1772,11 @@
                 <w:between w:val="nil"/>
               </w:pBdr>
               <w:spacing w:line="276" w:lineRule="auto"/>
-            </w:pPr>
+              <w:jc w:val="center"/>
+            </w:pPr>
+            <w:r>
+              <w:t>X</w:t>
+            </w:r>
           </w:p>
         </w:tc>
         <w:tc>
@@ -1694,6 +1799,7 @@
                 <w:between w:val="nil"/>
               </w:pBdr>
               <w:spacing w:line="276" w:lineRule="auto"/>
+              <w:jc w:val="center"/>
             </w:pPr>
           </w:p>
         </w:tc>
@@ -1717,6 +1823,7 @@
                 <w:between w:val="nil"/>
               </w:pBdr>
               <w:spacing w:line="276" w:lineRule="auto"/>
+              <w:jc w:val="center"/>
             </w:pPr>
           </w:p>
         </w:tc>
@@ -1740,6 +1847,7 @@
                 <w:between w:val="nil"/>
               </w:pBdr>
               <w:spacing w:line="276" w:lineRule="auto"/>
+              <w:jc w:val="center"/>
             </w:pPr>
           </w:p>
         </w:tc>
@@ -1790,7 +1898,11 @@
                 <w:between w:val="nil"/>
               </w:pBdr>
               <w:spacing w:line="276" w:lineRule="auto"/>
-            </w:pPr>
+              <w:jc w:val="center"/>
+            </w:pPr>
+            <w:r>
+              <w:t>X</w:t>
+            </w:r>
           </w:p>
         </w:tc>
         <w:tc>
@@ -1813,6 +1925,7 @@
                 <w:between w:val="nil"/>
               </w:pBdr>
               <w:spacing w:line="276" w:lineRule="auto"/>
+              <w:jc w:val="center"/>
             </w:pPr>
           </w:p>
         </w:tc>
@@ -1836,6 +1949,7 @@
                 <w:between w:val="nil"/>
               </w:pBdr>
               <w:spacing w:line="276" w:lineRule="auto"/>
+              <w:jc w:val="center"/>
             </w:pPr>
           </w:p>
         </w:tc>
@@ -1859,6 +1973,7 @@
                 <w:between w:val="nil"/>
               </w:pBdr>
               <w:spacing w:line="276" w:lineRule="auto"/>
+              <w:jc w:val="center"/>
             </w:pPr>
           </w:p>
         </w:tc>
@@ -1909,7 +2024,11 @@
                 <w:between w:val="nil"/>
               </w:pBdr>
               <w:spacing w:line="276" w:lineRule="auto"/>
-            </w:pPr>
+              <w:jc w:val="center"/>
+            </w:pPr>
+            <w:r>
+              <w:t>X</w:t>
+            </w:r>
           </w:p>
         </w:tc>
         <w:tc>
@@ -1932,6 +2051,7 @@
                 <w:between w:val="nil"/>
               </w:pBdr>
               <w:spacing w:line="276" w:lineRule="auto"/>
+              <w:jc w:val="center"/>
             </w:pPr>
           </w:p>
         </w:tc>
@@ -1955,6 +2075,7 @@
                 <w:between w:val="nil"/>
               </w:pBdr>
               <w:spacing w:line="276" w:lineRule="auto"/>
+              <w:jc w:val="center"/>
             </w:pPr>
           </w:p>
         </w:tc>
@@ -1978,6 +2099,7 @@
                 <w:between w:val="nil"/>
               </w:pBdr>
               <w:spacing w:line="276" w:lineRule="auto"/>
+              <w:jc w:val="center"/>
             </w:pPr>
           </w:p>
         </w:tc>
@@ -2028,7 +2150,11 @@
                 <w:between w:val="nil"/>
               </w:pBdr>
               <w:spacing w:line="276" w:lineRule="auto"/>
-            </w:pPr>
+              <w:jc w:val="center"/>
+            </w:pPr>
+            <w:r>
+              <w:t>X</w:t>
+            </w:r>
           </w:p>
         </w:tc>
         <w:tc>
@@ -2051,6 +2177,7 @@
                 <w:between w:val="nil"/>
               </w:pBdr>
               <w:spacing w:line="276" w:lineRule="auto"/>
+              <w:jc w:val="center"/>
             </w:pPr>
           </w:p>
         </w:tc>
@@ -2074,6 +2201,7 @@
                 <w:between w:val="nil"/>
               </w:pBdr>
               <w:spacing w:line="276" w:lineRule="auto"/>
+              <w:jc w:val="center"/>
             </w:pPr>
           </w:p>
         </w:tc>
@@ -2097,6 +2225,7 @@
                 <w:between w:val="nil"/>
               </w:pBdr>
               <w:spacing w:line="276" w:lineRule="auto"/>
+              <w:jc w:val="center"/>
             </w:pPr>
           </w:p>
         </w:tc>
@@ -2147,7 +2276,11 @@
                 <w:between w:val="nil"/>
               </w:pBdr>
               <w:spacing w:line="276" w:lineRule="auto"/>
-            </w:pPr>
+              <w:jc w:val="center"/>
+            </w:pPr>
+            <w:r>
+              <w:t>X</w:t>
+            </w:r>
           </w:p>
         </w:tc>
         <w:tc>
@@ -2170,6 +2303,7 @@
                 <w:between w:val="nil"/>
               </w:pBdr>
               <w:spacing w:line="276" w:lineRule="auto"/>
+              <w:jc w:val="center"/>
             </w:pPr>
           </w:p>
         </w:tc>
@@ -2193,6 +2327,7 @@
                 <w:between w:val="nil"/>
               </w:pBdr>
               <w:spacing w:line="276" w:lineRule="auto"/>
+              <w:jc w:val="center"/>
             </w:pPr>
           </w:p>
         </w:tc>
@@ -2216,6 +2351,7 @@
                 <w:between w:val="nil"/>
               </w:pBdr>
               <w:spacing w:line="276" w:lineRule="auto"/>
+              <w:jc w:val="center"/>
             </w:pPr>
           </w:p>
         </w:tc>
@@ -2259,7 +2395,7 @@
         </w:trPr>
         <w:tc>
           <w:tcPr>
-            <w:tcW w:w="4535" w:type="dxa"/>
+            <w:tcW w:w="4536" w:type="dxa"/>
             <w:shd w:val="clear" w:color="auto" w:fill="F2F2F2"/>
             <w:tcMar>
               <w:top w:w="0" w:type="dxa"/>
@@ -2439,7 +2575,7 @@
       <w:tr>
         <w:tc>
           <w:tcPr>
-            <w:tcW w:w="4535" w:type="dxa"/>
+            <w:tcW w:w="4536" w:type="dxa"/>
             <w:tcMar>
               <w:top w:w="0" w:type="dxa"/>
               <w:left w:w="0" w:type="dxa"/>
@@ -2482,7 +2618,11 @@
                 <w:between w:val="nil"/>
               </w:pBdr>
               <w:spacing w:line="276" w:lineRule="auto"/>
-            </w:pPr>
+              <w:jc w:val="center"/>
+            </w:pPr>
+            <w:r>
+              <w:t>X</w:t>
+            </w:r>
           </w:p>
         </w:tc>
         <w:tc>
@@ -2505,6 +2645,7 @@
                 <w:between w:val="nil"/>
               </w:pBdr>
               <w:spacing w:line="276" w:lineRule="auto"/>
+              <w:jc w:val="center"/>
             </w:pPr>
           </w:p>
         </w:tc>
@@ -2528,6 +2669,7 @@
                 <w:between w:val="nil"/>
               </w:pBdr>
               <w:spacing w:line="276" w:lineRule="auto"/>
+              <w:jc w:val="center"/>
             </w:pPr>
           </w:p>
         </w:tc>
@@ -2551,6 +2693,7 @@
                 <w:between w:val="nil"/>
               </w:pBdr>
               <w:spacing w:line="276" w:lineRule="auto"/>
+              <w:jc w:val="center"/>
             </w:pPr>
           </w:p>
         </w:tc>
@@ -2558,7 +2701,7 @@
       <w:tr>
         <w:tc>
           <w:tcPr>
-            <w:tcW w:w="4535" w:type="dxa"/>
+            <w:tcW w:w="4536" w:type="dxa"/>
             <w:tcMar>
               <w:top w:w="0" w:type="dxa"/>
               <w:left w:w="0" w:type="dxa"/>
@@ -2601,7 +2744,11 @@
                 <w:between w:val="nil"/>
               </w:pBdr>
               <w:spacing w:line="276" w:lineRule="auto"/>
-            </w:pPr>
+              <w:jc w:val="center"/>
+            </w:pPr>
+            <w:r>
+              <w:t>X</w:t>
+            </w:r>
           </w:p>
         </w:tc>
         <w:tc>
@@ -2624,6 +2771,7 @@
                 <w:between w:val="nil"/>
               </w:pBdr>
               <w:spacing w:line="276" w:lineRule="auto"/>
+              <w:jc w:val="center"/>
             </w:pPr>
           </w:p>
         </w:tc>
@@ -2647,6 +2795,7 @@
                 <w:between w:val="nil"/>
               </w:pBdr>
               <w:spacing w:line="276" w:lineRule="auto"/>
+              <w:jc w:val="center"/>
             </w:pPr>
           </w:p>
         </w:tc>
@@ -2670,6 +2819,7 @@
                 <w:between w:val="nil"/>
               </w:pBdr>
               <w:spacing w:line="276" w:lineRule="auto"/>
+              <w:jc w:val="center"/>
             </w:pPr>
           </w:p>
         </w:tc>
@@ -2677,7 +2827,7 @@
       <w:tr>
         <w:tc>
           <w:tcPr>
-            <w:tcW w:w="4535" w:type="dxa"/>
+            <w:tcW w:w="4536" w:type="dxa"/>
             <w:tcMar>
               <w:top w:w="0" w:type="dxa"/>
               <w:left w:w="0" w:type="dxa"/>
@@ -2720,7 +2870,11 @@
                 <w:between w:val="nil"/>
               </w:pBdr>
               <w:spacing w:line="276" w:lineRule="auto"/>
-            </w:pPr>
+              <w:jc w:val="center"/>
+            </w:pPr>
+            <w:r>
+              <w:t>X</w:t>
+            </w:r>
           </w:p>
         </w:tc>
         <w:tc>
@@ -2743,6 +2897,7 @@
                 <w:between w:val="nil"/>
               </w:pBdr>
               <w:spacing w:line="276" w:lineRule="auto"/>
+              <w:jc w:val="center"/>
             </w:pPr>
           </w:p>
         </w:tc>
@@ -2766,6 +2921,7 @@
                 <w:between w:val="nil"/>
               </w:pBdr>
               <w:spacing w:line="276" w:lineRule="auto"/>
+              <w:jc w:val="center"/>
             </w:pPr>
           </w:p>
         </w:tc>
@@ -2789,6 +2945,7 @@
                 <w:between w:val="nil"/>
               </w:pBdr>
               <w:spacing w:line="276" w:lineRule="auto"/>
+              <w:jc w:val="center"/>
             </w:pPr>
           </w:p>
         </w:tc>
@@ -2796,7 +2953,7 @@
       <w:tr>
         <w:tc>
           <w:tcPr>
-            <w:tcW w:w="4535" w:type="dxa"/>
+            <w:tcW w:w="4536" w:type="dxa"/>
             <w:tcMar>
               <w:top w:w="0" w:type="dxa"/>
               <w:left w:w="0" w:type="dxa"/>
@@ -2839,7 +2996,11 @@
                 <w:between w:val="nil"/>
               </w:pBdr>
               <w:spacing w:line="276" w:lineRule="auto"/>
-            </w:pPr>
+              <w:jc w:val="center"/>
+            </w:pPr>
+            <w:r>
+              <w:t>X</w:t>
+            </w:r>
           </w:p>
         </w:tc>
         <w:tc>
@@ -2862,6 +3023,7 @@
                 <w:between w:val="nil"/>
               </w:pBdr>
               <w:spacing w:line="276" w:lineRule="auto"/>
+              <w:jc w:val="center"/>
             </w:pPr>
           </w:p>
         </w:tc>
@@ -2885,6 +3047,7 @@
                 <w:between w:val="nil"/>
               </w:pBdr>
               <w:spacing w:line="276" w:lineRule="auto"/>
+              <w:jc w:val="center"/>
             </w:pPr>
           </w:p>
         </w:tc>
@@ -2908,6 +3071,7 @@
                 <w:between w:val="nil"/>
               </w:pBdr>
               <w:spacing w:line="276" w:lineRule="auto"/>
+              <w:jc w:val="center"/>
             </w:pPr>
           </w:p>
         </w:tc>
@@ -2915,7 +3079,7 @@
       <w:tr>
         <w:tc>
           <w:tcPr>
-            <w:tcW w:w="4535" w:type="dxa"/>
+            <w:tcW w:w="4536" w:type="dxa"/>
             <w:tcMar>
               <w:top w:w="0" w:type="dxa"/>
               <w:left w:w="0" w:type="dxa"/>
@@ -2958,7 +3122,11 @@
                 <w:between w:val="nil"/>
               </w:pBdr>
               <w:spacing w:line="276" w:lineRule="auto"/>
-            </w:pPr>
+              <w:jc w:val="center"/>
+            </w:pPr>
+            <w:r>
+              <w:t>X</w:t>
+            </w:r>
           </w:p>
         </w:tc>
         <w:tc>
@@ -2981,6 +3149,7 @@
                 <w:between w:val="nil"/>
               </w:pBdr>
               <w:spacing w:line="276" w:lineRule="auto"/>
+              <w:jc w:val="center"/>
             </w:pPr>
           </w:p>
         </w:tc>
@@ -3004,6 +3173,7 @@
                 <w:between w:val="nil"/>
               </w:pBdr>
               <w:spacing w:line="276" w:lineRule="auto"/>
+              <w:jc w:val="center"/>
             </w:pPr>
           </w:p>
         </w:tc>
@@ -3027,6 +3197,7 @@
                 <w:between w:val="nil"/>
               </w:pBdr>
               <w:spacing w:line="276" w:lineRule="auto"/>
+              <w:jc w:val="center"/>
             </w:pPr>
           </w:p>
         </w:tc>
@@ -3227,7 +3398,11 @@
                 <w:between w:val="nil"/>
               </w:pBdr>
               <w:spacing w:line="276" w:lineRule="auto"/>
-            </w:pPr>
+              <w:jc w:val="center"/>
+            </w:pPr>
+            <w:r>
+              <w:t>X</w:t>
+            </w:r>
           </w:p>
         </w:tc>
         <w:tc>
@@ -3250,6 +3425,7 @@
                 <w:between w:val="nil"/>
               </w:pBdr>
               <w:spacing w:line="276" w:lineRule="auto"/>
+              <w:jc w:val="center"/>
             </w:pPr>
           </w:p>
         </w:tc>
@@ -3300,7 +3476,11 @@
                 <w:between w:val="nil"/>
               </w:pBdr>
               <w:spacing w:line="276" w:lineRule="auto"/>
-            </w:pPr>
+              <w:jc w:val="center"/>
+            </w:pPr>
+            <w:r>
+              <w:t>X</w:t>
+            </w:r>
           </w:p>
         </w:tc>
         <w:tc>
@@ -3323,6 +3503,7 @@
                 <w:between w:val="nil"/>
               </w:pBdr>
               <w:spacing w:line="276" w:lineRule="auto"/>
+              <w:jc w:val="center"/>
             </w:pPr>
           </w:p>
         </w:tc>
@@ -3373,7 +3554,11 @@
                 <w:between w:val="nil"/>
               </w:pBdr>
               <w:spacing w:line="276" w:lineRule="auto"/>
-            </w:pPr>
+              <w:jc w:val="center"/>
+            </w:pPr>
+            <w:r>
+              <w:t>X</w:t>
+            </w:r>
           </w:p>
         </w:tc>
         <w:tc>
@@ -3396,6 +3581,7 @@
                 <w:between w:val="nil"/>
               </w:pBdr>
               <w:spacing w:line="276" w:lineRule="auto"/>
+              <w:jc w:val="center"/>
             </w:pPr>
           </w:p>
         </w:tc>
@@ -3438,7 +3624,7 @@
         </w:trPr>
         <w:tc>
           <w:tcPr>
-            <w:tcW w:w="4535" w:type="dxa"/>
+            <w:tcW w:w="4536" w:type="dxa"/>
             <w:shd w:val="clear" w:color="auto" w:fill="F2F2F2"/>
             <w:tcMar>
               <w:top w:w="0" w:type="dxa"/>
@@ -3548,7 +3734,7 @@
       <w:tr>
         <w:tc>
           <w:tcPr>
-            <w:tcW w:w="4535" w:type="dxa"/>
+            <w:tcW w:w="4536" w:type="dxa"/>
             <w:tcMar>
               <w:top w:w="0" w:type="dxa"/>
               <w:left w:w="0" w:type="dxa"/>
@@ -3591,7 +3777,11 @@
                 <w:between w:val="nil"/>
               </w:pBdr>
               <w:spacing w:line="276" w:lineRule="auto"/>
-            </w:pPr>
+              <w:jc w:val="center"/>
+            </w:pPr>
+            <w:r>
+              <w:t>X</w:t>
+            </w:r>
           </w:p>
         </w:tc>
         <w:tc>
@@ -3621,7 +3811,7 @@
       <w:tr>
         <w:tc>
           <w:tcPr>
-            <w:tcW w:w="4535" w:type="dxa"/>
+            <w:tcW w:w="4536" w:type="dxa"/>
             <w:tcMar>
               <w:top w:w="0" w:type="dxa"/>
               <w:left w:w="0" w:type="dxa"/>
@@ -3664,7 +3854,11 @@
                 <w:between w:val="nil"/>
               </w:pBdr>
               <w:spacing w:line="276" w:lineRule="auto"/>
-            </w:pPr>
+              <w:jc w:val="center"/>
+            </w:pPr>
+            <w:r>
+              <w:t>X</w:t>
+            </w:r>
           </w:p>
         </w:tc>
         <w:tc>
@@ -3694,7 +3888,7 @@
       <w:tr>
         <w:tc>
           <w:tcPr>
-            <w:tcW w:w="4535" w:type="dxa"/>
+            <w:tcW w:w="4536" w:type="dxa"/>
             <w:tcMar>
               <w:top w:w="0" w:type="dxa"/>
               <w:left w:w="0" w:type="dxa"/>
@@ -3737,7 +3931,11 @@
                 <w:between w:val="nil"/>
               </w:pBdr>
               <w:spacing w:line="276" w:lineRule="auto"/>
-            </w:pPr>
+              <w:jc w:val="center"/>
+            </w:pPr>
+            <w:r>
+              <w:t>X</w:t>
+            </w:r>
           </w:p>
         </w:tc>
         <w:tc>
@@ -3767,7 +3965,7 @@
       <w:tr>
         <w:tc>
           <w:tcPr>
-            <w:tcW w:w="4535" w:type="dxa"/>
+            <w:tcW w:w="4536" w:type="dxa"/>
             <w:tcMar>
               <w:top w:w="0" w:type="dxa"/>
               <w:left w:w="0" w:type="dxa"/>
@@ -3810,7 +4008,11 @@
                 <w:between w:val="nil"/>
               </w:pBdr>
               <w:spacing w:line="276" w:lineRule="auto"/>
-            </w:pPr>
+              <w:jc w:val="center"/>
+            </w:pPr>
+            <w:r>
+              <w:t>X</w:t>
+            </w:r>
           </w:p>
         </w:tc>
         <w:tc>
@@ -3840,7 +4042,7 @@
       <w:tr>
         <w:tc>
           <w:tcPr>
-            <w:tcW w:w="4535" w:type="dxa"/>
+            <w:tcW w:w="4536" w:type="dxa"/>
             <w:tcMar>
               <w:top w:w="0" w:type="dxa"/>
               <w:left w:w="0" w:type="dxa"/>
@@ -3883,7 +4085,11 @@
                 <w:between w:val="nil"/>
               </w:pBdr>
               <w:spacing w:line="276" w:lineRule="auto"/>
-            </w:pPr>
+              <w:jc w:val="center"/>
+            </w:pPr>
+            <w:r>
+              <w:t>X</w:t>
+            </w:r>
           </w:p>
         </w:tc>
         <w:tc>
@@ -3913,7 +4119,7 @@
       <w:tr>
         <w:tc>
           <w:tcPr>
-            <w:tcW w:w="4535" w:type="dxa"/>
+            <w:tcW w:w="4536" w:type="dxa"/>
             <w:tcMar>
               <w:top w:w="0" w:type="dxa"/>
               <w:left w:w="0" w:type="dxa"/>
@@ -3956,7 +4162,11 @@
                 <w:between w:val="nil"/>
               </w:pBdr>
               <w:spacing w:line="276" w:lineRule="auto"/>
-            </w:pPr>
+              <w:jc w:val="center"/>
+            </w:pPr>
+            <w:r>
+              <w:t>X</w:t>
+            </w:r>
           </w:p>
         </w:tc>
         <w:tc>
@@ -4179,7 +4389,11 @@
                 <w:between w:val="nil"/>
               </w:pBdr>
               <w:spacing w:line="276" w:lineRule="auto"/>
-            </w:pPr>
+              <w:jc w:val="center"/>
+            </w:pPr>
+            <w:r>
+              <w:t>X</w:t>
+            </w:r>
           </w:p>
         </w:tc>
         <w:tc>
@@ -4252,7 +4466,11 @@
                 <w:between w:val="nil"/>
               </w:pBdr>
               <w:spacing w:line="276" w:lineRule="auto"/>
-            </w:pPr>
+              <w:jc w:val="center"/>
+            </w:pPr>
+            <w:r>
+              <w:t>X</w:t>
+            </w:r>
           </w:p>
         </w:tc>
         <w:tc>
@@ -4325,7 +4543,11 @@
                 <w:between w:val="nil"/>
               </w:pBdr>
               <w:spacing w:line="276" w:lineRule="auto"/>
-            </w:pPr>
+              <w:jc w:val="center"/>
+            </w:pPr>
+            <w:r>
+              <w:t>X</w:t>
+            </w:r>
           </w:p>
         </w:tc>
         <w:tc>
@@ -4398,7 +4620,11 @@
                 <w:between w:val="nil"/>
               </w:pBdr>
               <w:spacing w:line="276" w:lineRule="auto"/>
-            </w:pPr>
+              <w:jc w:val="center"/>
+            </w:pPr>
+            <w:r>
+              <w:t>X</w:t>
+            </w:r>
           </w:p>
         </w:tc>
         <w:tc>
@@ -4471,7 +4697,11 @@
                 <w:between w:val="nil"/>
               </w:pBdr>
               <w:spacing w:line="276" w:lineRule="auto"/>
-            </w:pPr>
+              <w:jc w:val="center"/>
+            </w:pPr>
+            <w:r>
+              <w:t>X</w:t>
+            </w:r>
           </w:p>
         </w:tc>
         <w:tc>
@@ -4544,7 +4774,11 @@
                 <w:between w:val="nil"/>
               </w:pBdr>
               <w:spacing w:line="276" w:lineRule="auto"/>
-            </w:pPr>
+              <w:jc w:val="center"/>
+            </w:pPr>
+            <w:r>
+              <w:t>X</w:t>
+            </w:r>
           </w:p>
         </w:tc>
         <w:tc>
@@ -4617,7 +4851,11 @@
                 <w:between w:val="nil"/>
               </w:pBdr>
               <w:spacing w:line="276" w:lineRule="auto"/>
-            </w:pPr>
+              <w:jc w:val="center"/>
+            </w:pPr>
+            <w:r>
+              <w:t>X</w:t>
+            </w:r>
           </w:p>
         </w:tc>
         <w:tc>
@@ -4690,7 +4928,11 @@
                 <w:between w:val="nil"/>
               </w:pBdr>
               <w:spacing w:line="276" w:lineRule="auto"/>
-            </w:pPr>
+              <w:jc w:val="center"/>
+            </w:pPr>
+            <w:r>
+              <w:t>X</w:t>
+            </w:r>
           </w:p>
         </w:tc>
         <w:tc>
@@ -5007,7 +5249,11 @@
                 <w:between w:val="nil"/>
               </w:pBdr>
               <w:spacing w:line="276" w:lineRule="auto"/>
-            </w:pPr>
+              <w:jc w:val="center"/>
+            </w:pPr>
+            <w:r>
+              <w:t>X</w:t>
+            </w:r>
           </w:p>
         </w:tc>
         <w:tc>
@@ -5030,6 +5276,7 @@
                 <w:between w:val="nil"/>
               </w:pBdr>
               <w:spacing w:line="276" w:lineRule="auto"/>
+              <w:jc w:val="center"/>
             </w:pPr>
           </w:p>
         </w:tc>
@@ -5053,6 +5300,7 @@
                 <w:between w:val="nil"/>
               </w:pBdr>
               <w:spacing w:line="276" w:lineRule="auto"/>
+              <w:jc w:val="center"/>
             </w:pPr>
           </w:p>
         </w:tc>
@@ -5076,6 +5324,7 @@
                 <w:between w:val="nil"/>
               </w:pBdr>
               <w:spacing w:line="276" w:lineRule="auto"/>
+              <w:jc w:val="center"/>
             </w:pPr>
           </w:p>
         </w:tc>
@@ -5126,7 +5375,11 @@
                 <w:between w:val="nil"/>
               </w:pBdr>
               <w:spacing w:line="276" w:lineRule="auto"/>
-            </w:pPr>
+              <w:jc w:val="center"/>
+            </w:pPr>
+            <w:r>
+              <w:t>X</w:t>
+            </w:r>
           </w:p>
         </w:tc>
         <w:tc>
@@ -5149,6 +5402,7 @@
                 <w:between w:val="nil"/>
               </w:pBdr>
               <w:spacing w:line="276" w:lineRule="auto"/>
+              <w:jc w:val="center"/>
             </w:pPr>
           </w:p>
         </w:tc>
@@ -5172,6 +5426,7 @@
                 <w:between w:val="nil"/>
               </w:pBdr>
               <w:spacing w:line="276" w:lineRule="auto"/>
+              <w:jc w:val="center"/>
             </w:pPr>
           </w:p>
         </w:tc>
@@ -5195,6 +5450,7 @@
                 <w:between w:val="nil"/>
               </w:pBdr>
               <w:spacing w:line="276" w:lineRule="auto"/>
+              <w:jc w:val="center"/>
             </w:pPr>
           </w:p>
         </w:tc>
@@ -5245,7 +5501,11 @@
                 <w:between w:val="nil"/>
               </w:pBdr>
               <w:spacing w:line="276" w:lineRule="auto"/>
-            </w:pPr>
+              <w:jc w:val="center"/>
+            </w:pPr>
+            <w:r>
+              <w:t>X</w:t>
+            </w:r>
           </w:p>
         </w:tc>
         <w:tc>
@@ -5268,6 +5528,7 @@
                 <w:between w:val="nil"/>
               </w:pBdr>
               <w:spacing w:line="276" w:lineRule="auto"/>
+              <w:jc w:val="center"/>
             </w:pPr>
           </w:p>
         </w:tc>
@@ -5291,6 +5552,7 @@
                 <w:between w:val="nil"/>
               </w:pBdr>
               <w:spacing w:line="276" w:lineRule="auto"/>
+              <w:jc w:val="center"/>
             </w:pPr>
           </w:p>
         </w:tc>
@@ -5314,6 +5576,7 @@
                 <w:between w:val="nil"/>
               </w:pBdr>
               <w:spacing w:line="276" w:lineRule="auto"/>
+              <w:jc w:val="center"/>
             </w:pPr>
           </w:p>
         </w:tc>
@@ -5364,7 +5627,11 @@
                 <w:between w:val="nil"/>
               </w:pBdr>
               <w:spacing w:line="276" w:lineRule="auto"/>
-            </w:pPr>
+              <w:jc w:val="center"/>
+            </w:pPr>
+            <w:r>
+              <w:t>X</w:t>
+            </w:r>
           </w:p>
         </w:tc>
         <w:tc>
@@ -5387,6 +5654,7 @@
                 <w:between w:val="nil"/>
               </w:pBdr>
               <w:spacing w:line="276" w:lineRule="auto"/>
+              <w:jc w:val="center"/>
             </w:pPr>
           </w:p>
         </w:tc>
@@ -5410,6 +5678,7 @@
                 <w:between w:val="nil"/>
               </w:pBdr>
               <w:spacing w:line="276" w:lineRule="auto"/>
+              <w:jc w:val="center"/>
             </w:pPr>
           </w:p>
         </w:tc>
@@ -5433,6 +5702,7 @@
                 <w:between w:val="nil"/>
               </w:pBdr>
               <w:spacing w:line="276" w:lineRule="auto"/>
+              <w:jc w:val="center"/>
             </w:pPr>
           </w:p>
         </w:tc>
@@ -5483,7 +5753,11 @@
                 <w:between w:val="nil"/>
               </w:pBdr>
               <w:spacing w:line="276" w:lineRule="auto"/>
-            </w:pPr>
+              <w:jc w:val="center"/>
+            </w:pPr>
+            <w:r>
+              <w:t>X</w:t>
+            </w:r>
           </w:p>
         </w:tc>
         <w:tc>
@@ -5506,6 +5780,7 @@
                 <w:between w:val="nil"/>
               </w:pBdr>
               <w:spacing w:line="276" w:lineRule="auto"/>
+              <w:jc w:val="center"/>
             </w:pPr>
           </w:p>
         </w:tc>
@@ -5529,6 +5804,7 @@
                 <w:between w:val="nil"/>
               </w:pBdr>
               <w:spacing w:line="276" w:lineRule="auto"/>
+              <w:jc w:val="center"/>
             </w:pPr>
           </w:p>
         </w:tc>
@@ -5552,6 +5828,7 @@
                 <w:between w:val="nil"/>
               </w:pBdr>
               <w:spacing w:line="276" w:lineRule="auto"/>
+              <w:jc w:val="center"/>
             </w:pPr>
           </w:p>
         </w:tc>
@@ -5602,7 +5879,11 @@
                 <w:between w:val="nil"/>
               </w:pBdr>
               <w:spacing w:line="276" w:lineRule="auto"/>
-            </w:pPr>
+              <w:jc w:val="center"/>
+            </w:pPr>
+            <w:r>
+              <w:t>X</w:t>
+            </w:r>
           </w:p>
         </w:tc>
         <w:tc>
@@ -5625,6 +5906,7 @@
                 <w:between w:val="nil"/>
               </w:pBdr>
               <w:spacing w:line="276" w:lineRule="auto"/>
+              <w:jc w:val="center"/>
             </w:pPr>
           </w:p>
         </w:tc>
@@ -5648,6 +5930,7 @@
                 <w:between w:val="nil"/>
               </w:pBdr>
               <w:spacing w:line="276" w:lineRule="auto"/>
+              <w:jc w:val="center"/>
             </w:pPr>
           </w:p>
         </w:tc>
@@ -5671,6 +5954,7 @@
                 <w:between w:val="nil"/>
               </w:pBdr>
               <w:spacing w:line="276" w:lineRule="auto"/>
+              <w:jc w:val="center"/>
             </w:pPr>
           </w:p>
         </w:tc>
@@ -5722,7 +6006,11 @@
                 <w:between w:val="nil"/>
               </w:pBdr>
               <w:spacing w:line="276" w:lineRule="auto"/>
-            </w:pPr>
+              <w:jc w:val="center"/>
+            </w:pPr>
+            <w:r>
+              <w:t>X</w:t>
+            </w:r>
           </w:p>
         </w:tc>
         <w:tc>
@@ -5745,6 +6033,7 @@
                 <w:between w:val="nil"/>
               </w:pBdr>
               <w:spacing w:line="276" w:lineRule="auto"/>
+              <w:jc w:val="center"/>
             </w:pPr>
           </w:p>
         </w:tc>
@@ -5768,6 +6057,7 @@
                 <w:between w:val="nil"/>
               </w:pBdr>
               <w:spacing w:line="276" w:lineRule="auto"/>
+              <w:jc w:val="center"/>
             </w:pPr>
           </w:p>
         </w:tc>
@@ -5791,6 +6081,7 @@
                 <w:between w:val="nil"/>
               </w:pBdr>
               <w:spacing w:line="276" w:lineRule="auto"/>
+              <w:jc w:val="center"/>
             </w:pPr>
           </w:p>
         </w:tc>
@@ -5841,7 +6132,11 @@
                 <w:between w:val="nil"/>
               </w:pBdr>
               <w:spacing w:line="276" w:lineRule="auto"/>
-            </w:pPr>
+              <w:jc w:val="center"/>
+            </w:pPr>
+            <w:r>
+              <w:t>X</w:t>
+            </w:r>
           </w:p>
         </w:tc>
         <w:tc>
@@ -5864,6 +6159,7 @@
                 <w:between w:val="nil"/>
               </w:pBdr>
               <w:spacing w:line="276" w:lineRule="auto"/>
+              <w:jc w:val="center"/>
             </w:pPr>
           </w:p>
         </w:tc>
@@ -5887,6 +6183,7 @@
                 <w:between w:val="nil"/>
               </w:pBdr>
               <w:spacing w:line="276" w:lineRule="auto"/>
+              <w:jc w:val="center"/>
             </w:pPr>
           </w:p>
         </w:tc>
@@ -5910,6 +6207,7 @@
                 <w:between w:val="nil"/>
               </w:pBdr>
               <w:spacing w:line="276" w:lineRule="auto"/>
+              <w:jc w:val="center"/>
             </w:pPr>
           </w:p>
         </w:tc>
@@ -5960,7 +6258,11 @@
                 <w:between w:val="nil"/>
               </w:pBdr>
               <w:spacing w:line="276" w:lineRule="auto"/>
-            </w:pPr>
+              <w:jc w:val="center"/>
+            </w:pPr>
+            <w:r>
+              <w:t>X</w:t>
+            </w:r>
           </w:p>
         </w:tc>
         <w:tc>
@@ -5983,6 +6285,7 @@
                 <w:between w:val="nil"/>
               </w:pBdr>
               <w:spacing w:line="276" w:lineRule="auto"/>
+              <w:jc w:val="center"/>
             </w:pPr>
           </w:p>
         </w:tc>
@@ -6006,6 +6309,7 @@
                 <w:between w:val="nil"/>
               </w:pBdr>
               <w:spacing w:line="276" w:lineRule="auto"/>
+              <w:jc w:val="center"/>
             </w:pPr>
           </w:p>
         </w:tc>
@@ -6029,6 +6333,7 @@
                 <w:between w:val="nil"/>
               </w:pBdr>
               <w:spacing w:line="276" w:lineRule="auto"/>
+              <w:jc w:val="center"/>
             </w:pPr>
           </w:p>
         </w:tc>
@@ -6079,6 +6384,7 @@
                 <w:between w:val="nil"/>
               </w:pBdr>
               <w:spacing w:line="276" w:lineRule="auto"/>
+              <w:jc w:val="center"/>
             </w:pPr>
           </w:p>
         </w:tc>
@@ -6102,7 +6408,11 @@
                 <w:between w:val="nil"/>
               </w:pBdr>
               <w:spacing w:line="276" w:lineRule="auto"/>
-            </w:pPr>
+              <w:jc w:val="center"/>
+            </w:pPr>
+            <w:r>
+              <w:t>X</w:t>
+            </w:r>
           </w:p>
         </w:tc>
         <w:tc>
@@ -6125,6 +6435,7 @@
                 <w:between w:val="nil"/>
               </w:pBdr>
               <w:spacing w:line="276" w:lineRule="auto"/>
+              <w:jc w:val="center"/>
             </w:pPr>
           </w:p>
         </w:tc>
@@ -6148,6 +6459,7 @@
                 <w:between w:val="nil"/>
               </w:pBdr>
               <w:spacing w:line="276" w:lineRule="auto"/>
+              <w:jc w:val="center"/>
             </w:pPr>
           </w:p>
         </w:tc>
@@ -6243,12 +6555,9 @@
             </w:tcMar>
           </w:tcPr>
           <w:p>
-            <w:pPr>
-              <w:rPr>
-                <w:b/>
-                <w:bCs/>
-              </w:rPr>
-            </w:pPr>
+            <w:r>
+              <w:t xml:space="preserve">He aprendido acerca de la instalación de </w:t>
+            </w:r>
           </w:p>
         </w:tc>
       </w:tr>
@@ -6282,6 +6591,9 @@
                 <w:between w:val="nil"/>
               </w:pBdr>
             </w:pPr>
+            <w:r>
+              <w:t>Cámaras de seguridad, la conexión de cables de red y la limpieza correcta de equipos.</w:t>
+            </w:r>
           </w:p>
         </w:tc>
       </w:tr>
@@ -6354,12 +6666,9 @@
             </w:tcMar>
           </w:tcPr>
           <w:p>
-            <w:pPr>
-              <w:rPr>
-                <w:b/>
-                <w:bCs/>
-              </w:rPr>
-            </w:pPr>
+            <w:r>
+              <w:t xml:space="preserve">Tener interés en aprender cosas nuevas y ayudar en las </w:t>
+            </w:r>
           </w:p>
         </w:tc>
       </w:tr>
@@ -6383,7 +6692,11 @@
               <w:right w:w="100" w:type="dxa"/>
             </w:tcMar>
           </w:tcPr>
-          <w:p/>
+          <w:p>
+            <w:r>
+              <w:t xml:space="preserve">Actividades asignadas. </w:t>
+            </w:r>
+          </w:p>
         </w:tc>
       </w:tr>
     </w:tbl>
@@ -6452,12 +6765,9 @@
             </w:tcMar>
           </w:tcPr>
           <w:p>
-            <w:pPr>
-              <w:rPr>
-                <w:b/>
-                <w:bCs/>
-              </w:rPr>
-            </w:pPr>
+            <w:r>
+              <w:t>Necesito mejorar mi habilidad para resolver</w:t>
+            </w:r>
           </w:p>
         </w:tc>
       </w:tr>
@@ -6481,7 +6791,11 @@
               <w:right w:w="100" w:type="dxa"/>
             </w:tcMar>
           </w:tcPr>
-          <w:p/>
+          <w:p>
+            <w:r>
+              <w:t>Problemas técnicos.</w:t>
+            </w:r>
+          </w:p>
         </w:tc>
       </w:tr>
     </w:tbl>
@@ -6583,7 +6897,11 @@
               <w:right w:w="100" w:type="dxa"/>
             </w:tcMar>
           </w:tcPr>
-          <w:p/>
+          <w:p>
+            <w:r>
+              <w:t xml:space="preserve">Ha sido una buena experiencia, porque he </w:t>
+            </w:r>
+          </w:p>
         </w:tc>
       </w:tr>
       <w:tr>
@@ -6607,7 +6925,11 @@
               <w:right w:w="100" w:type="dxa"/>
             </w:tcMar>
           </w:tcPr>
-          <w:p/>
+          <w:p>
+            <w:r>
+              <w:t xml:space="preserve">Mejorado mis conocimientos, también mis habilidades y realizar diferentes actividades. </w:t>
+            </w:r>
+          </w:p>
         </w:tc>
       </w:tr>
       <w:tr>
@@ -6763,6 +7085,48 @@
                 <w:bCs/>
               </w:rPr>
             </w:pPr>
+            <w:r>
+              <w:rPr>
+                <w:b/>
+                <w:bCs/>
+              </w:rPr>
+              <w:t xml:space="preserve">Ester </w:t>
+            </w:r>
+            <w:r>
+              <w:rPr>
+                <w:b/>
+                <w:bCs/>
+              </w:rPr>
+              <w:t>Noemí</w:t>
+            </w:r>
+            <w:r>
+              <w:rPr>
+                <w:b/>
+                <w:bCs/>
+              </w:rPr>
+              <w:t xml:space="preserve"> </w:t>
+            </w:r>
+            <w:r>
+              <w:rPr>
+                <w:b/>
+                <w:bCs/>
+              </w:rPr>
+              <w:t xml:space="preserve">Matzar </w:t>
+            </w:r>
+            <w:r>
+              <w:rPr>
+                <w:b/>
+                <w:bCs/>
+              </w:rPr>
+              <w:t>Quech</w:t>
+            </w:r>
+            <w:r>
+              <w:rPr>
+                <w:b/>
+                <w:bCs/>
+              </w:rPr>
+              <w:t>é</w:t>
+            </w:r>
           </w:p>
         </w:tc>
       </w:tr>
@@ -6859,6 +7223,13 @@
                 <w:bCs/>
               </w:rPr>
             </w:pPr>
+            <w:r>
+              <w:rPr>
+                <w:b/>
+                <w:bCs/>
+              </w:rPr>
+              <w:t xml:space="preserve"> 27/10/2026</w:t>
+            </w:r>
           </w:p>
         </w:tc>
       </w:tr>
@@ -7019,10 +7390,43 @@
               <w:rPr>
                 <w:b/>
                 <w:bCs/>
-                <w:sz w:val="20"/>
-                <w:szCs w:val="20"/>
-              </w:rPr>
-              <w:t>Ester Nohemy Matzar Queche</w:t>
+              </w:rPr>
+              <w:t xml:space="preserve">Ester </w:t>
+            </w:r>
+            <w:r>
+              <w:rPr>
+                <w:b/>
+                <w:bCs/>
+              </w:rPr>
+              <w:t>Noemí</w:t>
+            </w:r>
+            <w:r>
+              <w:rPr>
+                <w:b/>
+                <w:bCs/>
+              </w:rPr>
+              <w:t xml:space="preserve"> </w:t>
+            </w:r>
+            <w:r>
+              <w:rPr>
+                <w:b/>
+                <w:bCs/>
+              </w:rPr>
+              <w:t xml:space="preserve">Matzar </w:t>
+            </w:r>
+            <w:r>
+              <w:rPr>
+                <w:b/>
+                <w:bCs/>
+              </w:rPr>
+              <w:t>Quech</w:t>
+            </w:r>
+            <w:r>
+              <w:rPr>
+                <w:b/>
+                <w:bCs/>
+              </w:rPr>
+              <w:t>é</w:t>
             </w:r>
           </w:p>
         </w:tc>
@@ -8985,8 +9389,11 @@
             </w:tcMar>
           </w:tcPr>
           <w:p>
-            <w:r>
-              <w:t xml:space="preserve"> 29/09/2026</w:t>
+            <w:pPr>
+              <w:jc w:val="center"/>
+            </w:pPr>
+            <w:r>
+              <w:t>29/09/2026</w:t>
             </w:r>
           </w:p>
         </w:tc>
@@ -9129,10 +9536,43 @@
               <w:rPr>
                 <w:b/>
                 <w:bCs/>
-                <w:sz w:val="20"/>
-                <w:szCs w:val="20"/>
-              </w:rPr>
-              <w:t>Ester Nohemy Matzar Queche</w:t>
+              </w:rPr>
+              <w:t xml:space="preserve">Ester </w:t>
+            </w:r>
+            <w:r>
+              <w:rPr>
+                <w:b/>
+                <w:bCs/>
+              </w:rPr>
+              <w:t>Noemí</w:t>
+            </w:r>
+            <w:r>
+              <w:rPr>
+                <w:b/>
+                <w:bCs/>
+              </w:rPr>
+              <w:t xml:space="preserve"> </w:t>
+            </w:r>
+            <w:r>
+              <w:rPr>
+                <w:b/>
+                <w:bCs/>
+              </w:rPr>
+              <w:t xml:space="preserve">Matzar </w:t>
+            </w:r>
+            <w:r>
+              <w:rPr>
+                <w:b/>
+                <w:bCs/>
+              </w:rPr>
+              <w:t>Quech</w:t>
+            </w:r>
+            <w:r>
+              <w:rPr>
+                <w:b/>
+                <w:bCs/>
+              </w:rPr>
+              <w:t>é</w:t>
             </w:r>
           </w:p>
         </w:tc>
@@ -11140,8 +11580,2215 @@
             </w:tcMar>
           </w:tcPr>
           <w:p>
+            <w:pPr>
+              <w:jc w:val="center"/>
+            </w:pPr>
             <w:r>
               <w:t>6/10/26</w:t>
+            </w:r>
+          </w:p>
+        </w:tc>
+      </w:tr>
+    </w:tbl>
+    <w:p>
+      <w:pPr>
+        <w:pBdr>
+          <w:top w:val="nil"/>
+          <w:left w:val="nil"/>
+          <w:bottom w:val="nil"/>
+          <w:right w:val="nil"/>
+          <w:between w:val="nil"/>
+        </w:pBdr>
+      </w:pPr>
+    </w:p>
+    <w:p>
+      <w:pPr>
+        <w:pBdr>
+          <w:top w:val="nil"/>
+          <w:left w:val="nil"/>
+          <w:bottom w:val="nil"/>
+          <w:right w:val="nil"/>
+          <w:between w:val="nil"/>
+        </w:pBdr>
+      </w:pPr>
+    </w:p>
+    <w:p>
+      <w:pPr>
+        <w:pStyle w:val="Ttulo2"/>
+        <w:spacing w:before="0" w:after="0"/>
+        <w:jc w:val="center"/>
+        <w:rPr>
+          <w:sz w:val="28"/>
+          <w:szCs w:val="28"/>
+        </w:rPr>
+      </w:pPr>
+      <w:r>
+        <w:rPr>
+          <w:sz w:val="28"/>
+          <w:szCs w:val="28"/>
+        </w:rPr>
+        <w:lastRenderedPageBreak/>
+        <w:t>ANEXO 2: BITÁCORA SEMANAL DE REALIZACIÓN DE PRÁCTICA</w:t>
+      </w:r>
+    </w:p>
+    <w:p>
+      <w:pPr>
+        <w:pBdr>
+          <w:top w:val="nil"/>
+          <w:left w:val="nil"/>
+          <w:bottom w:val="nil"/>
+          <w:right w:val="nil"/>
+          <w:between w:val="nil"/>
+        </w:pBdr>
+        <w:rPr>
+          <w:b/>
+          <w:bCs/>
+        </w:rPr>
+      </w:pPr>
+    </w:p>
+    <w:tbl>
+      <w:tblPr>
+        <w:tblStyle w:val="ac"/>
+        <w:tblW w:w="10740" w:type="dxa"/>
+        <w:jc w:val="center"/>
+        <w:tblInd w:w="0" w:type="dxa"/>
+        <w:tblBorders>
+          <w:top w:val="single" w:sz="8" w:space="0" w:color="000000"/>
+          <w:left w:val="single" w:sz="8" w:space="0" w:color="000000"/>
+          <w:bottom w:val="single" w:sz="8" w:space="0" w:color="000000"/>
+          <w:right w:val="single" w:sz="8" w:space="0" w:color="000000"/>
+          <w:insideH w:val="single" w:sz="8" w:space="0" w:color="000000"/>
+          <w:insideV w:val="single" w:sz="8" w:space="0" w:color="000000"/>
+        </w:tblBorders>
+        <w:tblLayout w:type="fixed"/>
+        <w:tblLook w:val="0600" w:firstRow="0" w:lastRow="0" w:firstColumn="0" w:lastColumn="0" w:noHBand="1" w:noVBand="1"/>
+      </w:tblPr>
+      <w:tblGrid>
+        <w:gridCol w:w="2190"/>
+        <w:gridCol w:w="1875"/>
+        <w:gridCol w:w="105"/>
+        <w:gridCol w:w="1980"/>
+        <w:gridCol w:w="1980"/>
+        <w:gridCol w:w="2610"/>
+      </w:tblGrid>
+      <w:tr>
+        <w:trPr>
+          <w:trHeight w:val="113"/>
+          <w:jc w:val="center"/>
+        </w:trPr>
+        <w:tc>
+          <w:tcPr>
+            <w:tcW w:w="2190" w:type="dxa"/>
+            <w:tcBorders>
+              <w:top w:val="single" w:sz="8" w:space="0" w:color="FFFFFF"/>
+              <w:left w:val="single" w:sz="8" w:space="0" w:color="FFFFFF"/>
+              <w:bottom w:val="single" w:sz="8" w:space="0" w:color="FFFFFF"/>
+              <w:right w:val="single" w:sz="8" w:space="0" w:color="FFFFFF"/>
+            </w:tcBorders>
+            <w:tcMar>
+              <w:top w:w="100" w:type="dxa"/>
+              <w:left w:w="100" w:type="dxa"/>
+              <w:bottom w:w="100" w:type="dxa"/>
+              <w:right w:w="100" w:type="dxa"/>
+            </w:tcMar>
+          </w:tcPr>
+          <w:p>
+            <w:pPr>
+              <w:spacing w:line="204" w:lineRule="auto"/>
+              <w:rPr>
+                <w:b/>
+                <w:bCs/>
+                <w:sz w:val="20"/>
+                <w:szCs w:val="20"/>
+              </w:rPr>
+            </w:pPr>
+            <w:r>
+              <w:rPr>
+                <w:b/>
+                <w:bCs/>
+              </w:rPr>
+              <w:t>Nombre completo:</w:t>
+            </w:r>
+          </w:p>
+        </w:tc>
+        <w:tc>
+          <w:tcPr>
+            <w:tcW w:w="8550" w:type="dxa"/>
+            <w:gridSpan w:val="5"/>
+            <w:tcBorders>
+              <w:top w:val="single" w:sz="8" w:space="0" w:color="FFFFFF"/>
+              <w:left w:val="single" w:sz="8" w:space="0" w:color="FFFFFF"/>
+              <w:bottom w:val="single" w:sz="8" w:space="0" w:color="073763"/>
+              <w:right w:val="single" w:sz="8" w:space="0" w:color="FFFFFF"/>
+            </w:tcBorders>
+            <w:tcMar>
+              <w:top w:w="100" w:type="dxa"/>
+              <w:left w:w="100" w:type="dxa"/>
+              <w:bottom w:w="100" w:type="dxa"/>
+              <w:right w:w="100" w:type="dxa"/>
+            </w:tcMar>
+          </w:tcPr>
+          <w:p>
+            <w:pPr>
+              <w:pBdr>
+                <w:top w:val="nil"/>
+                <w:left w:val="nil"/>
+                <w:bottom w:val="nil"/>
+                <w:right w:val="nil"/>
+                <w:between w:val="nil"/>
+              </w:pBdr>
+              <w:spacing w:line="204" w:lineRule="auto"/>
+              <w:rPr>
+                <w:b/>
+                <w:bCs/>
+                <w:sz w:val="20"/>
+                <w:szCs w:val="20"/>
+              </w:rPr>
+            </w:pPr>
+            <w:r>
+              <w:rPr>
+                <w:b/>
+                <w:bCs/>
+              </w:rPr>
+              <w:t xml:space="preserve">Ester </w:t>
+            </w:r>
+            <w:r>
+              <w:rPr>
+                <w:b/>
+                <w:bCs/>
+              </w:rPr>
+              <w:t>Noemí</w:t>
+            </w:r>
+            <w:r>
+              <w:rPr>
+                <w:b/>
+                <w:bCs/>
+              </w:rPr>
+              <w:t xml:space="preserve"> </w:t>
+            </w:r>
+            <w:r>
+              <w:rPr>
+                <w:b/>
+                <w:bCs/>
+              </w:rPr>
+              <w:t xml:space="preserve">Matzar </w:t>
+            </w:r>
+            <w:r>
+              <w:rPr>
+                <w:b/>
+                <w:bCs/>
+              </w:rPr>
+              <w:t>Quech</w:t>
+            </w:r>
+            <w:r>
+              <w:rPr>
+                <w:b/>
+                <w:bCs/>
+              </w:rPr>
+              <w:t>é</w:t>
+            </w:r>
+          </w:p>
+        </w:tc>
+      </w:tr>
+      <w:tr>
+        <w:trPr>
+          <w:trHeight w:val="113"/>
+          <w:jc w:val="center"/>
+        </w:trPr>
+        <w:tc>
+          <w:tcPr>
+            <w:tcW w:w="2190" w:type="dxa"/>
+            <w:tcBorders>
+              <w:top w:val="single" w:sz="8" w:space="0" w:color="FFFFFF"/>
+              <w:left w:val="single" w:sz="8" w:space="0" w:color="FFFFFF"/>
+              <w:bottom w:val="single" w:sz="8" w:space="0" w:color="FFFFFF"/>
+              <w:right w:val="single" w:sz="8" w:space="0" w:color="FFFFFF"/>
+            </w:tcBorders>
+            <w:tcMar>
+              <w:top w:w="100" w:type="dxa"/>
+              <w:left w:w="100" w:type="dxa"/>
+              <w:bottom w:w="100" w:type="dxa"/>
+              <w:right w:w="100" w:type="dxa"/>
+            </w:tcMar>
+          </w:tcPr>
+          <w:p>
+            <w:pPr>
+              <w:spacing w:line="204" w:lineRule="auto"/>
+              <w:rPr>
+                <w:b/>
+                <w:bCs/>
+                <w:sz w:val="20"/>
+                <w:szCs w:val="20"/>
+              </w:rPr>
+            </w:pPr>
+            <w:r>
+              <w:rPr>
+                <w:b/>
+                <w:bCs/>
+              </w:rPr>
+              <w:t>Centro educativo:</w:t>
+            </w:r>
+          </w:p>
+        </w:tc>
+        <w:tc>
+          <w:tcPr>
+            <w:tcW w:w="8550" w:type="dxa"/>
+            <w:gridSpan w:val="5"/>
+            <w:tcBorders>
+              <w:top w:val="single" w:sz="8" w:space="0" w:color="073763"/>
+              <w:left w:val="single" w:sz="8" w:space="0" w:color="FFFFFF"/>
+              <w:bottom w:val="single" w:sz="8" w:space="0" w:color="073763"/>
+              <w:right w:val="single" w:sz="8" w:space="0" w:color="FFFFFF"/>
+            </w:tcBorders>
+            <w:tcMar>
+              <w:top w:w="100" w:type="dxa"/>
+              <w:left w:w="100" w:type="dxa"/>
+              <w:bottom w:w="100" w:type="dxa"/>
+              <w:right w:w="100" w:type="dxa"/>
+            </w:tcMar>
+          </w:tcPr>
+          <w:p>
+            <w:pPr>
+              <w:pBdr>
+                <w:top w:val="nil"/>
+                <w:left w:val="nil"/>
+                <w:bottom w:val="nil"/>
+                <w:right w:val="nil"/>
+                <w:between w:val="nil"/>
+              </w:pBdr>
+              <w:spacing w:line="204" w:lineRule="auto"/>
+              <w:rPr>
+                <w:b/>
+                <w:bCs/>
+                <w:sz w:val="20"/>
+                <w:szCs w:val="20"/>
+              </w:rPr>
+            </w:pPr>
+            <w:r>
+              <w:rPr>
+                <w:b/>
+                <w:bCs/>
+                <w:sz w:val="20"/>
+                <w:szCs w:val="20"/>
+              </w:rPr>
+              <w:t xml:space="preserve">INED de Panajachel </w:t>
+            </w:r>
+          </w:p>
+        </w:tc>
+      </w:tr>
+      <w:tr>
+        <w:trPr>
+          <w:trHeight w:val="113"/>
+          <w:jc w:val="center"/>
+        </w:trPr>
+        <w:tc>
+          <w:tcPr>
+            <w:tcW w:w="2190" w:type="dxa"/>
+            <w:tcBorders>
+              <w:top w:val="single" w:sz="8" w:space="0" w:color="FFFFFF"/>
+              <w:left w:val="single" w:sz="8" w:space="0" w:color="FFFFFF"/>
+              <w:bottom w:val="single" w:sz="8" w:space="0" w:color="FFFFFF"/>
+              <w:right w:val="single" w:sz="8" w:space="0" w:color="FFFFFF"/>
+            </w:tcBorders>
+            <w:tcMar>
+              <w:top w:w="100" w:type="dxa"/>
+              <w:left w:w="100" w:type="dxa"/>
+              <w:bottom w:w="100" w:type="dxa"/>
+              <w:right w:w="100" w:type="dxa"/>
+            </w:tcMar>
+          </w:tcPr>
+          <w:p>
+            <w:pPr>
+              <w:spacing w:line="204" w:lineRule="auto"/>
+              <w:rPr>
+                <w:b/>
+                <w:bCs/>
+                <w:sz w:val="20"/>
+                <w:szCs w:val="20"/>
+              </w:rPr>
+            </w:pPr>
+            <w:r>
+              <w:rPr>
+                <w:b/>
+                <w:bCs/>
+              </w:rPr>
+              <w:t>Carrera:</w:t>
+            </w:r>
+          </w:p>
+        </w:tc>
+        <w:tc>
+          <w:tcPr>
+            <w:tcW w:w="8550" w:type="dxa"/>
+            <w:gridSpan w:val="5"/>
+            <w:tcBorders>
+              <w:top w:val="single" w:sz="8" w:space="0" w:color="073763"/>
+              <w:left w:val="single" w:sz="8" w:space="0" w:color="FFFFFF"/>
+              <w:bottom w:val="single" w:sz="8" w:space="0" w:color="073763"/>
+              <w:right w:val="single" w:sz="8" w:space="0" w:color="FFFFFF"/>
+            </w:tcBorders>
+            <w:tcMar>
+              <w:top w:w="100" w:type="dxa"/>
+              <w:left w:w="100" w:type="dxa"/>
+              <w:bottom w:w="100" w:type="dxa"/>
+              <w:right w:w="100" w:type="dxa"/>
+            </w:tcMar>
+          </w:tcPr>
+          <w:p>
+            <w:pPr>
+              <w:pBdr>
+                <w:top w:val="nil"/>
+                <w:left w:val="nil"/>
+                <w:bottom w:val="nil"/>
+                <w:right w:val="nil"/>
+                <w:between w:val="nil"/>
+              </w:pBdr>
+              <w:spacing w:line="204" w:lineRule="auto"/>
+              <w:rPr>
+                <w:b/>
+                <w:bCs/>
+                <w:sz w:val="20"/>
+                <w:szCs w:val="20"/>
+              </w:rPr>
+            </w:pPr>
+            <w:r>
+              <w:rPr>
+                <w:b/>
+                <w:bCs/>
+              </w:rPr>
+              <w:t>Bachillerato en Ciencias y Letras con Orientación en Computación.</w:t>
+            </w:r>
+          </w:p>
+        </w:tc>
+      </w:tr>
+      <w:tr>
+        <w:trPr>
+          <w:trHeight w:val="113"/>
+          <w:jc w:val="center"/>
+        </w:trPr>
+        <w:tc>
+          <w:tcPr>
+            <w:tcW w:w="2190" w:type="dxa"/>
+            <w:tcBorders>
+              <w:top w:val="single" w:sz="8" w:space="0" w:color="FFFFFF"/>
+              <w:left w:val="single" w:sz="8" w:space="0" w:color="FFFFFF"/>
+              <w:bottom w:val="single" w:sz="8" w:space="0" w:color="FFFFFF"/>
+              <w:right w:val="single" w:sz="8" w:space="0" w:color="FFFFFF"/>
+            </w:tcBorders>
+            <w:tcMar>
+              <w:top w:w="100" w:type="dxa"/>
+              <w:left w:w="100" w:type="dxa"/>
+              <w:bottom w:w="100" w:type="dxa"/>
+              <w:right w:w="100" w:type="dxa"/>
+            </w:tcMar>
+          </w:tcPr>
+          <w:p>
+            <w:pPr>
+              <w:spacing w:line="204" w:lineRule="auto"/>
+              <w:rPr>
+                <w:b/>
+                <w:bCs/>
+                <w:sz w:val="20"/>
+                <w:szCs w:val="20"/>
+              </w:rPr>
+            </w:pPr>
+            <w:r>
+              <w:rPr>
+                <w:b/>
+                <w:bCs/>
+              </w:rPr>
+              <w:t>Jornada:</w:t>
+            </w:r>
+            <w:r>
+              <w:t xml:space="preserve"> </w:t>
+            </w:r>
+          </w:p>
+        </w:tc>
+        <w:tc>
+          <w:tcPr>
+            <w:tcW w:w="1980" w:type="dxa"/>
+            <w:gridSpan w:val="2"/>
+            <w:tcBorders>
+              <w:top w:val="single" w:sz="8" w:space="0" w:color="073763"/>
+              <w:left w:val="single" w:sz="8" w:space="0" w:color="FFFFFF"/>
+              <w:bottom w:val="single" w:sz="8" w:space="0" w:color="073763"/>
+              <w:right w:val="single" w:sz="8" w:space="0" w:color="FFFFFF"/>
+            </w:tcBorders>
+            <w:tcMar>
+              <w:top w:w="100" w:type="dxa"/>
+              <w:left w:w="100" w:type="dxa"/>
+              <w:bottom w:w="100" w:type="dxa"/>
+              <w:right w:w="100" w:type="dxa"/>
+            </w:tcMar>
+          </w:tcPr>
+          <w:p>
+            <w:pPr>
+              <w:widowControl/>
+              <w:numPr>
+                <w:ilvl w:val="0"/>
+                <w:numId w:val="2"/>
+              </w:numPr>
+              <w:spacing w:after="200" w:line="204" w:lineRule="auto"/>
+            </w:pPr>
+            <w:r>
+              <w:t>Matutina</w:t>
+            </w:r>
+          </w:p>
+        </w:tc>
+        <w:tc>
+          <w:tcPr>
+            <w:tcW w:w="1980" w:type="dxa"/>
+            <w:tcBorders>
+              <w:top w:val="single" w:sz="8" w:space="0" w:color="073763"/>
+              <w:left w:val="single" w:sz="8" w:space="0" w:color="FFFFFF"/>
+              <w:bottom w:val="single" w:sz="8" w:space="0" w:color="073763"/>
+              <w:right w:val="single" w:sz="8" w:space="0" w:color="FFFFFF"/>
+            </w:tcBorders>
+            <w:tcMar>
+              <w:top w:w="100" w:type="dxa"/>
+              <w:left w:w="100" w:type="dxa"/>
+              <w:bottom w:w="100" w:type="dxa"/>
+              <w:right w:w="100" w:type="dxa"/>
+            </w:tcMar>
+          </w:tcPr>
+          <w:p>
+            <w:pPr>
+              <w:widowControl/>
+              <w:numPr>
+                <w:ilvl w:val="0"/>
+                <w:numId w:val="1"/>
+              </w:numPr>
+              <w:spacing w:after="200" w:line="204" w:lineRule="auto"/>
+              <w:rPr>
+                <w:strike/>
+              </w:rPr>
+            </w:pPr>
+            <w:r>
+              <w:rPr>
+                <w:strike/>
+              </w:rPr>
+              <w:t>Vespertina</w:t>
+            </w:r>
+          </w:p>
+        </w:tc>
+        <w:tc>
+          <w:tcPr>
+            <w:tcW w:w="1980" w:type="dxa"/>
+            <w:tcBorders>
+              <w:top w:val="single" w:sz="8" w:space="0" w:color="073763"/>
+              <w:bottom w:val="single" w:sz="8" w:space="0" w:color="073763"/>
+              <w:right w:val="single" w:sz="8" w:space="0" w:color="FFFFFF"/>
+            </w:tcBorders>
+            <w:tcMar>
+              <w:top w:w="100" w:type="dxa"/>
+              <w:left w:w="100" w:type="dxa"/>
+              <w:bottom w:w="100" w:type="dxa"/>
+              <w:right w:w="100" w:type="dxa"/>
+            </w:tcMar>
+          </w:tcPr>
+          <w:p>
+            <w:pPr>
+              <w:widowControl/>
+              <w:numPr>
+                <w:ilvl w:val="0"/>
+                <w:numId w:val="4"/>
+              </w:numPr>
+              <w:spacing w:after="200" w:line="204" w:lineRule="auto"/>
+            </w:pPr>
+            <w:r>
+              <w:t>Nocturna</w:t>
+            </w:r>
+          </w:p>
+        </w:tc>
+        <w:tc>
+          <w:tcPr>
+            <w:tcW w:w="2610" w:type="dxa"/>
+            <w:tcBorders>
+              <w:top w:val="single" w:sz="8" w:space="0" w:color="073763"/>
+              <w:bottom w:val="single" w:sz="8" w:space="0" w:color="073763"/>
+              <w:right w:val="single" w:sz="8" w:space="0" w:color="FFFFFF"/>
+            </w:tcBorders>
+            <w:tcMar>
+              <w:top w:w="100" w:type="dxa"/>
+              <w:left w:w="100" w:type="dxa"/>
+              <w:bottom w:w="100" w:type="dxa"/>
+              <w:right w:w="100" w:type="dxa"/>
+            </w:tcMar>
+          </w:tcPr>
+          <w:p>
+            <w:pPr>
+              <w:widowControl/>
+              <w:numPr>
+                <w:ilvl w:val="0"/>
+                <w:numId w:val="3"/>
+              </w:numPr>
+              <w:spacing w:after="200" w:line="204" w:lineRule="auto"/>
+            </w:pPr>
+            <w:r>
+              <w:t>Fin de semana</w:t>
+            </w:r>
+          </w:p>
+        </w:tc>
+      </w:tr>
+      <w:tr>
+        <w:trPr>
+          <w:trHeight w:val="113"/>
+          <w:jc w:val="center"/>
+        </w:trPr>
+        <w:tc>
+          <w:tcPr>
+            <w:tcW w:w="4065" w:type="dxa"/>
+            <w:gridSpan w:val="2"/>
+            <w:tcBorders>
+              <w:top w:val="single" w:sz="8" w:space="0" w:color="FFFFFF"/>
+              <w:left w:val="single" w:sz="8" w:space="0" w:color="FFFFFF"/>
+              <w:bottom w:val="single" w:sz="8" w:space="0" w:color="FFFFFF"/>
+              <w:right w:val="single" w:sz="8" w:space="0" w:color="FFFFFF"/>
+            </w:tcBorders>
+            <w:tcMar>
+              <w:top w:w="100" w:type="dxa"/>
+              <w:left w:w="100" w:type="dxa"/>
+              <w:bottom w:w="100" w:type="dxa"/>
+              <w:right w:w="100" w:type="dxa"/>
+            </w:tcMar>
+          </w:tcPr>
+          <w:p>
+            <w:pPr>
+              <w:spacing w:line="204" w:lineRule="auto"/>
+              <w:rPr>
+                <w:b/>
+                <w:bCs/>
+              </w:rPr>
+            </w:pPr>
+            <w:r>
+              <w:rPr>
+                <w:b/>
+                <w:bCs/>
+              </w:rPr>
+              <w:t>Lugar en donde realiza la práctica:</w:t>
+            </w:r>
+          </w:p>
+        </w:tc>
+        <w:tc>
+          <w:tcPr>
+            <w:tcW w:w="6675" w:type="dxa"/>
+            <w:gridSpan w:val="4"/>
+            <w:tcBorders>
+              <w:top w:val="single" w:sz="8" w:space="0" w:color="073763"/>
+              <w:bottom w:val="single" w:sz="8" w:space="0" w:color="073763"/>
+              <w:right w:val="single" w:sz="8" w:space="0" w:color="FFFFFF"/>
+            </w:tcBorders>
+            <w:tcMar>
+              <w:top w:w="100" w:type="dxa"/>
+              <w:left w:w="100" w:type="dxa"/>
+              <w:bottom w:w="100" w:type="dxa"/>
+              <w:right w:w="100" w:type="dxa"/>
+            </w:tcMar>
+          </w:tcPr>
+          <w:p>
+            <w:pPr>
+              <w:pBdr>
+                <w:top w:val="nil"/>
+                <w:left w:val="nil"/>
+                <w:bottom w:val="nil"/>
+                <w:right w:val="nil"/>
+                <w:between w:val="nil"/>
+              </w:pBdr>
+              <w:spacing w:line="204" w:lineRule="auto"/>
+              <w:rPr>
+                <w:b/>
+                <w:bCs/>
+                <w:sz w:val="20"/>
+                <w:szCs w:val="20"/>
+              </w:rPr>
+            </w:pPr>
+            <w:r>
+              <w:rPr>
+                <w:b/>
+                <w:bCs/>
+                <w:sz w:val="20"/>
+                <w:szCs w:val="20"/>
+              </w:rPr>
+              <w:t xml:space="preserve">Registro Nacional de las Personas </w:t>
+            </w:r>
+          </w:p>
+        </w:tc>
+      </w:tr>
+      <w:tr>
+        <w:trPr>
+          <w:trHeight w:val="113"/>
+          <w:jc w:val="center"/>
+        </w:trPr>
+        <w:tc>
+          <w:tcPr>
+            <w:tcW w:w="2190" w:type="dxa"/>
+            <w:tcBorders>
+              <w:top w:val="single" w:sz="8" w:space="0" w:color="FFFFFF"/>
+              <w:left w:val="single" w:sz="8" w:space="0" w:color="FFFFFF"/>
+              <w:bottom w:val="single" w:sz="8" w:space="0" w:color="FFFFFF"/>
+              <w:right w:val="single" w:sz="8" w:space="0" w:color="FFFFFF"/>
+            </w:tcBorders>
+            <w:tcMar>
+              <w:top w:w="100" w:type="dxa"/>
+              <w:left w:w="100" w:type="dxa"/>
+              <w:bottom w:w="100" w:type="dxa"/>
+              <w:right w:w="100" w:type="dxa"/>
+            </w:tcMar>
+          </w:tcPr>
+          <w:p>
+            <w:pPr>
+              <w:spacing w:line="204" w:lineRule="auto"/>
+              <w:rPr>
+                <w:b/>
+                <w:bCs/>
+              </w:rPr>
+            </w:pPr>
+            <w:r>
+              <w:rPr>
+                <w:b/>
+                <w:bCs/>
+              </w:rPr>
+              <w:t>Nombre de su jefe:</w:t>
+            </w:r>
+          </w:p>
+        </w:tc>
+        <w:tc>
+          <w:tcPr>
+            <w:tcW w:w="8550" w:type="dxa"/>
+            <w:gridSpan w:val="5"/>
+            <w:tcBorders>
+              <w:top w:val="single" w:sz="8" w:space="0" w:color="FFFFFF"/>
+              <w:left w:val="single" w:sz="8" w:space="0" w:color="FFFFFF"/>
+              <w:bottom w:val="single" w:sz="8" w:space="0" w:color="073763"/>
+              <w:right w:val="single" w:sz="8" w:space="0" w:color="FFFFFF"/>
+            </w:tcBorders>
+            <w:tcMar>
+              <w:top w:w="100" w:type="dxa"/>
+              <w:left w:w="100" w:type="dxa"/>
+              <w:bottom w:w="100" w:type="dxa"/>
+              <w:right w:w="100" w:type="dxa"/>
+            </w:tcMar>
+          </w:tcPr>
+          <w:p>
+            <w:pPr>
+              <w:pBdr>
+                <w:top w:val="nil"/>
+                <w:left w:val="nil"/>
+                <w:bottom w:val="nil"/>
+                <w:right w:val="nil"/>
+                <w:between w:val="nil"/>
+              </w:pBdr>
+              <w:spacing w:line="204" w:lineRule="auto"/>
+              <w:rPr>
+                <w:b/>
+                <w:bCs/>
+                <w:sz w:val="20"/>
+                <w:szCs w:val="20"/>
+              </w:rPr>
+            </w:pPr>
+            <w:r>
+              <w:rPr>
+                <w:b/>
+                <w:bCs/>
+                <w:sz w:val="20"/>
+                <w:szCs w:val="20"/>
+              </w:rPr>
+              <w:t>Cindy Lorena Estacuy Hernández</w:t>
+            </w:r>
+          </w:p>
+        </w:tc>
+      </w:tr>
+    </w:tbl>
+    <w:p>
+      <w:pPr>
+        <w:pBdr>
+          <w:top w:val="nil"/>
+          <w:left w:val="nil"/>
+          <w:bottom w:val="nil"/>
+          <w:right w:val="nil"/>
+          <w:between w:val="nil"/>
+        </w:pBdr>
+        <w:rPr>
+          <w:b/>
+          <w:bCs/>
+        </w:rPr>
+      </w:pPr>
+    </w:p>
+    <w:p>
+      <w:pPr>
+        <w:pBdr>
+          <w:top w:val="nil"/>
+          <w:left w:val="nil"/>
+          <w:bottom w:val="nil"/>
+          <w:right w:val="nil"/>
+          <w:between w:val="nil"/>
+        </w:pBdr>
+        <w:rPr>
+          <w:i/>
+          <w:iCs/>
+        </w:rPr>
+      </w:pPr>
+      <w:r>
+        <w:rPr>
+          <w:i/>
+          <w:iCs/>
+        </w:rPr>
+        <w:t>INSTRUCCIONES: Al finalizar cada jornada laboral, escriba con letra legible, con bolígrafo, para completar todo lo que se le solicita. Reflexione sobre todo lo que hizo cada día. Solicite la firma de su jefe. Referencias: E-Excelente B-Bueno R-Regular NM-Necesita mejorar</w:t>
+      </w:r>
+    </w:p>
+    <w:tbl>
+      <w:tblPr>
+        <w:tblStyle w:val="ad"/>
+        <w:tblW w:w="12910" w:type="dxa"/>
+        <w:tblInd w:w="0" w:type="dxa"/>
+        <w:tblBorders>
+          <w:top w:val="single" w:sz="8" w:space="0" w:color="000000"/>
+          <w:left w:val="single" w:sz="8" w:space="0" w:color="000000"/>
+          <w:bottom w:val="single" w:sz="8" w:space="0" w:color="000000"/>
+          <w:right w:val="single" w:sz="8" w:space="0" w:color="000000"/>
+          <w:insideH w:val="single" w:sz="8" w:space="0" w:color="000000"/>
+          <w:insideV w:val="single" w:sz="8" w:space="0" w:color="000000"/>
+        </w:tblBorders>
+        <w:tblLayout w:type="fixed"/>
+        <w:tblLook w:val="0600" w:firstRow="0" w:lastRow="0" w:firstColumn="0" w:lastColumn="0" w:noHBand="1" w:noVBand="1"/>
+      </w:tblPr>
+      <w:tblGrid>
+        <w:gridCol w:w="1141"/>
+        <w:gridCol w:w="885"/>
+        <w:gridCol w:w="4988"/>
+        <w:gridCol w:w="1474"/>
+        <w:gridCol w:w="1474"/>
+        <w:gridCol w:w="1474"/>
+        <w:gridCol w:w="1474"/>
+      </w:tblGrid>
+      <w:tr>
+        <w:trPr>
+          <w:tblHeader/>
+        </w:trPr>
+        <w:tc>
+          <w:tcPr>
+            <w:tcW w:w="1140" w:type="dxa"/>
+            <w:shd w:val="clear" w:color="auto" w:fill="F2F2F2"/>
+            <w:tcMar>
+              <w:top w:w="0" w:type="dxa"/>
+              <w:left w:w="0" w:type="dxa"/>
+              <w:bottom w:w="0" w:type="dxa"/>
+              <w:right w:w="0" w:type="dxa"/>
+            </w:tcMar>
+            <w:vAlign w:val="center"/>
+          </w:tcPr>
+          <w:p>
+            <w:pPr>
+              <w:pBdr>
+                <w:top w:val="nil"/>
+                <w:left w:val="nil"/>
+                <w:bottom w:val="nil"/>
+                <w:right w:val="nil"/>
+                <w:between w:val="nil"/>
+              </w:pBdr>
+              <w:jc w:val="center"/>
+            </w:pPr>
+            <w:r>
+              <w:t>Fecha</w:t>
+            </w:r>
+          </w:p>
+        </w:tc>
+        <w:tc>
+          <w:tcPr>
+            <w:tcW w:w="885" w:type="dxa"/>
+            <w:shd w:val="clear" w:color="auto" w:fill="F2F2F2"/>
+            <w:tcMar>
+              <w:top w:w="0" w:type="dxa"/>
+              <w:left w:w="0" w:type="dxa"/>
+              <w:bottom w:w="0" w:type="dxa"/>
+              <w:right w:w="0" w:type="dxa"/>
+            </w:tcMar>
+            <w:vAlign w:val="center"/>
+          </w:tcPr>
+          <w:p>
+            <w:pPr>
+              <w:pBdr>
+                <w:top w:val="nil"/>
+                <w:left w:val="nil"/>
+                <w:bottom w:val="nil"/>
+                <w:right w:val="nil"/>
+                <w:between w:val="nil"/>
+              </w:pBdr>
+              <w:jc w:val="center"/>
+            </w:pPr>
+            <w:r>
+              <w:t># Horas Trab</w:t>
+            </w:r>
+          </w:p>
+        </w:tc>
+        <w:tc>
+          <w:tcPr>
+            <w:tcW w:w="4988" w:type="dxa"/>
+            <w:shd w:val="clear" w:color="auto" w:fill="F2F2F2"/>
+            <w:tcMar>
+              <w:top w:w="0" w:type="dxa"/>
+              <w:left w:w="0" w:type="dxa"/>
+              <w:bottom w:w="0" w:type="dxa"/>
+              <w:right w:w="0" w:type="dxa"/>
+            </w:tcMar>
+            <w:vAlign w:val="center"/>
+          </w:tcPr>
+          <w:p>
+            <w:pPr>
+              <w:pBdr>
+                <w:top w:val="nil"/>
+                <w:left w:val="nil"/>
+                <w:bottom w:val="nil"/>
+                <w:right w:val="nil"/>
+                <w:between w:val="nil"/>
+              </w:pBdr>
+            </w:pPr>
+            <w:r>
+              <w:t>Resumen de actividades realizadas en el día</w:t>
+            </w:r>
+          </w:p>
+        </w:tc>
+        <w:tc>
+          <w:tcPr>
+            <w:tcW w:w="1474" w:type="dxa"/>
+            <w:shd w:val="clear" w:color="auto" w:fill="F2F2F2"/>
+            <w:tcMar>
+              <w:top w:w="0" w:type="dxa"/>
+              <w:left w:w="0" w:type="dxa"/>
+              <w:bottom w:w="0" w:type="dxa"/>
+              <w:right w:w="0" w:type="dxa"/>
+            </w:tcMar>
+            <w:vAlign w:val="center"/>
+          </w:tcPr>
+          <w:p>
+            <w:pPr>
+              <w:pBdr>
+                <w:top w:val="nil"/>
+                <w:left w:val="nil"/>
+                <w:bottom w:val="nil"/>
+                <w:right w:val="nil"/>
+                <w:between w:val="nil"/>
+              </w:pBdr>
+              <w:jc w:val="center"/>
+            </w:pPr>
+            <w:r>
+              <w:t>Responsabilidad (E/B/R/NM)</w:t>
+            </w:r>
+          </w:p>
+        </w:tc>
+        <w:tc>
+          <w:tcPr>
+            <w:tcW w:w="1474" w:type="dxa"/>
+            <w:shd w:val="clear" w:color="auto" w:fill="F2F2F2"/>
+            <w:tcMar>
+              <w:top w:w="0" w:type="dxa"/>
+              <w:left w:w="0" w:type="dxa"/>
+              <w:bottom w:w="0" w:type="dxa"/>
+              <w:right w:w="0" w:type="dxa"/>
+            </w:tcMar>
+            <w:vAlign w:val="center"/>
+          </w:tcPr>
+          <w:p>
+            <w:pPr>
+              <w:pBdr>
+                <w:top w:val="nil"/>
+                <w:left w:val="nil"/>
+                <w:bottom w:val="nil"/>
+                <w:right w:val="nil"/>
+                <w:between w:val="nil"/>
+              </w:pBdr>
+              <w:jc w:val="center"/>
+            </w:pPr>
+            <w:r>
+              <w:t>Puntualidad (E/B/R/NM)</w:t>
+            </w:r>
+          </w:p>
+        </w:tc>
+        <w:tc>
+          <w:tcPr>
+            <w:tcW w:w="1474" w:type="dxa"/>
+            <w:shd w:val="clear" w:color="auto" w:fill="F2F2F2"/>
+            <w:tcMar>
+              <w:top w:w="0" w:type="dxa"/>
+              <w:left w:w="0" w:type="dxa"/>
+              <w:bottom w:w="0" w:type="dxa"/>
+              <w:right w:w="0" w:type="dxa"/>
+            </w:tcMar>
+            <w:vAlign w:val="center"/>
+          </w:tcPr>
+          <w:p>
+            <w:pPr>
+              <w:pBdr>
+                <w:top w:val="nil"/>
+                <w:left w:val="nil"/>
+                <w:bottom w:val="nil"/>
+                <w:right w:val="nil"/>
+                <w:between w:val="nil"/>
+              </w:pBdr>
+              <w:jc w:val="center"/>
+            </w:pPr>
+            <w:r>
+              <w:t>Trabajo en equipo (E/B/R/NM)</w:t>
+            </w:r>
+          </w:p>
+        </w:tc>
+        <w:tc>
+          <w:tcPr>
+            <w:tcW w:w="1474" w:type="dxa"/>
+            <w:shd w:val="clear" w:color="auto" w:fill="F2F2F2"/>
+            <w:tcMar>
+              <w:top w:w="0" w:type="dxa"/>
+              <w:left w:w="0" w:type="dxa"/>
+              <w:bottom w:w="0" w:type="dxa"/>
+              <w:right w:w="0" w:type="dxa"/>
+            </w:tcMar>
+            <w:vAlign w:val="center"/>
+          </w:tcPr>
+          <w:p>
+            <w:pPr>
+              <w:pBdr>
+                <w:top w:val="nil"/>
+                <w:left w:val="nil"/>
+                <w:bottom w:val="nil"/>
+                <w:right w:val="nil"/>
+                <w:between w:val="nil"/>
+              </w:pBdr>
+              <w:jc w:val="center"/>
+            </w:pPr>
+            <w:r>
+              <w:t>Comunicación (E/B/R/NM)</w:t>
+            </w:r>
+          </w:p>
+          <w:p>
+            <w:pPr>
+              <w:pBdr>
+                <w:top w:val="nil"/>
+                <w:left w:val="nil"/>
+                <w:bottom w:val="nil"/>
+                <w:right w:val="nil"/>
+                <w:between w:val="nil"/>
+              </w:pBdr>
+            </w:pPr>
+            <w:r>
+              <w:t xml:space="preserve"> </w:t>
+            </w:r>
+          </w:p>
+        </w:tc>
+      </w:tr>
+      <w:tr>
+        <w:trPr>
+          <w:trHeight w:val="510"/>
+        </w:trPr>
+        <w:tc>
+          <w:tcPr>
+            <w:tcW w:w="1140" w:type="dxa"/>
+            <w:tcMar>
+              <w:top w:w="0" w:type="dxa"/>
+              <w:left w:w="0" w:type="dxa"/>
+              <w:bottom w:w="0" w:type="dxa"/>
+              <w:right w:w="0" w:type="dxa"/>
+            </w:tcMar>
+          </w:tcPr>
+          <w:p>
+            <w:pPr>
+              <w:pBdr>
+                <w:top w:val="nil"/>
+                <w:left w:val="nil"/>
+                <w:bottom w:val="nil"/>
+                <w:right w:val="nil"/>
+                <w:between w:val="nil"/>
+              </w:pBdr>
+              <w:jc w:val="center"/>
+            </w:pPr>
+            <w:r>
+              <w:t>7/</w:t>
+            </w:r>
+            <w:r>
+              <w:t>10</w:t>
+            </w:r>
+            <w:r>
+              <w:t>/26</w:t>
+            </w:r>
+          </w:p>
+        </w:tc>
+        <w:tc>
+          <w:tcPr>
+            <w:tcW w:w="885" w:type="dxa"/>
+            <w:tcMar>
+              <w:top w:w="0" w:type="dxa"/>
+              <w:left w:w="0" w:type="dxa"/>
+              <w:bottom w:w="0" w:type="dxa"/>
+              <w:right w:w="0" w:type="dxa"/>
+            </w:tcMar>
+          </w:tcPr>
+          <w:p>
+            <w:pPr>
+              <w:pBdr>
+                <w:top w:val="nil"/>
+                <w:left w:val="nil"/>
+                <w:bottom w:val="nil"/>
+                <w:right w:val="nil"/>
+                <w:between w:val="nil"/>
+              </w:pBdr>
+              <w:spacing w:line="276" w:lineRule="auto"/>
+              <w:jc w:val="center"/>
+            </w:pPr>
+            <w:r>
+              <w:t>8:00</w:t>
+            </w:r>
+          </w:p>
+        </w:tc>
+        <w:tc>
+          <w:tcPr>
+            <w:tcW w:w="4988" w:type="dxa"/>
+            <w:tcMar>
+              <w:top w:w="0" w:type="dxa"/>
+              <w:left w:w="0" w:type="dxa"/>
+              <w:bottom w:w="0" w:type="dxa"/>
+              <w:right w:w="0" w:type="dxa"/>
+            </w:tcMar>
+          </w:tcPr>
+          <w:p>
+            <w:pPr>
+              <w:pBdr>
+                <w:top w:val="nil"/>
+                <w:left w:val="nil"/>
+                <w:bottom w:val="nil"/>
+                <w:right w:val="nil"/>
+                <w:between w:val="nil"/>
+              </w:pBdr>
+              <w:spacing w:line="276" w:lineRule="auto"/>
+            </w:pPr>
+            <w:r>
+              <w:t>Elaboración de registros de documentos personales</w:t>
+            </w:r>
+          </w:p>
+        </w:tc>
+        <w:tc>
+          <w:tcPr>
+            <w:tcW w:w="1474" w:type="dxa"/>
+            <w:tcMar>
+              <w:top w:w="0" w:type="dxa"/>
+              <w:left w:w="0" w:type="dxa"/>
+              <w:bottom w:w="0" w:type="dxa"/>
+              <w:right w:w="0" w:type="dxa"/>
+            </w:tcMar>
+          </w:tcPr>
+          <w:p>
+            <w:pPr>
+              <w:pBdr>
+                <w:top w:val="nil"/>
+                <w:left w:val="nil"/>
+                <w:bottom w:val="nil"/>
+                <w:right w:val="nil"/>
+                <w:between w:val="nil"/>
+              </w:pBdr>
+              <w:spacing w:line="276" w:lineRule="auto"/>
+              <w:jc w:val="center"/>
+            </w:pPr>
+            <w:r>
+              <w:t>E</w:t>
+            </w:r>
+          </w:p>
+        </w:tc>
+        <w:tc>
+          <w:tcPr>
+            <w:tcW w:w="1474" w:type="dxa"/>
+            <w:tcMar>
+              <w:top w:w="0" w:type="dxa"/>
+              <w:left w:w="0" w:type="dxa"/>
+              <w:bottom w:w="0" w:type="dxa"/>
+              <w:right w:w="0" w:type="dxa"/>
+            </w:tcMar>
+          </w:tcPr>
+          <w:p>
+            <w:pPr>
+              <w:pBdr>
+                <w:top w:val="nil"/>
+                <w:left w:val="nil"/>
+                <w:bottom w:val="nil"/>
+                <w:right w:val="nil"/>
+                <w:between w:val="nil"/>
+              </w:pBdr>
+              <w:spacing w:line="276" w:lineRule="auto"/>
+              <w:jc w:val="center"/>
+            </w:pPr>
+            <w:r>
+              <w:t>E</w:t>
+            </w:r>
+          </w:p>
+        </w:tc>
+        <w:tc>
+          <w:tcPr>
+            <w:tcW w:w="1474" w:type="dxa"/>
+            <w:tcMar>
+              <w:top w:w="0" w:type="dxa"/>
+              <w:left w:w="0" w:type="dxa"/>
+              <w:bottom w:w="0" w:type="dxa"/>
+              <w:right w:w="0" w:type="dxa"/>
+            </w:tcMar>
+          </w:tcPr>
+          <w:p>
+            <w:pPr>
+              <w:pBdr>
+                <w:top w:val="nil"/>
+                <w:left w:val="nil"/>
+                <w:bottom w:val="nil"/>
+                <w:right w:val="nil"/>
+                <w:between w:val="nil"/>
+              </w:pBdr>
+              <w:spacing w:line="276" w:lineRule="auto"/>
+              <w:jc w:val="center"/>
+            </w:pPr>
+            <w:r>
+              <w:t>E</w:t>
+            </w:r>
+          </w:p>
+        </w:tc>
+        <w:tc>
+          <w:tcPr>
+            <w:tcW w:w="1474" w:type="dxa"/>
+            <w:tcMar>
+              <w:top w:w="0" w:type="dxa"/>
+              <w:left w:w="0" w:type="dxa"/>
+              <w:bottom w:w="0" w:type="dxa"/>
+              <w:right w:w="0" w:type="dxa"/>
+            </w:tcMar>
+          </w:tcPr>
+          <w:p>
+            <w:pPr>
+              <w:pBdr>
+                <w:top w:val="nil"/>
+                <w:left w:val="nil"/>
+                <w:bottom w:val="nil"/>
+                <w:right w:val="nil"/>
+                <w:between w:val="nil"/>
+              </w:pBdr>
+              <w:spacing w:line="276" w:lineRule="auto"/>
+              <w:jc w:val="center"/>
+            </w:pPr>
+            <w:r>
+              <w:t>E</w:t>
+            </w:r>
+          </w:p>
+        </w:tc>
+      </w:tr>
+      <w:tr>
+        <w:trPr>
+          <w:trHeight w:val="510"/>
+        </w:trPr>
+        <w:tc>
+          <w:tcPr>
+            <w:tcW w:w="1140" w:type="dxa"/>
+            <w:tcMar>
+              <w:top w:w="0" w:type="dxa"/>
+              <w:left w:w="0" w:type="dxa"/>
+              <w:bottom w:w="0" w:type="dxa"/>
+              <w:right w:w="0" w:type="dxa"/>
+            </w:tcMar>
+          </w:tcPr>
+          <w:p>
+            <w:pPr>
+              <w:pBdr>
+                <w:top w:val="nil"/>
+                <w:left w:val="nil"/>
+                <w:bottom w:val="nil"/>
+                <w:right w:val="nil"/>
+                <w:between w:val="nil"/>
+              </w:pBdr>
+              <w:jc w:val="center"/>
+            </w:pPr>
+            <w:r>
+              <w:t>8/</w:t>
+            </w:r>
+            <w:r>
+              <w:t>10</w:t>
+            </w:r>
+            <w:r>
+              <w:t>/26</w:t>
+            </w:r>
+          </w:p>
+        </w:tc>
+        <w:tc>
+          <w:tcPr>
+            <w:tcW w:w="885" w:type="dxa"/>
+            <w:tcMar>
+              <w:top w:w="0" w:type="dxa"/>
+              <w:left w:w="0" w:type="dxa"/>
+              <w:bottom w:w="0" w:type="dxa"/>
+              <w:right w:w="0" w:type="dxa"/>
+            </w:tcMar>
+          </w:tcPr>
+          <w:p>
+            <w:pPr>
+              <w:pBdr>
+                <w:top w:val="nil"/>
+                <w:left w:val="nil"/>
+                <w:bottom w:val="nil"/>
+                <w:right w:val="nil"/>
+                <w:between w:val="nil"/>
+              </w:pBdr>
+              <w:spacing w:line="276" w:lineRule="auto"/>
+              <w:jc w:val="center"/>
+            </w:pPr>
+            <w:r>
+              <w:t>8:00</w:t>
+            </w:r>
+          </w:p>
+        </w:tc>
+        <w:tc>
+          <w:tcPr>
+            <w:tcW w:w="4988" w:type="dxa"/>
+            <w:tcMar>
+              <w:top w:w="0" w:type="dxa"/>
+              <w:left w:w="0" w:type="dxa"/>
+              <w:bottom w:w="0" w:type="dxa"/>
+              <w:right w:w="0" w:type="dxa"/>
+            </w:tcMar>
+          </w:tcPr>
+          <w:p>
+            <w:pPr>
+              <w:pBdr>
+                <w:top w:val="nil"/>
+                <w:left w:val="nil"/>
+                <w:bottom w:val="nil"/>
+                <w:right w:val="nil"/>
+                <w:between w:val="nil"/>
+              </w:pBdr>
+              <w:spacing w:line="276" w:lineRule="auto"/>
+            </w:pPr>
+            <w:r>
+              <w:t>Elaboración de documentos (Partida de Nacimientos)</w:t>
+            </w:r>
+          </w:p>
+        </w:tc>
+        <w:tc>
+          <w:tcPr>
+            <w:tcW w:w="1474" w:type="dxa"/>
+            <w:tcMar>
+              <w:top w:w="0" w:type="dxa"/>
+              <w:left w:w="0" w:type="dxa"/>
+              <w:bottom w:w="0" w:type="dxa"/>
+              <w:right w:w="0" w:type="dxa"/>
+            </w:tcMar>
+          </w:tcPr>
+          <w:p>
+            <w:pPr>
+              <w:pBdr>
+                <w:top w:val="nil"/>
+                <w:left w:val="nil"/>
+                <w:bottom w:val="nil"/>
+                <w:right w:val="nil"/>
+                <w:between w:val="nil"/>
+              </w:pBdr>
+              <w:spacing w:line="276" w:lineRule="auto"/>
+              <w:jc w:val="center"/>
+            </w:pPr>
+            <w:r>
+              <w:t>E</w:t>
+            </w:r>
+          </w:p>
+        </w:tc>
+        <w:tc>
+          <w:tcPr>
+            <w:tcW w:w="1474" w:type="dxa"/>
+            <w:tcMar>
+              <w:top w:w="0" w:type="dxa"/>
+              <w:left w:w="0" w:type="dxa"/>
+              <w:bottom w:w="0" w:type="dxa"/>
+              <w:right w:w="0" w:type="dxa"/>
+            </w:tcMar>
+          </w:tcPr>
+          <w:p>
+            <w:pPr>
+              <w:pBdr>
+                <w:top w:val="nil"/>
+                <w:left w:val="nil"/>
+                <w:bottom w:val="nil"/>
+                <w:right w:val="nil"/>
+                <w:between w:val="nil"/>
+              </w:pBdr>
+              <w:spacing w:line="276" w:lineRule="auto"/>
+              <w:jc w:val="center"/>
+            </w:pPr>
+            <w:r>
+              <w:t>E</w:t>
+            </w:r>
+          </w:p>
+        </w:tc>
+        <w:tc>
+          <w:tcPr>
+            <w:tcW w:w="1474" w:type="dxa"/>
+            <w:tcMar>
+              <w:top w:w="0" w:type="dxa"/>
+              <w:left w:w="0" w:type="dxa"/>
+              <w:bottom w:w="0" w:type="dxa"/>
+              <w:right w:w="0" w:type="dxa"/>
+            </w:tcMar>
+          </w:tcPr>
+          <w:p>
+            <w:pPr>
+              <w:pBdr>
+                <w:top w:val="nil"/>
+                <w:left w:val="nil"/>
+                <w:bottom w:val="nil"/>
+                <w:right w:val="nil"/>
+                <w:between w:val="nil"/>
+              </w:pBdr>
+              <w:spacing w:line="276" w:lineRule="auto"/>
+              <w:jc w:val="center"/>
+            </w:pPr>
+            <w:r>
+              <w:t>E</w:t>
+            </w:r>
+          </w:p>
+        </w:tc>
+        <w:tc>
+          <w:tcPr>
+            <w:tcW w:w="1474" w:type="dxa"/>
+            <w:tcMar>
+              <w:top w:w="0" w:type="dxa"/>
+              <w:left w:w="0" w:type="dxa"/>
+              <w:bottom w:w="0" w:type="dxa"/>
+              <w:right w:w="0" w:type="dxa"/>
+            </w:tcMar>
+          </w:tcPr>
+          <w:p>
+            <w:pPr>
+              <w:pBdr>
+                <w:top w:val="nil"/>
+                <w:left w:val="nil"/>
+                <w:bottom w:val="nil"/>
+                <w:right w:val="nil"/>
+                <w:between w:val="nil"/>
+              </w:pBdr>
+              <w:spacing w:line="276" w:lineRule="auto"/>
+              <w:jc w:val="center"/>
+            </w:pPr>
+            <w:r>
+              <w:t>E</w:t>
+            </w:r>
+          </w:p>
+        </w:tc>
+      </w:tr>
+      <w:tr>
+        <w:trPr>
+          <w:trHeight w:val="510"/>
+        </w:trPr>
+        <w:tc>
+          <w:tcPr>
+            <w:tcW w:w="1140" w:type="dxa"/>
+            <w:tcMar>
+              <w:top w:w="0" w:type="dxa"/>
+              <w:left w:w="0" w:type="dxa"/>
+              <w:bottom w:w="0" w:type="dxa"/>
+              <w:right w:w="0" w:type="dxa"/>
+            </w:tcMar>
+          </w:tcPr>
+          <w:p>
+            <w:pPr>
+              <w:pBdr>
+                <w:top w:val="nil"/>
+                <w:left w:val="nil"/>
+                <w:bottom w:val="nil"/>
+                <w:right w:val="nil"/>
+                <w:between w:val="nil"/>
+              </w:pBdr>
+              <w:jc w:val="center"/>
+            </w:pPr>
+            <w:r>
+              <w:t>9/</w:t>
+            </w:r>
+            <w:r>
+              <w:t>10</w:t>
+            </w:r>
+            <w:r>
+              <w:t>/26</w:t>
+            </w:r>
+          </w:p>
+        </w:tc>
+        <w:tc>
+          <w:tcPr>
+            <w:tcW w:w="885" w:type="dxa"/>
+            <w:tcMar>
+              <w:top w:w="0" w:type="dxa"/>
+              <w:left w:w="0" w:type="dxa"/>
+              <w:bottom w:w="0" w:type="dxa"/>
+              <w:right w:w="0" w:type="dxa"/>
+            </w:tcMar>
+          </w:tcPr>
+          <w:p>
+            <w:pPr>
+              <w:pBdr>
+                <w:top w:val="nil"/>
+                <w:left w:val="nil"/>
+                <w:bottom w:val="nil"/>
+                <w:right w:val="nil"/>
+                <w:between w:val="nil"/>
+              </w:pBdr>
+              <w:spacing w:line="276" w:lineRule="auto"/>
+              <w:jc w:val="center"/>
+            </w:pPr>
+            <w:r>
+              <w:t>8:00</w:t>
+            </w:r>
+          </w:p>
+        </w:tc>
+        <w:tc>
+          <w:tcPr>
+            <w:tcW w:w="4988" w:type="dxa"/>
+            <w:tcMar>
+              <w:top w:w="0" w:type="dxa"/>
+              <w:left w:w="0" w:type="dxa"/>
+              <w:bottom w:w="0" w:type="dxa"/>
+              <w:right w:w="0" w:type="dxa"/>
+            </w:tcMar>
+          </w:tcPr>
+          <w:p>
+            <w:pPr>
+              <w:pBdr>
+                <w:top w:val="nil"/>
+                <w:left w:val="nil"/>
+                <w:bottom w:val="nil"/>
+                <w:right w:val="nil"/>
+                <w:between w:val="nil"/>
+              </w:pBdr>
+              <w:spacing w:line="276" w:lineRule="auto"/>
+            </w:pPr>
+            <w:r>
+              <w:t>Elaboración de entrega de DPI</w:t>
+            </w:r>
+          </w:p>
+        </w:tc>
+        <w:tc>
+          <w:tcPr>
+            <w:tcW w:w="1474" w:type="dxa"/>
+            <w:tcMar>
+              <w:top w:w="0" w:type="dxa"/>
+              <w:left w:w="0" w:type="dxa"/>
+              <w:bottom w:w="0" w:type="dxa"/>
+              <w:right w:w="0" w:type="dxa"/>
+            </w:tcMar>
+          </w:tcPr>
+          <w:p>
+            <w:pPr>
+              <w:pBdr>
+                <w:top w:val="nil"/>
+                <w:left w:val="nil"/>
+                <w:bottom w:val="nil"/>
+                <w:right w:val="nil"/>
+                <w:between w:val="nil"/>
+              </w:pBdr>
+              <w:spacing w:line="276" w:lineRule="auto"/>
+              <w:jc w:val="center"/>
+            </w:pPr>
+            <w:r>
+              <w:t>E</w:t>
+            </w:r>
+          </w:p>
+        </w:tc>
+        <w:tc>
+          <w:tcPr>
+            <w:tcW w:w="1474" w:type="dxa"/>
+            <w:tcMar>
+              <w:top w:w="0" w:type="dxa"/>
+              <w:left w:w="0" w:type="dxa"/>
+              <w:bottom w:w="0" w:type="dxa"/>
+              <w:right w:w="0" w:type="dxa"/>
+            </w:tcMar>
+          </w:tcPr>
+          <w:p>
+            <w:pPr>
+              <w:pBdr>
+                <w:top w:val="nil"/>
+                <w:left w:val="nil"/>
+                <w:bottom w:val="nil"/>
+                <w:right w:val="nil"/>
+                <w:between w:val="nil"/>
+              </w:pBdr>
+              <w:spacing w:line="276" w:lineRule="auto"/>
+              <w:jc w:val="center"/>
+            </w:pPr>
+            <w:r>
+              <w:t>E</w:t>
+            </w:r>
+          </w:p>
+        </w:tc>
+        <w:tc>
+          <w:tcPr>
+            <w:tcW w:w="1474" w:type="dxa"/>
+            <w:tcMar>
+              <w:top w:w="0" w:type="dxa"/>
+              <w:left w:w="0" w:type="dxa"/>
+              <w:bottom w:w="0" w:type="dxa"/>
+              <w:right w:w="0" w:type="dxa"/>
+            </w:tcMar>
+          </w:tcPr>
+          <w:p>
+            <w:pPr>
+              <w:pBdr>
+                <w:top w:val="nil"/>
+                <w:left w:val="nil"/>
+                <w:bottom w:val="nil"/>
+                <w:right w:val="nil"/>
+                <w:between w:val="nil"/>
+              </w:pBdr>
+              <w:spacing w:line="276" w:lineRule="auto"/>
+              <w:jc w:val="center"/>
+            </w:pPr>
+            <w:r>
+              <w:t>E</w:t>
+            </w:r>
+          </w:p>
+        </w:tc>
+        <w:tc>
+          <w:tcPr>
+            <w:tcW w:w="1474" w:type="dxa"/>
+            <w:tcMar>
+              <w:top w:w="0" w:type="dxa"/>
+              <w:left w:w="0" w:type="dxa"/>
+              <w:bottom w:w="0" w:type="dxa"/>
+              <w:right w:w="0" w:type="dxa"/>
+            </w:tcMar>
+          </w:tcPr>
+          <w:p>
+            <w:pPr>
+              <w:pBdr>
+                <w:top w:val="nil"/>
+                <w:left w:val="nil"/>
+                <w:bottom w:val="nil"/>
+                <w:right w:val="nil"/>
+                <w:between w:val="nil"/>
+              </w:pBdr>
+              <w:spacing w:line="276" w:lineRule="auto"/>
+              <w:jc w:val="center"/>
+            </w:pPr>
+            <w:r>
+              <w:t>E</w:t>
+            </w:r>
+          </w:p>
+        </w:tc>
+      </w:tr>
+      <w:tr>
+        <w:trPr>
+          <w:trHeight w:val="510"/>
+        </w:trPr>
+        <w:tc>
+          <w:tcPr>
+            <w:tcW w:w="1140" w:type="dxa"/>
+            <w:tcMar>
+              <w:top w:w="0" w:type="dxa"/>
+              <w:left w:w="0" w:type="dxa"/>
+              <w:bottom w:w="0" w:type="dxa"/>
+              <w:right w:w="0" w:type="dxa"/>
+            </w:tcMar>
+          </w:tcPr>
+          <w:p>
+            <w:pPr>
+              <w:pBdr>
+                <w:top w:val="nil"/>
+                <w:left w:val="nil"/>
+                <w:bottom w:val="nil"/>
+                <w:right w:val="nil"/>
+                <w:between w:val="nil"/>
+              </w:pBdr>
+              <w:jc w:val="center"/>
+            </w:pPr>
+            <w:r>
+              <w:t>12</w:t>
+            </w:r>
+            <w:r>
+              <w:t>/</w:t>
+            </w:r>
+            <w:r>
+              <w:t>10</w:t>
+            </w:r>
+            <w:r>
+              <w:t>/26</w:t>
+            </w:r>
+          </w:p>
+        </w:tc>
+        <w:tc>
+          <w:tcPr>
+            <w:tcW w:w="885" w:type="dxa"/>
+            <w:tcMar>
+              <w:top w:w="0" w:type="dxa"/>
+              <w:left w:w="0" w:type="dxa"/>
+              <w:bottom w:w="0" w:type="dxa"/>
+              <w:right w:w="0" w:type="dxa"/>
+            </w:tcMar>
+          </w:tcPr>
+          <w:p>
+            <w:pPr>
+              <w:pBdr>
+                <w:top w:val="nil"/>
+                <w:left w:val="nil"/>
+                <w:bottom w:val="nil"/>
+                <w:right w:val="nil"/>
+                <w:between w:val="nil"/>
+              </w:pBdr>
+              <w:spacing w:line="276" w:lineRule="auto"/>
+              <w:jc w:val="center"/>
+            </w:pPr>
+            <w:r>
+              <w:t>8:00</w:t>
+            </w:r>
+          </w:p>
+        </w:tc>
+        <w:tc>
+          <w:tcPr>
+            <w:tcW w:w="4988" w:type="dxa"/>
+            <w:tcMar>
+              <w:top w:w="0" w:type="dxa"/>
+              <w:left w:w="0" w:type="dxa"/>
+              <w:bottom w:w="0" w:type="dxa"/>
+              <w:right w:w="0" w:type="dxa"/>
+            </w:tcMar>
+          </w:tcPr>
+          <w:p>
+            <w:pPr>
+              <w:pBdr>
+                <w:top w:val="nil"/>
+                <w:left w:val="nil"/>
+                <w:bottom w:val="nil"/>
+                <w:right w:val="nil"/>
+                <w:between w:val="nil"/>
+              </w:pBdr>
+              <w:spacing w:line="276" w:lineRule="auto"/>
+            </w:pPr>
+            <w:r>
+              <w:t>Mantenimiento de equipos.</w:t>
+            </w:r>
+          </w:p>
+        </w:tc>
+        <w:tc>
+          <w:tcPr>
+            <w:tcW w:w="1474" w:type="dxa"/>
+            <w:tcMar>
+              <w:top w:w="0" w:type="dxa"/>
+              <w:left w:w="0" w:type="dxa"/>
+              <w:bottom w:w="0" w:type="dxa"/>
+              <w:right w:w="0" w:type="dxa"/>
+            </w:tcMar>
+          </w:tcPr>
+          <w:p>
+            <w:pPr>
+              <w:pBdr>
+                <w:top w:val="nil"/>
+                <w:left w:val="nil"/>
+                <w:bottom w:val="nil"/>
+                <w:right w:val="nil"/>
+                <w:between w:val="nil"/>
+              </w:pBdr>
+              <w:spacing w:line="276" w:lineRule="auto"/>
+              <w:jc w:val="center"/>
+            </w:pPr>
+            <w:r>
+              <w:t>E</w:t>
+            </w:r>
+          </w:p>
+        </w:tc>
+        <w:tc>
+          <w:tcPr>
+            <w:tcW w:w="1474" w:type="dxa"/>
+            <w:tcMar>
+              <w:top w:w="0" w:type="dxa"/>
+              <w:left w:w="0" w:type="dxa"/>
+              <w:bottom w:w="0" w:type="dxa"/>
+              <w:right w:w="0" w:type="dxa"/>
+            </w:tcMar>
+          </w:tcPr>
+          <w:p>
+            <w:pPr>
+              <w:pBdr>
+                <w:top w:val="nil"/>
+                <w:left w:val="nil"/>
+                <w:bottom w:val="nil"/>
+                <w:right w:val="nil"/>
+                <w:between w:val="nil"/>
+              </w:pBdr>
+              <w:spacing w:line="276" w:lineRule="auto"/>
+              <w:jc w:val="center"/>
+            </w:pPr>
+            <w:r>
+              <w:t>E</w:t>
+            </w:r>
+          </w:p>
+        </w:tc>
+        <w:tc>
+          <w:tcPr>
+            <w:tcW w:w="1474" w:type="dxa"/>
+            <w:tcMar>
+              <w:top w:w="0" w:type="dxa"/>
+              <w:left w:w="0" w:type="dxa"/>
+              <w:bottom w:w="0" w:type="dxa"/>
+              <w:right w:w="0" w:type="dxa"/>
+            </w:tcMar>
+          </w:tcPr>
+          <w:p>
+            <w:pPr>
+              <w:pBdr>
+                <w:top w:val="nil"/>
+                <w:left w:val="nil"/>
+                <w:bottom w:val="nil"/>
+                <w:right w:val="nil"/>
+                <w:between w:val="nil"/>
+              </w:pBdr>
+              <w:spacing w:line="276" w:lineRule="auto"/>
+              <w:jc w:val="center"/>
+            </w:pPr>
+            <w:r>
+              <w:t>E</w:t>
+            </w:r>
+          </w:p>
+        </w:tc>
+        <w:tc>
+          <w:tcPr>
+            <w:tcW w:w="1474" w:type="dxa"/>
+            <w:tcMar>
+              <w:top w:w="0" w:type="dxa"/>
+              <w:left w:w="0" w:type="dxa"/>
+              <w:bottom w:w="0" w:type="dxa"/>
+              <w:right w:w="0" w:type="dxa"/>
+            </w:tcMar>
+          </w:tcPr>
+          <w:p>
+            <w:pPr>
+              <w:pBdr>
+                <w:top w:val="nil"/>
+                <w:left w:val="nil"/>
+                <w:bottom w:val="nil"/>
+                <w:right w:val="nil"/>
+                <w:between w:val="nil"/>
+              </w:pBdr>
+              <w:spacing w:line="276" w:lineRule="auto"/>
+              <w:jc w:val="center"/>
+            </w:pPr>
+            <w:r>
+              <w:t>E</w:t>
+            </w:r>
+          </w:p>
+        </w:tc>
+      </w:tr>
+      <w:tr>
+        <w:trPr>
+          <w:trHeight w:val="510"/>
+        </w:trPr>
+        <w:tc>
+          <w:tcPr>
+            <w:tcW w:w="1140" w:type="dxa"/>
+            <w:tcMar>
+              <w:top w:w="0" w:type="dxa"/>
+              <w:left w:w="0" w:type="dxa"/>
+              <w:bottom w:w="0" w:type="dxa"/>
+              <w:right w:w="0" w:type="dxa"/>
+            </w:tcMar>
+          </w:tcPr>
+          <w:p>
+            <w:pPr>
+              <w:pBdr>
+                <w:top w:val="nil"/>
+                <w:left w:val="nil"/>
+                <w:bottom w:val="nil"/>
+                <w:right w:val="nil"/>
+                <w:between w:val="nil"/>
+              </w:pBdr>
+              <w:jc w:val="center"/>
+            </w:pPr>
+            <w:r>
+              <w:t>13</w:t>
+            </w:r>
+            <w:r>
+              <w:t>/</w:t>
+            </w:r>
+            <w:r>
+              <w:t>10</w:t>
+            </w:r>
+            <w:r>
+              <w:t>/26</w:t>
+            </w:r>
+          </w:p>
+        </w:tc>
+        <w:tc>
+          <w:tcPr>
+            <w:tcW w:w="885" w:type="dxa"/>
+            <w:tcMar>
+              <w:top w:w="0" w:type="dxa"/>
+              <w:left w:w="0" w:type="dxa"/>
+              <w:bottom w:w="0" w:type="dxa"/>
+              <w:right w:w="0" w:type="dxa"/>
+            </w:tcMar>
+          </w:tcPr>
+          <w:p>
+            <w:pPr>
+              <w:pBdr>
+                <w:top w:val="nil"/>
+                <w:left w:val="nil"/>
+                <w:bottom w:val="nil"/>
+                <w:right w:val="nil"/>
+                <w:between w:val="nil"/>
+              </w:pBdr>
+              <w:spacing w:line="276" w:lineRule="auto"/>
+              <w:jc w:val="center"/>
+            </w:pPr>
+            <w:r>
+              <w:t>8:00</w:t>
+            </w:r>
+          </w:p>
+        </w:tc>
+        <w:tc>
+          <w:tcPr>
+            <w:tcW w:w="4988" w:type="dxa"/>
+            <w:tcMar>
+              <w:top w:w="0" w:type="dxa"/>
+              <w:left w:w="0" w:type="dxa"/>
+              <w:bottom w:w="0" w:type="dxa"/>
+              <w:right w:w="0" w:type="dxa"/>
+            </w:tcMar>
+          </w:tcPr>
+          <w:p>
+            <w:pPr>
+              <w:pBdr>
+                <w:top w:val="nil"/>
+                <w:left w:val="nil"/>
+                <w:bottom w:val="nil"/>
+                <w:right w:val="nil"/>
+                <w:between w:val="nil"/>
+              </w:pBdr>
+              <w:spacing w:line="276" w:lineRule="auto"/>
+            </w:pPr>
+            <w:r>
+              <w:t>Preparación de cables UTP e instalación de pantalla</w:t>
+            </w:r>
+          </w:p>
+        </w:tc>
+        <w:tc>
+          <w:tcPr>
+            <w:tcW w:w="1474" w:type="dxa"/>
+            <w:tcMar>
+              <w:top w:w="0" w:type="dxa"/>
+              <w:left w:w="0" w:type="dxa"/>
+              <w:bottom w:w="0" w:type="dxa"/>
+              <w:right w:w="0" w:type="dxa"/>
+            </w:tcMar>
+          </w:tcPr>
+          <w:p>
+            <w:pPr>
+              <w:pBdr>
+                <w:top w:val="nil"/>
+                <w:left w:val="nil"/>
+                <w:bottom w:val="nil"/>
+                <w:right w:val="nil"/>
+                <w:between w:val="nil"/>
+              </w:pBdr>
+              <w:spacing w:line="276" w:lineRule="auto"/>
+              <w:jc w:val="center"/>
+            </w:pPr>
+            <w:r>
+              <w:t>E</w:t>
+            </w:r>
+          </w:p>
+        </w:tc>
+        <w:tc>
+          <w:tcPr>
+            <w:tcW w:w="1474" w:type="dxa"/>
+            <w:tcMar>
+              <w:top w:w="0" w:type="dxa"/>
+              <w:left w:w="0" w:type="dxa"/>
+              <w:bottom w:w="0" w:type="dxa"/>
+              <w:right w:w="0" w:type="dxa"/>
+            </w:tcMar>
+          </w:tcPr>
+          <w:p>
+            <w:pPr>
+              <w:pBdr>
+                <w:top w:val="nil"/>
+                <w:left w:val="nil"/>
+                <w:bottom w:val="nil"/>
+                <w:right w:val="nil"/>
+                <w:between w:val="nil"/>
+              </w:pBdr>
+              <w:spacing w:line="276" w:lineRule="auto"/>
+              <w:jc w:val="center"/>
+            </w:pPr>
+            <w:r>
+              <w:t>E</w:t>
+            </w:r>
+          </w:p>
+        </w:tc>
+        <w:tc>
+          <w:tcPr>
+            <w:tcW w:w="1474" w:type="dxa"/>
+            <w:tcMar>
+              <w:top w:w="0" w:type="dxa"/>
+              <w:left w:w="0" w:type="dxa"/>
+              <w:bottom w:w="0" w:type="dxa"/>
+              <w:right w:w="0" w:type="dxa"/>
+            </w:tcMar>
+          </w:tcPr>
+          <w:p>
+            <w:pPr>
+              <w:pBdr>
+                <w:top w:val="nil"/>
+                <w:left w:val="nil"/>
+                <w:bottom w:val="nil"/>
+                <w:right w:val="nil"/>
+                <w:between w:val="nil"/>
+              </w:pBdr>
+              <w:spacing w:line="276" w:lineRule="auto"/>
+              <w:jc w:val="center"/>
+            </w:pPr>
+            <w:r>
+              <w:t>E</w:t>
+            </w:r>
+          </w:p>
+        </w:tc>
+        <w:tc>
+          <w:tcPr>
+            <w:tcW w:w="1474" w:type="dxa"/>
+            <w:tcMar>
+              <w:top w:w="0" w:type="dxa"/>
+              <w:left w:w="0" w:type="dxa"/>
+              <w:bottom w:w="0" w:type="dxa"/>
+              <w:right w:w="0" w:type="dxa"/>
+            </w:tcMar>
+          </w:tcPr>
+          <w:p>
+            <w:pPr>
+              <w:pBdr>
+                <w:top w:val="nil"/>
+                <w:left w:val="nil"/>
+                <w:bottom w:val="nil"/>
+                <w:right w:val="nil"/>
+                <w:between w:val="nil"/>
+              </w:pBdr>
+              <w:spacing w:line="276" w:lineRule="auto"/>
+              <w:jc w:val="center"/>
+            </w:pPr>
+            <w:r>
+              <w:t>E</w:t>
+            </w:r>
+          </w:p>
+        </w:tc>
+      </w:tr>
+    </w:tbl>
+    <w:p>
+      <w:pPr>
+        <w:pBdr>
+          <w:top w:val="nil"/>
+          <w:left w:val="nil"/>
+          <w:bottom w:val="nil"/>
+          <w:right w:val="nil"/>
+          <w:between w:val="nil"/>
+        </w:pBdr>
+      </w:pPr>
+    </w:p>
+    <w:p>
+      <w:pPr>
+        <w:pBdr>
+          <w:top w:val="nil"/>
+          <w:left w:val="nil"/>
+          <w:bottom w:val="nil"/>
+          <w:right w:val="nil"/>
+          <w:between w:val="nil"/>
+        </w:pBdr>
+        <w:rPr>
+          <w:sz w:val="12"/>
+          <w:szCs w:val="12"/>
+        </w:rPr>
+      </w:pPr>
+    </w:p>
+    <w:tbl>
+      <w:tblPr>
+        <w:tblStyle w:val="ae"/>
+        <w:tblW w:w="5625" w:type="dxa"/>
+        <w:jc w:val="center"/>
+        <w:tblInd w:w="0" w:type="dxa"/>
+        <w:tblBorders>
+          <w:top w:val="single" w:sz="8" w:space="0" w:color="000000"/>
+          <w:left w:val="single" w:sz="8" w:space="0" w:color="000000"/>
+          <w:bottom w:val="single" w:sz="8" w:space="0" w:color="000000"/>
+          <w:right w:val="single" w:sz="8" w:space="0" w:color="000000"/>
+          <w:insideH w:val="single" w:sz="8" w:space="0" w:color="000000"/>
+          <w:insideV w:val="single" w:sz="8" w:space="0" w:color="000000"/>
+        </w:tblBorders>
+        <w:tblLayout w:type="fixed"/>
+        <w:tblLook w:val="0600" w:firstRow="0" w:lastRow="0" w:firstColumn="0" w:lastColumn="0" w:noHBand="1" w:noVBand="1"/>
+      </w:tblPr>
+      <w:tblGrid>
+        <w:gridCol w:w="2100"/>
+        <w:gridCol w:w="1395"/>
+        <w:gridCol w:w="2130"/>
+      </w:tblGrid>
+      <w:tr>
+        <w:trPr>
+          <w:jc w:val="center"/>
+        </w:trPr>
+        <w:tc>
+          <w:tcPr>
+            <w:tcW w:w="2100" w:type="dxa"/>
+            <w:tcBorders>
+              <w:top w:val="single" w:sz="8" w:space="0" w:color="FFFFFF"/>
+              <w:left w:val="single" w:sz="8" w:space="0" w:color="FFFFFF"/>
+              <w:bottom w:val="single" w:sz="8" w:space="0" w:color="073763"/>
+              <w:right w:val="single" w:sz="8" w:space="0" w:color="FFFFFF"/>
+            </w:tcBorders>
+            <w:tcMar>
+              <w:top w:w="-56" w:type="dxa"/>
+              <w:left w:w="-56" w:type="dxa"/>
+              <w:bottom w:w="-56" w:type="dxa"/>
+              <w:right w:w="-56" w:type="dxa"/>
+            </w:tcMar>
+          </w:tcPr>
+          <w:p>
+            <w:pPr>
+              <w:pBdr>
+                <w:top w:val="nil"/>
+                <w:left w:val="nil"/>
+                <w:bottom w:val="nil"/>
+                <w:right w:val="nil"/>
+                <w:between w:val="nil"/>
+              </w:pBdr>
+            </w:pPr>
+          </w:p>
+        </w:tc>
+        <w:tc>
+          <w:tcPr>
+            <w:tcW w:w="1395" w:type="dxa"/>
+            <w:tcBorders>
+              <w:top w:val="single" w:sz="8" w:space="0" w:color="FFFFFF"/>
+              <w:left w:val="single" w:sz="8" w:space="0" w:color="FFFFFF"/>
+              <w:bottom w:val="single" w:sz="8" w:space="0" w:color="FFFFFF"/>
+              <w:right w:val="single" w:sz="8" w:space="0" w:color="FFFFFF"/>
+            </w:tcBorders>
+            <w:tcMar>
+              <w:top w:w="-56" w:type="dxa"/>
+              <w:left w:w="-56" w:type="dxa"/>
+              <w:bottom w:w="-56" w:type="dxa"/>
+              <w:right w:w="-56" w:type="dxa"/>
+            </w:tcMar>
+          </w:tcPr>
+          <w:p>
+            <w:pPr>
+              <w:pBdr>
+                <w:top w:val="nil"/>
+                <w:left w:val="nil"/>
+                <w:bottom w:val="nil"/>
+                <w:right w:val="nil"/>
+                <w:between w:val="nil"/>
+              </w:pBdr>
+            </w:pPr>
+          </w:p>
+        </w:tc>
+        <w:tc>
+          <w:tcPr>
+            <w:tcW w:w="2130" w:type="dxa"/>
+            <w:tcBorders>
+              <w:top w:val="single" w:sz="8" w:space="0" w:color="FFFFFF"/>
+              <w:left w:val="single" w:sz="8" w:space="0" w:color="FFFFFF"/>
+              <w:bottom w:val="single" w:sz="8" w:space="0" w:color="FFFFFF"/>
+              <w:right w:val="single" w:sz="8" w:space="0" w:color="FFFFFF"/>
+            </w:tcBorders>
+            <w:tcMar>
+              <w:top w:w="-56" w:type="dxa"/>
+              <w:left w:w="-56" w:type="dxa"/>
+              <w:bottom w:w="-56" w:type="dxa"/>
+              <w:right w:w="-56" w:type="dxa"/>
+            </w:tcMar>
+          </w:tcPr>
+          <w:p>
+            <w:pPr>
+              <w:pBdr>
+                <w:top w:val="nil"/>
+                <w:left w:val="nil"/>
+                <w:bottom w:val="nil"/>
+                <w:right w:val="nil"/>
+                <w:between w:val="nil"/>
+              </w:pBdr>
+            </w:pPr>
+          </w:p>
+        </w:tc>
+      </w:tr>
+      <w:tr>
+        <w:trPr>
+          <w:jc w:val="center"/>
+        </w:trPr>
+        <w:tc>
+          <w:tcPr>
+            <w:tcW w:w="2100" w:type="dxa"/>
+            <w:tcBorders>
+              <w:top w:val="single" w:sz="8" w:space="0" w:color="073763"/>
+              <w:left w:val="single" w:sz="8" w:space="0" w:color="FFFFFF"/>
+              <w:bottom w:val="single" w:sz="8" w:space="0" w:color="FFFFFF"/>
+              <w:right w:val="single" w:sz="8" w:space="0" w:color="FFFFFF"/>
+            </w:tcBorders>
+            <w:tcMar>
+              <w:top w:w="-56" w:type="dxa"/>
+              <w:left w:w="-56" w:type="dxa"/>
+              <w:bottom w:w="-56" w:type="dxa"/>
+              <w:right w:w="-56" w:type="dxa"/>
+            </w:tcMar>
+          </w:tcPr>
+          <w:p>
+            <w:r>
+              <w:t xml:space="preserve">f. </w:t>
+            </w:r>
+            <w:proofErr w:type="gramStart"/>
+            <w:r>
+              <w:t>Jefe</w:t>
+            </w:r>
+            <w:proofErr w:type="gramEnd"/>
+            <w:r>
+              <w:t xml:space="preserve"> en el Centro </w:t>
+            </w:r>
+          </w:p>
+        </w:tc>
+        <w:tc>
+          <w:tcPr>
+            <w:tcW w:w="1395" w:type="dxa"/>
+            <w:tcBorders>
+              <w:top w:val="single" w:sz="8" w:space="0" w:color="FFFFFF"/>
+              <w:left w:val="single" w:sz="8" w:space="0" w:color="FFFFFF"/>
+              <w:bottom w:val="single" w:sz="8" w:space="0" w:color="FFFFFF"/>
+              <w:right w:val="single" w:sz="8" w:space="0" w:color="FFFFFF"/>
+            </w:tcBorders>
+            <w:tcMar>
+              <w:top w:w="-56" w:type="dxa"/>
+              <w:left w:w="-56" w:type="dxa"/>
+              <w:bottom w:w="-56" w:type="dxa"/>
+              <w:right w:w="-56" w:type="dxa"/>
+            </w:tcMar>
+          </w:tcPr>
+          <w:p>
+            <w:pPr>
+              <w:jc w:val="right"/>
+            </w:pPr>
+            <w:r>
+              <w:t>Fecha:</w:t>
+            </w:r>
+          </w:p>
+        </w:tc>
+        <w:tc>
+          <w:tcPr>
+            <w:tcW w:w="2130" w:type="dxa"/>
+            <w:tcBorders>
+              <w:top w:val="single" w:sz="8" w:space="0" w:color="FFFFFF"/>
+              <w:left w:val="single" w:sz="8" w:space="0" w:color="FFFFFF"/>
+              <w:bottom w:val="single" w:sz="8" w:space="0" w:color="073763"/>
+              <w:right w:val="single" w:sz="8" w:space="0" w:color="FFFFFF"/>
+            </w:tcBorders>
+            <w:tcMar>
+              <w:top w:w="-56" w:type="dxa"/>
+              <w:left w:w="-56" w:type="dxa"/>
+              <w:bottom w:w="-56" w:type="dxa"/>
+              <w:right w:w="-56" w:type="dxa"/>
+            </w:tcMar>
+          </w:tcPr>
+          <w:p>
+            <w:pPr>
+              <w:jc w:val="center"/>
+            </w:pPr>
+            <w:r>
+              <w:t>13/10/26</w:t>
             </w:r>
           </w:p>
         </w:tc>
@@ -11295,10 +13942,43 @@
               <w:rPr>
                 <w:b/>
                 <w:bCs/>
-                <w:sz w:val="20"/>
-                <w:szCs w:val="20"/>
-              </w:rPr>
-              <w:t>Ester Nohemy Matzar Queche</w:t>
+              </w:rPr>
+              <w:t xml:space="preserve">Ester </w:t>
+            </w:r>
+            <w:r>
+              <w:rPr>
+                <w:b/>
+                <w:bCs/>
+              </w:rPr>
+              <w:t>Noemí</w:t>
+            </w:r>
+            <w:r>
+              <w:rPr>
+                <w:b/>
+                <w:bCs/>
+              </w:rPr>
+              <w:t xml:space="preserve"> </w:t>
+            </w:r>
+            <w:r>
+              <w:rPr>
+                <w:b/>
+                <w:bCs/>
+              </w:rPr>
+              <w:t xml:space="preserve">Matzar </w:t>
+            </w:r>
+            <w:r>
+              <w:rPr>
+                <w:b/>
+                <w:bCs/>
+              </w:rPr>
+              <w:t>Quech</w:t>
+            </w:r>
+            <w:r>
+              <w:rPr>
+                <w:b/>
+                <w:bCs/>
+              </w:rPr>
+              <w:t>é</w:t>
             </w:r>
           </w:p>
         </w:tc>
@@ -11373,16 +14053,12 @@
               <w:rPr>
                 <w:b/>
                 <w:bCs/>
-                <w:sz w:val="20"/>
-                <w:szCs w:val="20"/>
-              </w:rPr>
-            </w:pPr>
-            <w:r>
-              <w:rPr>
-                <w:b/>
-                <w:bCs/>
-                <w:sz w:val="20"/>
-                <w:szCs w:val="20"/>
+              </w:rPr>
+            </w:pPr>
+            <w:r>
+              <w:rPr>
+                <w:b/>
+                <w:bCs/>
               </w:rPr>
               <w:t xml:space="preserve">INED de Panajachel </w:t>
             </w:r>
@@ -12113,7 +14789,7 @@
               <w:jc w:val="center"/>
             </w:pPr>
             <w:r>
-              <w:t>7</w:t>
+              <w:t>14</w:t>
             </w:r>
             <w:r>
               <w:t>/</w:t>
@@ -12175,7 +14851,7 @@
               <w:spacing w:line="276" w:lineRule="auto"/>
             </w:pPr>
             <w:r>
-              <w:t>Elaboración de registros de documentos personales</w:t>
+              <w:t>Instalación de pantalla</w:t>
             </w:r>
           </w:p>
         </w:tc>
@@ -12314,7 +14990,7 @@
               <w:jc w:val="center"/>
             </w:pPr>
             <w:r>
-              <w:t>8</w:t>
+              <w:t>15</w:t>
             </w:r>
             <w:r>
               <w:t>/</w:t>
@@ -12376,7 +15052,7 @@
               <w:spacing w:line="276" w:lineRule="auto"/>
             </w:pPr>
             <w:r>
-              <w:t>Elaboración de documentos (Partida de Nacimientos)</w:t>
+              <w:t xml:space="preserve">Instalación de cámaras </w:t>
             </w:r>
           </w:p>
         </w:tc>
@@ -12515,7 +15191,7 @@
               <w:jc w:val="center"/>
             </w:pPr>
             <w:r>
-              <w:t>9</w:t>
+              <w:t>16</w:t>
             </w:r>
             <w:r>
               <w:t>/</w:t>
@@ -12577,7 +15253,15 @@
               <w:spacing w:line="276" w:lineRule="auto"/>
             </w:pPr>
             <w:r>
-              <w:t>Elaboración de entrega de DPI</w:t>
+              <w:t xml:space="preserve">Instalación de una aplicación </w:t>
+            </w:r>
+            <w:proofErr w:type="gramStart"/>
+            <w:r>
+              <w:t>e</w:t>
+            </w:r>
+            <w:proofErr w:type="gramEnd"/>
+            <w:r>
+              <w:t xml:space="preserve"> preparación de cables UTP</w:t>
             </w:r>
           </w:p>
         </w:tc>
@@ -12716,7 +15400,7 @@
               <w:jc w:val="center"/>
             </w:pPr>
             <w:r>
-              <w:t>12</w:t>
+              <w:t>19</w:t>
             </w:r>
             <w:r>
               <w:t>/</w:t>
@@ -12778,7 +15462,7 @@
               <w:spacing w:line="276" w:lineRule="auto"/>
             </w:pPr>
             <w:r>
-              <w:t>Mantenimiento de equipos.</w:t>
+              <w:t>Mantenimiento de equipo</w:t>
             </w:r>
           </w:p>
         </w:tc>
@@ -12917,7 +15601,7 @@
               <w:jc w:val="center"/>
             </w:pPr>
             <w:r>
-              <w:t>13</w:t>
+              <w:t>20</w:t>
             </w:r>
             <w:r>
               <w:t>/</w:t>
@@ -12979,7 +15663,7 @@
               <w:spacing w:line="276" w:lineRule="auto"/>
             </w:pPr>
             <w:r>
-              <w:t>Preparación de cables UTP e instalación de pantalla</w:t>
+              <w:t>Mantenimiento de equipo</w:t>
             </w:r>
           </w:p>
         </w:tc>
@@ -13310,7 +15994,7 @@
               <w:jc w:val="center"/>
             </w:pPr>
             <w:r>
-              <w:t>13/10/26</w:t>
+              <w:t>20/10/26</w:t>
             </w:r>
           </w:p>
         </w:tc>
@@ -13318,13 +16002,22 @@
     </w:tbl>
     <w:p>
       <w:pPr>
-        <w:pBdr>
-          <w:top w:val="nil"/>
-          <w:left w:val="nil"/>
-          <w:bottom w:val="nil"/>
-          <w:right w:val="nil"/>
-          <w:between w:val="nil"/>
-        </w:pBdr>
+        <w:pStyle w:val="Ttulo2"/>
+        <w:spacing w:before="0" w:after="0"/>
+        <w:rPr>
+          <w:sz w:val="28"/>
+          <w:szCs w:val="28"/>
+        </w:rPr>
+      </w:pPr>
+    </w:p>
+    <w:p>
+      <w:pPr>
+        <w:pStyle w:val="Ttulo2"/>
+        <w:spacing w:before="0" w:after="0"/>
+        <w:rPr>
+          <w:sz w:val="28"/>
+          <w:szCs w:val="28"/>
+        </w:rPr>
       </w:pPr>
     </w:p>
     <w:p>
@@ -13464,10 +16157,43 @@
               <w:rPr>
                 <w:b/>
                 <w:bCs/>
-                <w:sz w:val="20"/>
-                <w:szCs w:val="20"/>
-              </w:rPr>
-              <w:t>Ester Nohemy Matzar Queche</w:t>
+              </w:rPr>
+              <w:t xml:space="preserve">Ester </w:t>
+            </w:r>
+            <w:r>
+              <w:rPr>
+                <w:b/>
+                <w:bCs/>
+              </w:rPr>
+              <w:t>Noemí</w:t>
+            </w:r>
+            <w:r>
+              <w:rPr>
+                <w:b/>
+                <w:bCs/>
+              </w:rPr>
+              <w:t xml:space="preserve"> </w:t>
+            </w:r>
+            <w:r>
+              <w:rPr>
+                <w:b/>
+                <w:bCs/>
+              </w:rPr>
+              <w:t xml:space="preserve">Matzar </w:t>
+            </w:r>
+            <w:r>
+              <w:rPr>
+                <w:b/>
+                <w:bCs/>
+              </w:rPr>
+              <w:t>Quech</w:t>
+            </w:r>
+            <w:r>
+              <w:rPr>
+                <w:b/>
+                <w:bCs/>
+              </w:rPr>
+              <w:t>é</w:t>
             </w:r>
           </w:p>
         </w:tc>
@@ -13542,16 +16268,12 @@
               <w:rPr>
                 <w:b/>
                 <w:bCs/>
-                <w:sz w:val="20"/>
-                <w:szCs w:val="20"/>
-              </w:rPr>
-            </w:pPr>
-            <w:r>
-              <w:rPr>
-                <w:b/>
-                <w:bCs/>
-                <w:sz w:val="20"/>
-                <w:szCs w:val="20"/>
+              </w:rPr>
+            </w:pPr>
+            <w:r>
+              <w:rPr>
+                <w:b/>
+                <w:bCs/>
               </w:rPr>
               <w:t xml:space="preserve">INED de Panajachel </w:t>
             </w:r>
@@ -14048,7 +16770,7 @@
         </w:trPr>
         <w:tc>
           <w:tcPr>
-            <w:tcW w:w="1140" w:type="dxa"/>
+            <w:tcW w:w="1141" w:type="dxa"/>
             <w:shd w:val="clear" w:color="auto" w:fill="F2F2F2"/>
             <w:tcMar>
               <w:top w:w="0" w:type="dxa"/>
@@ -14262,36 +16984,27 @@
         </w:trPr>
         <w:tc>
           <w:tcPr>
-            <w:tcW w:w="1140" w:type="dxa"/>
-            <w:tcMar>
-              <w:top w:w="0" w:type="dxa"/>
-              <w:left w:w="0" w:type="dxa"/>
-              <w:bottom w:w="0" w:type="dxa"/>
-              <w:right w:w="0" w:type="dxa"/>
-            </w:tcMar>
-          </w:tcPr>
-          <w:p>
-            <w:pPr>
-              <w:pBdr>
-                <w:top w:val="nil"/>
-                <w:left w:val="nil"/>
-                <w:bottom w:val="nil"/>
-                <w:right w:val="nil"/>
-                <w:between w:val="nil"/>
-              </w:pBdr>
-              <w:jc w:val="center"/>
-            </w:pPr>
-            <w:r>
-              <w:t>14</w:t>
-            </w:r>
-            <w:r>
-              <w:t>/</w:t>
-            </w:r>
-            <w:r>
-              <w:t>10</w:t>
-            </w:r>
-            <w:r>
-              <w:t>/26</w:t>
+            <w:tcW w:w="1141" w:type="dxa"/>
+            <w:tcMar>
+              <w:top w:w="0" w:type="dxa"/>
+              <w:left w:w="0" w:type="dxa"/>
+              <w:bottom w:w="0" w:type="dxa"/>
+              <w:right w:w="0" w:type="dxa"/>
+            </w:tcMar>
+          </w:tcPr>
+          <w:p>
+            <w:pPr>
+              <w:pBdr>
+                <w:top w:val="nil"/>
+                <w:left w:val="nil"/>
+                <w:bottom w:val="nil"/>
+                <w:right w:val="nil"/>
+                <w:between w:val="nil"/>
+              </w:pBdr>
+              <w:jc w:val="center"/>
+            </w:pPr>
+            <w:r>
+              <w:t>21/10/26</w:t>
             </w:r>
           </w:p>
         </w:tc>
@@ -14344,7 +17057,7 @@
               <w:spacing w:line="276" w:lineRule="auto"/>
             </w:pPr>
             <w:r>
-              <w:t>Instalación de pantalla</w:t>
+              <w:t>Preparación de cables UTP</w:t>
             </w:r>
           </w:p>
         </w:tc>
@@ -14463,36 +17176,27 @@
         </w:trPr>
         <w:tc>
           <w:tcPr>
-            <w:tcW w:w="1140" w:type="dxa"/>
-            <w:tcMar>
-              <w:top w:w="0" w:type="dxa"/>
-              <w:left w:w="0" w:type="dxa"/>
-              <w:bottom w:w="0" w:type="dxa"/>
-              <w:right w:w="0" w:type="dxa"/>
-            </w:tcMar>
-          </w:tcPr>
-          <w:p>
-            <w:pPr>
-              <w:pBdr>
-                <w:top w:val="nil"/>
-                <w:left w:val="nil"/>
-                <w:bottom w:val="nil"/>
-                <w:right w:val="nil"/>
-                <w:between w:val="nil"/>
-              </w:pBdr>
-              <w:jc w:val="center"/>
-            </w:pPr>
-            <w:r>
-              <w:t>15</w:t>
-            </w:r>
-            <w:r>
-              <w:t>/</w:t>
-            </w:r>
-            <w:r>
-              <w:t>10</w:t>
-            </w:r>
-            <w:r>
-              <w:t>/26</w:t>
+            <w:tcW w:w="1141" w:type="dxa"/>
+            <w:tcMar>
+              <w:top w:w="0" w:type="dxa"/>
+              <w:left w:w="0" w:type="dxa"/>
+              <w:bottom w:w="0" w:type="dxa"/>
+              <w:right w:w="0" w:type="dxa"/>
+            </w:tcMar>
+          </w:tcPr>
+          <w:p>
+            <w:pPr>
+              <w:pBdr>
+                <w:top w:val="nil"/>
+                <w:left w:val="nil"/>
+                <w:bottom w:val="nil"/>
+                <w:right w:val="nil"/>
+                <w:between w:val="nil"/>
+              </w:pBdr>
+              <w:jc w:val="center"/>
+            </w:pPr>
+            <w:r>
+              <w:t>22/10/26</w:t>
             </w:r>
           </w:p>
         </w:tc>
@@ -14545,7 +17249,7 @@
               <w:spacing w:line="276" w:lineRule="auto"/>
             </w:pPr>
             <w:r>
-              <w:t xml:space="preserve">Instalación de cámaras </w:t>
+              <w:t>Preparación de cables UTP</w:t>
             </w:r>
           </w:p>
         </w:tc>
@@ -14664,36 +17368,27 @@
         </w:trPr>
         <w:tc>
           <w:tcPr>
-            <w:tcW w:w="1140" w:type="dxa"/>
-            <w:tcMar>
-              <w:top w:w="0" w:type="dxa"/>
-              <w:left w:w="0" w:type="dxa"/>
-              <w:bottom w:w="0" w:type="dxa"/>
-              <w:right w:w="0" w:type="dxa"/>
-            </w:tcMar>
-          </w:tcPr>
-          <w:p>
-            <w:pPr>
-              <w:pBdr>
-                <w:top w:val="nil"/>
-                <w:left w:val="nil"/>
-                <w:bottom w:val="nil"/>
-                <w:right w:val="nil"/>
-                <w:between w:val="nil"/>
-              </w:pBdr>
-              <w:jc w:val="center"/>
-            </w:pPr>
-            <w:r>
-              <w:t>16</w:t>
-            </w:r>
-            <w:r>
-              <w:t>/</w:t>
-            </w:r>
-            <w:r>
-              <w:t>10</w:t>
-            </w:r>
-            <w:r>
-              <w:t>/26</w:t>
+            <w:tcW w:w="1141" w:type="dxa"/>
+            <w:tcMar>
+              <w:top w:w="0" w:type="dxa"/>
+              <w:left w:w="0" w:type="dxa"/>
+              <w:bottom w:w="0" w:type="dxa"/>
+              <w:right w:w="0" w:type="dxa"/>
+            </w:tcMar>
+          </w:tcPr>
+          <w:p>
+            <w:pPr>
+              <w:pBdr>
+                <w:top w:val="nil"/>
+                <w:left w:val="nil"/>
+                <w:bottom w:val="nil"/>
+                <w:right w:val="nil"/>
+                <w:between w:val="nil"/>
+              </w:pBdr>
+              <w:jc w:val="center"/>
+            </w:pPr>
+            <w:r>
+              <w:t>23/10/26</w:t>
             </w:r>
           </w:p>
         </w:tc>
@@ -14746,15 +17441,7 @@
               <w:spacing w:line="276" w:lineRule="auto"/>
             </w:pPr>
             <w:r>
-              <w:t xml:space="preserve">Instalación de una aplicación </w:t>
-            </w:r>
-            <w:proofErr w:type="gramStart"/>
-            <w:r>
-              <w:t>e</w:t>
-            </w:r>
-            <w:proofErr w:type="gramEnd"/>
-            <w:r>
-              <w:t xml:space="preserve"> preparación de cables UTP</w:t>
+              <w:t xml:space="preserve">Preparación de cables UTP y Mantenimiento de cámara </w:t>
             </w:r>
           </w:p>
         </w:tc>
@@ -14873,36 +17560,27 @@
         </w:trPr>
         <w:tc>
           <w:tcPr>
-            <w:tcW w:w="1140" w:type="dxa"/>
-            <w:tcMar>
-              <w:top w:w="0" w:type="dxa"/>
-              <w:left w:w="0" w:type="dxa"/>
-              <w:bottom w:w="0" w:type="dxa"/>
-              <w:right w:w="0" w:type="dxa"/>
-            </w:tcMar>
-          </w:tcPr>
-          <w:p>
-            <w:pPr>
-              <w:pBdr>
-                <w:top w:val="nil"/>
-                <w:left w:val="nil"/>
-                <w:bottom w:val="nil"/>
-                <w:right w:val="nil"/>
-                <w:between w:val="nil"/>
-              </w:pBdr>
-              <w:jc w:val="center"/>
-            </w:pPr>
-            <w:r>
-              <w:t>19</w:t>
-            </w:r>
-            <w:r>
-              <w:t>/</w:t>
-            </w:r>
-            <w:r>
-              <w:t>10</w:t>
-            </w:r>
-            <w:r>
-              <w:t>/26</w:t>
+            <w:tcW w:w="1141" w:type="dxa"/>
+            <w:tcMar>
+              <w:top w:w="0" w:type="dxa"/>
+              <w:left w:w="0" w:type="dxa"/>
+              <w:bottom w:w="0" w:type="dxa"/>
+              <w:right w:w="0" w:type="dxa"/>
+            </w:tcMar>
+          </w:tcPr>
+          <w:p>
+            <w:pPr>
+              <w:pBdr>
+                <w:top w:val="nil"/>
+                <w:left w:val="nil"/>
+                <w:bottom w:val="nil"/>
+                <w:right w:val="nil"/>
+                <w:between w:val="nil"/>
+              </w:pBdr>
+              <w:jc w:val="center"/>
+            </w:pPr>
+            <w:r>
+              <w:t>26/10/26</w:t>
             </w:r>
           </w:p>
         </w:tc>
@@ -14955,7 +17633,7 @@
               <w:spacing w:line="276" w:lineRule="auto"/>
             </w:pPr>
             <w:r>
-              <w:t>Mantenimiento de equipo</w:t>
+              <w:t>Preparación de cables UTP</w:t>
             </w:r>
           </w:p>
         </w:tc>
@@ -15074,36 +17752,27 @@
         </w:trPr>
         <w:tc>
           <w:tcPr>
-            <w:tcW w:w="1140" w:type="dxa"/>
-            <w:tcMar>
-              <w:top w:w="0" w:type="dxa"/>
-              <w:left w:w="0" w:type="dxa"/>
-              <w:bottom w:w="0" w:type="dxa"/>
-              <w:right w:w="0" w:type="dxa"/>
-            </w:tcMar>
-          </w:tcPr>
-          <w:p>
-            <w:pPr>
-              <w:pBdr>
-                <w:top w:val="nil"/>
-                <w:left w:val="nil"/>
-                <w:bottom w:val="nil"/>
-                <w:right w:val="nil"/>
-                <w:between w:val="nil"/>
-              </w:pBdr>
-              <w:jc w:val="center"/>
-            </w:pPr>
-            <w:r>
-              <w:t>20</w:t>
-            </w:r>
-            <w:r>
-              <w:t>/</w:t>
-            </w:r>
-            <w:r>
-              <w:t>10</w:t>
-            </w:r>
-            <w:r>
-              <w:t>/26</w:t>
+            <w:tcW w:w="1141" w:type="dxa"/>
+            <w:tcMar>
+              <w:top w:w="0" w:type="dxa"/>
+              <w:left w:w="0" w:type="dxa"/>
+              <w:bottom w:w="0" w:type="dxa"/>
+              <w:right w:w="0" w:type="dxa"/>
+            </w:tcMar>
+          </w:tcPr>
+          <w:p>
+            <w:pPr>
+              <w:pBdr>
+                <w:top w:val="nil"/>
+                <w:left w:val="nil"/>
+                <w:bottom w:val="nil"/>
+                <w:right w:val="nil"/>
+                <w:between w:val="nil"/>
+              </w:pBdr>
+              <w:jc w:val="center"/>
+            </w:pPr>
+            <w:r>
+              <w:t>27/10/26</w:t>
             </w:r>
           </w:p>
         </w:tc>
@@ -15156,7 +17825,10 @@
               <w:spacing w:line="276" w:lineRule="auto"/>
             </w:pPr>
             <w:r>
-              <w:t>Mantenimiento de equipo</w:t>
+              <w:t xml:space="preserve">Mantenimiento de </w:t>
+            </w:r>
+            <w:r>
+              <w:t xml:space="preserve">cámaras </w:t>
             </w:r>
           </w:p>
         </w:tc>
@@ -15320,6 +17992,7 @@
       </w:tblGrid>
       <w:tr>
         <w:trPr>
+          <w:trHeight w:val="162"/>
           <w:jc w:val="center"/>
         </w:trPr>
         <w:tc>
@@ -15486,2099 +18159,6 @@
             <w:pPr>
               <w:jc w:val="center"/>
             </w:pPr>
-            <w:r>
-              <w:t>20/10/26</w:t>
-            </w:r>
-          </w:p>
-        </w:tc>
-      </w:tr>
-    </w:tbl>
-    <w:p>
-      <w:pPr>
-        <w:pBdr>
-          <w:top w:val="nil"/>
-          <w:left w:val="nil"/>
-          <w:bottom w:val="nil"/>
-          <w:right w:val="nil"/>
-          <w:between w:val="nil"/>
-        </w:pBdr>
-      </w:pPr>
-    </w:p>
-    <w:p>
-      <w:pPr>
-        <w:pStyle w:val="Ttulo2"/>
-        <w:spacing w:before="0" w:after="0"/>
-        <w:jc w:val="center"/>
-        <w:rPr>
-          <w:sz w:val="28"/>
-          <w:szCs w:val="28"/>
-        </w:rPr>
-      </w:pPr>
-      <w:r>
-        <w:rPr>
-          <w:sz w:val="28"/>
-          <w:szCs w:val="28"/>
-        </w:rPr>
-        <w:lastRenderedPageBreak/>
-        <w:t>ANEXO 2: BITÁCORA SEMANAL DE REALIZACIÓN DE PRÁCTICA</w:t>
-      </w:r>
-    </w:p>
-    <w:p>
-      <w:pPr>
-        <w:pBdr>
-          <w:top w:val="nil"/>
-          <w:left w:val="nil"/>
-          <w:bottom w:val="nil"/>
-          <w:right w:val="nil"/>
-          <w:between w:val="nil"/>
-        </w:pBdr>
-        <w:rPr>
-          <w:b/>
-          <w:bCs/>
-        </w:rPr>
-      </w:pPr>
-    </w:p>
-    <w:tbl>
-      <w:tblPr>
-        <w:tblStyle w:val="ac"/>
-        <w:tblW w:w="10740" w:type="dxa"/>
-        <w:jc w:val="center"/>
-        <w:tblInd w:w="0" w:type="dxa"/>
-        <w:tblBorders>
-          <w:top w:val="single" w:sz="8" w:space="0" w:color="000000"/>
-          <w:left w:val="single" w:sz="8" w:space="0" w:color="000000"/>
-          <w:bottom w:val="single" w:sz="8" w:space="0" w:color="000000"/>
-          <w:right w:val="single" w:sz="8" w:space="0" w:color="000000"/>
-          <w:insideH w:val="single" w:sz="8" w:space="0" w:color="000000"/>
-          <w:insideV w:val="single" w:sz="8" w:space="0" w:color="000000"/>
-        </w:tblBorders>
-        <w:tblLayout w:type="fixed"/>
-        <w:tblLook w:val="0600" w:firstRow="0" w:lastRow="0" w:firstColumn="0" w:lastColumn="0" w:noHBand="1" w:noVBand="1"/>
-      </w:tblPr>
-      <w:tblGrid>
-        <w:gridCol w:w="2190"/>
-        <w:gridCol w:w="1875"/>
-        <w:gridCol w:w="105"/>
-        <w:gridCol w:w="1980"/>
-        <w:gridCol w:w="1980"/>
-        <w:gridCol w:w="2610"/>
-      </w:tblGrid>
-      <w:tr>
-        <w:trPr>
-          <w:trHeight w:val="113"/>
-          <w:jc w:val="center"/>
-        </w:trPr>
-        <w:tc>
-          <w:tcPr>
-            <w:tcW w:w="2190" w:type="dxa"/>
-            <w:tcBorders>
-              <w:top w:val="single" w:sz="8" w:space="0" w:color="FFFFFF"/>
-              <w:left w:val="single" w:sz="8" w:space="0" w:color="FFFFFF"/>
-              <w:bottom w:val="single" w:sz="8" w:space="0" w:color="FFFFFF"/>
-              <w:right w:val="single" w:sz="8" w:space="0" w:color="FFFFFF"/>
-            </w:tcBorders>
-            <w:tcMar>
-              <w:top w:w="100" w:type="dxa"/>
-              <w:left w:w="100" w:type="dxa"/>
-              <w:bottom w:w="100" w:type="dxa"/>
-              <w:right w:w="100" w:type="dxa"/>
-            </w:tcMar>
-          </w:tcPr>
-          <w:p>
-            <w:pPr>
-              <w:spacing w:line="204" w:lineRule="auto"/>
-              <w:rPr>
-                <w:b/>
-                <w:bCs/>
-                <w:sz w:val="20"/>
-                <w:szCs w:val="20"/>
-              </w:rPr>
-            </w:pPr>
-            <w:r>
-              <w:rPr>
-                <w:b/>
-                <w:bCs/>
-              </w:rPr>
-              <w:t>Nombre completo:</w:t>
-            </w:r>
-          </w:p>
-        </w:tc>
-        <w:tc>
-          <w:tcPr>
-            <w:tcW w:w="8550" w:type="dxa"/>
-            <w:gridSpan w:val="5"/>
-            <w:tcBorders>
-              <w:top w:val="single" w:sz="8" w:space="0" w:color="FFFFFF"/>
-              <w:left w:val="single" w:sz="8" w:space="0" w:color="FFFFFF"/>
-              <w:bottom w:val="single" w:sz="8" w:space="0" w:color="073763"/>
-              <w:right w:val="single" w:sz="8" w:space="0" w:color="FFFFFF"/>
-            </w:tcBorders>
-            <w:tcMar>
-              <w:top w:w="100" w:type="dxa"/>
-              <w:left w:w="100" w:type="dxa"/>
-              <w:bottom w:w="100" w:type="dxa"/>
-              <w:right w:w="100" w:type="dxa"/>
-            </w:tcMar>
-          </w:tcPr>
-          <w:p>
-            <w:pPr>
-              <w:pBdr>
-                <w:top w:val="nil"/>
-                <w:left w:val="nil"/>
-                <w:bottom w:val="nil"/>
-                <w:right w:val="nil"/>
-                <w:between w:val="nil"/>
-              </w:pBdr>
-              <w:spacing w:line="204" w:lineRule="auto"/>
-              <w:rPr>
-                <w:b/>
-                <w:bCs/>
-                <w:sz w:val="20"/>
-                <w:szCs w:val="20"/>
-              </w:rPr>
-            </w:pPr>
-            <w:r>
-              <w:rPr>
-                <w:b/>
-                <w:bCs/>
-                <w:sz w:val="20"/>
-                <w:szCs w:val="20"/>
-              </w:rPr>
-              <w:t>Ester Nohemy Matzar Queche</w:t>
-            </w:r>
-          </w:p>
-        </w:tc>
-      </w:tr>
-      <w:tr>
-        <w:trPr>
-          <w:trHeight w:val="113"/>
-          <w:jc w:val="center"/>
-        </w:trPr>
-        <w:tc>
-          <w:tcPr>
-            <w:tcW w:w="2190" w:type="dxa"/>
-            <w:tcBorders>
-              <w:top w:val="single" w:sz="8" w:space="0" w:color="FFFFFF"/>
-              <w:left w:val="single" w:sz="8" w:space="0" w:color="FFFFFF"/>
-              <w:bottom w:val="single" w:sz="8" w:space="0" w:color="FFFFFF"/>
-              <w:right w:val="single" w:sz="8" w:space="0" w:color="FFFFFF"/>
-            </w:tcBorders>
-            <w:tcMar>
-              <w:top w:w="100" w:type="dxa"/>
-              <w:left w:w="100" w:type="dxa"/>
-              <w:bottom w:w="100" w:type="dxa"/>
-              <w:right w:w="100" w:type="dxa"/>
-            </w:tcMar>
-          </w:tcPr>
-          <w:p>
-            <w:pPr>
-              <w:spacing w:line="204" w:lineRule="auto"/>
-              <w:rPr>
-                <w:b/>
-                <w:bCs/>
-                <w:sz w:val="20"/>
-                <w:szCs w:val="20"/>
-              </w:rPr>
-            </w:pPr>
-            <w:r>
-              <w:rPr>
-                <w:b/>
-                <w:bCs/>
-              </w:rPr>
-              <w:t>Centro educativo:</w:t>
-            </w:r>
-          </w:p>
-        </w:tc>
-        <w:tc>
-          <w:tcPr>
-            <w:tcW w:w="8550" w:type="dxa"/>
-            <w:gridSpan w:val="5"/>
-            <w:tcBorders>
-              <w:top w:val="single" w:sz="8" w:space="0" w:color="073763"/>
-              <w:left w:val="single" w:sz="8" w:space="0" w:color="FFFFFF"/>
-              <w:bottom w:val="single" w:sz="8" w:space="0" w:color="073763"/>
-              <w:right w:val="single" w:sz="8" w:space="0" w:color="FFFFFF"/>
-            </w:tcBorders>
-            <w:tcMar>
-              <w:top w:w="100" w:type="dxa"/>
-              <w:left w:w="100" w:type="dxa"/>
-              <w:bottom w:w="100" w:type="dxa"/>
-              <w:right w:w="100" w:type="dxa"/>
-            </w:tcMar>
-          </w:tcPr>
-          <w:p>
-            <w:pPr>
-              <w:pBdr>
-                <w:top w:val="nil"/>
-                <w:left w:val="nil"/>
-                <w:bottom w:val="nil"/>
-                <w:right w:val="nil"/>
-                <w:between w:val="nil"/>
-              </w:pBdr>
-              <w:spacing w:line="204" w:lineRule="auto"/>
-              <w:rPr>
-                <w:b/>
-                <w:bCs/>
-                <w:sz w:val="20"/>
-                <w:szCs w:val="20"/>
-              </w:rPr>
-            </w:pPr>
-            <w:r>
-              <w:rPr>
-                <w:b/>
-                <w:bCs/>
-                <w:sz w:val="20"/>
-                <w:szCs w:val="20"/>
-              </w:rPr>
-              <w:t xml:space="preserve">INED de Panajachel </w:t>
-            </w:r>
-          </w:p>
-        </w:tc>
-      </w:tr>
-      <w:tr>
-        <w:trPr>
-          <w:trHeight w:val="113"/>
-          <w:jc w:val="center"/>
-        </w:trPr>
-        <w:tc>
-          <w:tcPr>
-            <w:tcW w:w="2190" w:type="dxa"/>
-            <w:tcBorders>
-              <w:top w:val="single" w:sz="8" w:space="0" w:color="FFFFFF"/>
-              <w:left w:val="single" w:sz="8" w:space="0" w:color="FFFFFF"/>
-              <w:bottom w:val="single" w:sz="8" w:space="0" w:color="FFFFFF"/>
-              <w:right w:val="single" w:sz="8" w:space="0" w:color="FFFFFF"/>
-            </w:tcBorders>
-            <w:tcMar>
-              <w:top w:w="100" w:type="dxa"/>
-              <w:left w:w="100" w:type="dxa"/>
-              <w:bottom w:w="100" w:type="dxa"/>
-              <w:right w:w="100" w:type="dxa"/>
-            </w:tcMar>
-          </w:tcPr>
-          <w:p>
-            <w:pPr>
-              <w:spacing w:line="204" w:lineRule="auto"/>
-              <w:rPr>
-                <w:b/>
-                <w:bCs/>
-                <w:sz w:val="20"/>
-                <w:szCs w:val="20"/>
-              </w:rPr>
-            </w:pPr>
-            <w:r>
-              <w:rPr>
-                <w:b/>
-                <w:bCs/>
-              </w:rPr>
-              <w:t>Carrera:</w:t>
-            </w:r>
-          </w:p>
-        </w:tc>
-        <w:tc>
-          <w:tcPr>
-            <w:tcW w:w="8550" w:type="dxa"/>
-            <w:gridSpan w:val="5"/>
-            <w:tcBorders>
-              <w:top w:val="single" w:sz="8" w:space="0" w:color="073763"/>
-              <w:left w:val="single" w:sz="8" w:space="0" w:color="FFFFFF"/>
-              <w:bottom w:val="single" w:sz="8" w:space="0" w:color="073763"/>
-              <w:right w:val="single" w:sz="8" w:space="0" w:color="FFFFFF"/>
-            </w:tcBorders>
-            <w:tcMar>
-              <w:top w:w="100" w:type="dxa"/>
-              <w:left w:w="100" w:type="dxa"/>
-              <w:bottom w:w="100" w:type="dxa"/>
-              <w:right w:w="100" w:type="dxa"/>
-            </w:tcMar>
-          </w:tcPr>
-          <w:p>
-            <w:pPr>
-              <w:pBdr>
-                <w:top w:val="nil"/>
-                <w:left w:val="nil"/>
-                <w:bottom w:val="nil"/>
-                <w:right w:val="nil"/>
-                <w:between w:val="nil"/>
-              </w:pBdr>
-              <w:spacing w:line="204" w:lineRule="auto"/>
-              <w:rPr>
-                <w:b/>
-                <w:bCs/>
-                <w:sz w:val="20"/>
-                <w:szCs w:val="20"/>
-              </w:rPr>
-            </w:pPr>
-            <w:r>
-              <w:rPr>
-                <w:b/>
-                <w:bCs/>
-              </w:rPr>
-              <w:t>Bachillerato en Ciencias y Letras con Orientación en Computación.</w:t>
-            </w:r>
-          </w:p>
-        </w:tc>
-      </w:tr>
-      <w:tr>
-        <w:trPr>
-          <w:trHeight w:val="113"/>
-          <w:jc w:val="center"/>
-        </w:trPr>
-        <w:tc>
-          <w:tcPr>
-            <w:tcW w:w="2190" w:type="dxa"/>
-            <w:tcBorders>
-              <w:top w:val="single" w:sz="8" w:space="0" w:color="FFFFFF"/>
-              <w:left w:val="single" w:sz="8" w:space="0" w:color="FFFFFF"/>
-              <w:bottom w:val="single" w:sz="8" w:space="0" w:color="FFFFFF"/>
-              <w:right w:val="single" w:sz="8" w:space="0" w:color="FFFFFF"/>
-            </w:tcBorders>
-            <w:tcMar>
-              <w:top w:w="100" w:type="dxa"/>
-              <w:left w:w="100" w:type="dxa"/>
-              <w:bottom w:w="100" w:type="dxa"/>
-              <w:right w:w="100" w:type="dxa"/>
-            </w:tcMar>
-          </w:tcPr>
-          <w:p>
-            <w:pPr>
-              <w:spacing w:line="204" w:lineRule="auto"/>
-              <w:rPr>
-                <w:b/>
-                <w:bCs/>
-                <w:sz w:val="20"/>
-                <w:szCs w:val="20"/>
-              </w:rPr>
-            </w:pPr>
-            <w:r>
-              <w:rPr>
-                <w:b/>
-                <w:bCs/>
-              </w:rPr>
-              <w:t>Jornada:</w:t>
-            </w:r>
-            <w:r>
-              <w:t xml:space="preserve"> </w:t>
-            </w:r>
-          </w:p>
-        </w:tc>
-        <w:tc>
-          <w:tcPr>
-            <w:tcW w:w="1980" w:type="dxa"/>
-            <w:gridSpan w:val="2"/>
-            <w:tcBorders>
-              <w:top w:val="single" w:sz="8" w:space="0" w:color="073763"/>
-              <w:left w:val="single" w:sz="8" w:space="0" w:color="FFFFFF"/>
-              <w:bottom w:val="single" w:sz="8" w:space="0" w:color="073763"/>
-              <w:right w:val="single" w:sz="8" w:space="0" w:color="FFFFFF"/>
-            </w:tcBorders>
-            <w:tcMar>
-              <w:top w:w="100" w:type="dxa"/>
-              <w:left w:w="100" w:type="dxa"/>
-              <w:bottom w:w="100" w:type="dxa"/>
-              <w:right w:w="100" w:type="dxa"/>
-            </w:tcMar>
-          </w:tcPr>
-          <w:p>
-            <w:pPr>
-              <w:widowControl/>
-              <w:numPr>
-                <w:ilvl w:val="0"/>
-                <w:numId w:val="2"/>
-              </w:numPr>
-              <w:spacing w:after="200" w:line="204" w:lineRule="auto"/>
-            </w:pPr>
-            <w:r>
-              <w:t>Matutina</w:t>
-            </w:r>
-          </w:p>
-        </w:tc>
-        <w:tc>
-          <w:tcPr>
-            <w:tcW w:w="1980" w:type="dxa"/>
-            <w:tcBorders>
-              <w:top w:val="single" w:sz="8" w:space="0" w:color="073763"/>
-              <w:left w:val="single" w:sz="8" w:space="0" w:color="FFFFFF"/>
-              <w:bottom w:val="single" w:sz="8" w:space="0" w:color="073763"/>
-              <w:right w:val="single" w:sz="8" w:space="0" w:color="FFFFFF"/>
-            </w:tcBorders>
-            <w:tcMar>
-              <w:top w:w="100" w:type="dxa"/>
-              <w:left w:w="100" w:type="dxa"/>
-              <w:bottom w:w="100" w:type="dxa"/>
-              <w:right w:w="100" w:type="dxa"/>
-            </w:tcMar>
-          </w:tcPr>
-          <w:p>
-            <w:pPr>
-              <w:widowControl/>
-              <w:numPr>
-                <w:ilvl w:val="0"/>
-                <w:numId w:val="1"/>
-              </w:numPr>
-              <w:spacing w:after="200" w:line="204" w:lineRule="auto"/>
-              <w:rPr>
-                <w:strike/>
-              </w:rPr>
-            </w:pPr>
-            <w:r>
-              <w:rPr>
-                <w:strike/>
-              </w:rPr>
-              <w:t>Vespertina</w:t>
-            </w:r>
-          </w:p>
-        </w:tc>
-        <w:tc>
-          <w:tcPr>
-            <w:tcW w:w="1980" w:type="dxa"/>
-            <w:tcBorders>
-              <w:top w:val="single" w:sz="8" w:space="0" w:color="073763"/>
-              <w:bottom w:val="single" w:sz="8" w:space="0" w:color="073763"/>
-              <w:right w:val="single" w:sz="8" w:space="0" w:color="FFFFFF"/>
-            </w:tcBorders>
-            <w:tcMar>
-              <w:top w:w="100" w:type="dxa"/>
-              <w:left w:w="100" w:type="dxa"/>
-              <w:bottom w:w="100" w:type="dxa"/>
-              <w:right w:w="100" w:type="dxa"/>
-            </w:tcMar>
-          </w:tcPr>
-          <w:p>
-            <w:pPr>
-              <w:widowControl/>
-              <w:numPr>
-                <w:ilvl w:val="0"/>
-                <w:numId w:val="4"/>
-              </w:numPr>
-              <w:spacing w:after="200" w:line="204" w:lineRule="auto"/>
-            </w:pPr>
-            <w:r>
-              <w:t>Nocturna</w:t>
-            </w:r>
-          </w:p>
-        </w:tc>
-        <w:tc>
-          <w:tcPr>
-            <w:tcW w:w="2610" w:type="dxa"/>
-            <w:tcBorders>
-              <w:top w:val="single" w:sz="8" w:space="0" w:color="073763"/>
-              <w:bottom w:val="single" w:sz="8" w:space="0" w:color="073763"/>
-              <w:right w:val="single" w:sz="8" w:space="0" w:color="FFFFFF"/>
-            </w:tcBorders>
-            <w:tcMar>
-              <w:top w:w="100" w:type="dxa"/>
-              <w:left w:w="100" w:type="dxa"/>
-              <w:bottom w:w="100" w:type="dxa"/>
-              <w:right w:w="100" w:type="dxa"/>
-            </w:tcMar>
-          </w:tcPr>
-          <w:p>
-            <w:pPr>
-              <w:widowControl/>
-              <w:numPr>
-                <w:ilvl w:val="0"/>
-                <w:numId w:val="3"/>
-              </w:numPr>
-              <w:spacing w:after="200" w:line="204" w:lineRule="auto"/>
-            </w:pPr>
-            <w:r>
-              <w:t>Fin de semana</w:t>
-            </w:r>
-          </w:p>
-        </w:tc>
-      </w:tr>
-      <w:tr>
-        <w:trPr>
-          <w:trHeight w:val="113"/>
-          <w:jc w:val="center"/>
-        </w:trPr>
-        <w:tc>
-          <w:tcPr>
-            <w:tcW w:w="4065" w:type="dxa"/>
-            <w:gridSpan w:val="2"/>
-            <w:tcBorders>
-              <w:top w:val="single" w:sz="8" w:space="0" w:color="FFFFFF"/>
-              <w:left w:val="single" w:sz="8" w:space="0" w:color="FFFFFF"/>
-              <w:bottom w:val="single" w:sz="8" w:space="0" w:color="FFFFFF"/>
-              <w:right w:val="single" w:sz="8" w:space="0" w:color="FFFFFF"/>
-            </w:tcBorders>
-            <w:tcMar>
-              <w:top w:w="100" w:type="dxa"/>
-              <w:left w:w="100" w:type="dxa"/>
-              <w:bottom w:w="100" w:type="dxa"/>
-              <w:right w:w="100" w:type="dxa"/>
-            </w:tcMar>
-          </w:tcPr>
-          <w:p>
-            <w:pPr>
-              <w:spacing w:line="204" w:lineRule="auto"/>
-              <w:rPr>
-                <w:b/>
-                <w:bCs/>
-              </w:rPr>
-            </w:pPr>
-            <w:r>
-              <w:rPr>
-                <w:b/>
-                <w:bCs/>
-              </w:rPr>
-              <w:t>Lugar en donde realiza la práctica:</w:t>
-            </w:r>
-          </w:p>
-        </w:tc>
-        <w:tc>
-          <w:tcPr>
-            <w:tcW w:w="6675" w:type="dxa"/>
-            <w:gridSpan w:val="4"/>
-            <w:tcBorders>
-              <w:top w:val="single" w:sz="8" w:space="0" w:color="073763"/>
-              <w:bottom w:val="single" w:sz="8" w:space="0" w:color="073763"/>
-              <w:right w:val="single" w:sz="8" w:space="0" w:color="FFFFFF"/>
-            </w:tcBorders>
-            <w:tcMar>
-              <w:top w:w="100" w:type="dxa"/>
-              <w:left w:w="100" w:type="dxa"/>
-              <w:bottom w:w="100" w:type="dxa"/>
-              <w:right w:w="100" w:type="dxa"/>
-            </w:tcMar>
-          </w:tcPr>
-          <w:p>
-            <w:pPr>
-              <w:pBdr>
-                <w:top w:val="nil"/>
-                <w:left w:val="nil"/>
-                <w:bottom w:val="nil"/>
-                <w:right w:val="nil"/>
-                <w:between w:val="nil"/>
-              </w:pBdr>
-              <w:spacing w:line="204" w:lineRule="auto"/>
-              <w:rPr>
-                <w:b/>
-                <w:bCs/>
-                <w:sz w:val="20"/>
-                <w:szCs w:val="20"/>
-              </w:rPr>
-            </w:pPr>
-            <w:r>
-              <w:rPr>
-                <w:b/>
-                <w:bCs/>
-                <w:sz w:val="20"/>
-                <w:szCs w:val="20"/>
-              </w:rPr>
-              <w:t xml:space="preserve">Registro Nacional de las Personas </w:t>
-            </w:r>
-          </w:p>
-        </w:tc>
-      </w:tr>
-      <w:tr>
-        <w:trPr>
-          <w:trHeight w:val="113"/>
-          <w:jc w:val="center"/>
-        </w:trPr>
-        <w:tc>
-          <w:tcPr>
-            <w:tcW w:w="2190" w:type="dxa"/>
-            <w:tcBorders>
-              <w:top w:val="single" w:sz="8" w:space="0" w:color="FFFFFF"/>
-              <w:left w:val="single" w:sz="8" w:space="0" w:color="FFFFFF"/>
-              <w:bottom w:val="single" w:sz="8" w:space="0" w:color="FFFFFF"/>
-              <w:right w:val="single" w:sz="8" w:space="0" w:color="FFFFFF"/>
-            </w:tcBorders>
-            <w:tcMar>
-              <w:top w:w="100" w:type="dxa"/>
-              <w:left w:w="100" w:type="dxa"/>
-              <w:bottom w:w="100" w:type="dxa"/>
-              <w:right w:w="100" w:type="dxa"/>
-            </w:tcMar>
-          </w:tcPr>
-          <w:p>
-            <w:pPr>
-              <w:spacing w:line="204" w:lineRule="auto"/>
-              <w:rPr>
-                <w:b/>
-                <w:bCs/>
-              </w:rPr>
-            </w:pPr>
-            <w:r>
-              <w:rPr>
-                <w:b/>
-                <w:bCs/>
-              </w:rPr>
-              <w:t>Nombre de su jefe:</w:t>
-            </w:r>
-          </w:p>
-        </w:tc>
-        <w:tc>
-          <w:tcPr>
-            <w:tcW w:w="8550" w:type="dxa"/>
-            <w:gridSpan w:val="5"/>
-            <w:tcBorders>
-              <w:top w:val="single" w:sz="8" w:space="0" w:color="FFFFFF"/>
-              <w:left w:val="single" w:sz="8" w:space="0" w:color="FFFFFF"/>
-              <w:bottom w:val="single" w:sz="8" w:space="0" w:color="073763"/>
-              <w:right w:val="single" w:sz="8" w:space="0" w:color="FFFFFF"/>
-            </w:tcBorders>
-            <w:tcMar>
-              <w:top w:w="100" w:type="dxa"/>
-              <w:left w:w="100" w:type="dxa"/>
-              <w:bottom w:w="100" w:type="dxa"/>
-              <w:right w:w="100" w:type="dxa"/>
-            </w:tcMar>
-          </w:tcPr>
-          <w:p>
-            <w:pPr>
-              <w:pBdr>
-                <w:top w:val="nil"/>
-                <w:left w:val="nil"/>
-                <w:bottom w:val="nil"/>
-                <w:right w:val="nil"/>
-                <w:between w:val="nil"/>
-              </w:pBdr>
-              <w:spacing w:line="204" w:lineRule="auto"/>
-              <w:rPr>
-                <w:b/>
-                <w:bCs/>
-                <w:sz w:val="20"/>
-                <w:szCs w:val="20"/>
-              </w:rPr>
-            </w:pPr>
-            <w:r>
-              <w:rPr>
-                <w:b/>
-                <w:bCs/>
-                <w:sz w:val="20"/>
-                <w:szCs w:val="20"/>
-              </w:rPr>
-              <w:t>Cindy Lorena Estacuy Hernández</w:t>
-            </w:r>
-          </w:p>
-        </w:tc>
-      </w:tr>
-    </w:tbl>
-    <w:p>
-      <w:pPr>
-        <w:pBdr>
-          <w:top w:val="nil"/>
-          <w:left w:val="nil"/>
-          <w:bottom w:val="nil"/>
-          <w:right w:val="nil"/>
-          <w:between w:val="nil"/>
-        </w:pBdr>
-        <w:rPr>
-          <w:b/>
-          <w:bCs/>
-        </w:rPr>
-      </w:pPr>
-    </w:p>
-    <w:p>
-      <w:pPr>
-        <w:pBdr>
-          <w:top w:val="nil"/>
-          <w:left w:val="nil"/>
-          <w:bottom w:val="nil"/>
-          <w:right w:val="nil"/>
-          <w:between w:val="nil"/>
-        </w:pBdr>
-        <w:rPr>
-          <w:i/>
-          <w:iCs/>
-        </w:rPr>
-      </w:pPr>
-      <w:r>
-        <w:rPr>
-          <w:i/>
-          <w:iCs/>
-        </w:rPr>
-        <w:t>INSTRUCCIONES: Al finalizar cada jornada laboral, escriba con letra legible, con bolígrafo, para completar todo lo que se le solicita. Reflexione sobre todo lo que hizo cada día. Solicite la firma de su jefe. Referencias: E-Excelente B-Bueno R-Regular NM-Necesita mejorar</w:t>
-      </w:r>
-    </w:p>
-    <w:tbl>
-      <w:tblPr>
-        <w:tblStyle w:val="ad"/>
-        <w:tblW w:w="12910" w:type="dxa"/>
-        <w:tblInd w:w="0" w:type="dxa"/>
-        <w:tblBorders>
-          <w:top w:val="single" w:sz="8" w:space="0" w:color="000000"/>
-          <w:left w:val="single" w:sz="8" w:space="0" w:color="000000"/>
-          <w:bottom w:val="single" w:sz="8" w:space="0" w:color="000000"/>
-          <w:right w:val="single" w:sz="8" w:space="0" w:color="000000"/>
-          <w:insideH w:val="single" w:sz="8" w:space="0" w:color="000000"/>
-          <w:insideV w:val="single" w:sz="8" w:space="0" w:color="000000"/>
-        </w:tblBorders>
-        <w:tblLayout w:type="fixed"/>
-        <w:tblLook w:val="0600" w:firstRow="0" w:lastRow="0" w:firstColumn="0" w:lastColumn="0" w:noHBand="1" w:noVBand="1"/>
-      </w:tblPr>
-      <w:tblGrid>
-        <w:gridCol w:w="1141"/>
-        <w:gridCol w:w="885"/>
-        <w:gridCol w:w="4988"/>
-        <w:gridCol w:w="1474"/>
-        <w:gridCol w:w="1474"/>
-        <w:gridCol w:w="1474"/>
-        <w:gridCol w:w="1474"/>
-      </w:tblGrid>
-      <w:tr>
-        <w:trPr>
-          <w:tblHeader/>
-        </w:trPr>
-        <w:tc>
-          <w:tcPr>
-            <w:tcW w:w="1141" w:type="dxa"/>
-            <w:shd w:val="clear" w:color="auto" w:fill="F2F2F2"/>
-            <w:tcMar>
-              <w:top w:w="0" w:type="dxa"/>
-              <w:left w:w="0" w:type="dxa"/>
-              <w:bottom w:w="0" w:type="dxa"/>
-              <w:right w:w="0" w:type="dxa"/>
-            </w:tcMar>
-            <w:vAlign w:val="center"/>
-          </w:tcPr>
-          <w:p>
-            <w:pPr>
-              <w:pBdr>
-                <w:top w:val="nil"/>
-                <w:left w:val="nil"/>
-                <w:bottom w:val="nil"/>
-                <w:right w:val="nil"/>
-                <w:between w:val="nil"/>
-              </w:pBdr>
-              <w:jc w:val="center"/>
-            </w:pPr>
-            <w:r>
-              <w:t>Fecha</w:t>
-            </w:r>
-          </w:p>
-        </w:tc>
-        <w:tc>
-          <w:tcPr>
-            <w:tcW w:w="885" w:type="dxa"/>
-            <w:shd w:val="clear" w:color="auto" w:fill="F2F2F2"/>
-            <w:tcMar>
-              <w:top w:w="0" w:type="dxa"/>
-              <w:left w:w="0" w:type="dxa"/>
-              <w:bottom w:w="0" w:type="dxa"/>
-              <w:right w:w="0" w:type="dxa"/>
-            </w:tcMar>
-            <w:vAlign w:val="center"/>
-          </w:tcPr>
-          <w:p>
-            <w:pPr>
-              <w:pBdr>
-                <w:top w:val="nil"/>
-                <w:left w:val="nil"/>
-                <w:bottom w:val="nil"/>
-                <w:right w:val="nil"/>
-                <w:between w:val="nil"/>
-              </w:pBdr>
-              <w:jc w:val="center"/>
-            </w:pPr>
-            <w:r>
-              <w:t># Horas Trab</w:t>
-            </w:r>
-          </w:p>
-        </w:tc>
-        <w:tc>
-          <w:tcPr>
-            <w:tcW w:w="4988" w:type="dxa"/>
-            <w:shd w:val="clear" w:color="auto" w:fill="F2F2F2"/>
-            <w:tcMar>
-              <w:top w:w="0" w:type="dxa"/>
-              <w:left w:w="0" w:type="dxa"/>
-              <w:bottom w:w="0" w:type="dxa"/>
-              <w:right w:w="0" w:type="dxa"/>
-            </w:tcMar>
-            <w:vAlign w:val="center"/>
-          </w:tcPr>
-          <w:p>
-            <w:pPr>
-              <w:pBdr>
-                <w:top w:val="nil"/>
-                <w:left w:val="nil"/>
-                <w:bottom w:val="nil"/>
-                <w:right w:val="nil"/>
-                <w:between w:val="nil"/>
-              </w:pBdr>
-            </w:pPr>
-            <w:r>
-              <w:t>Resumen de actividades realizadas en el día</w:t>
-            </w:r>
-          </w:p>
-        </w:tc>
-        <w:tc>
-          <w:tcPr>
-            <w:tcW w:w="1474" w:type="dxa"/>
-            <w:shd w:val="clear" w:color="auto" w:fill="F2F2F2"/>
-            <w:tcMar>
-              <w:top w:w="0" w:type="dxa"/>
-              <w:left w:w="0" w:type="dxa"/>
-              <w:bottom w:w="0" w:type="dxa"/>
-              <w:right w:w="0" w:type="dxa"/>
-            </w:tcMar>
-            <w:vAlign w:val="center"/>
-          </w:tcPr>
-          <w:p>
-            <w:pPr>
-              <w:pBdr>
-                <w:top w:val="nil"/>
-                <w:left w:val="nil"/>
-                <w:bottom w:val="nil"/>
-                <w:right w:val="nil"/>
-                <w:between w:val="nil"/>
-              </w:pBdr>
-              <w:jc w:val="center"/>
-            </w:pPr>
-            <w:r>
-              <w:t>Responsabilidad (E/B/R/NM)</w:t>
-            </w:r>
-          </w:p>
-        </w:tc>
-        <w:tc>
-          <w:tcPr>
-            <w:tcW w:w="1474" w:type="dxa"/>
-            <w:shd w:val="clear" w:color="auto" w:fill="F2F2F2"/>
-            <w:tcMar>
-              <w:top w:w="0" w:type="dxa"/>
-              <w:left w:w="0" w:type="dxa"/>
-              <w:bottom w:w="0" w:type="dxa"/>
-              <w:right w:w="0" w:type="dxa"/>
-            </w:tcMar>
-            <w:vAlign w:val="center"/>
-          </w:tcPr>
-          <w:p>
-            <w:pPr>
-              <w:pBdr>
-                <w:top w:val="nil"/>
-                <w:left w:val="nil"/>
-                <w:bottom w:val="nil"/>
-                <w:right w:val="nil"/>
-                <w:between w:val="nil"/>
-              </w:pBdr>
-              <w:jc w:val="center"/>
-            </w:pPr>
-            <w:r>
-              <w:t>Puntualidad (E/B/R/NM)</w:t>
-            </w:r>
-          </w:p>
-        </w:tc>
-        <w:tc>
-          <w:tcPr>
-            <w:tcW w:w="1474" w:type="dxa"/>
-            <w:shd w:val="clear" w:color="auto" w:fill="F2F2F2"/>
-            <w:tcMar>
-              <w:top w:w="0" w:type="dxa"/>
-              <w:left w:w="0" w:type="dxa"/>
-              <w:bottom w:w="0" w:type="dxa"/>
-              <w:right w:w="0" w:type="dxa"/>
-            </w:tcMar>
-            <w:vAlign w:val="center"/>
-          </w:tcPr>
-          <w:p>
-            <w:pPr>
-              <w:pBdr>
-                <w:top w:val="nil"/>
-                <w:left w:val="nil"/>
-                <w:bottom w:val="nil"/>
-                <w:right w:val="nil"/>
-                <w:between w:val="nil"/>
-              </w:pBdr>
-              <w:jc w:val="center"/>
-            </w:pPr>
-            <w:r>
-              <w:t>Trabajo en equipo (E/B/R/NM)</w:t>
-            </w:r>
-          </w:p>
-        </w:tc>
-        <w:tc>
-          <w:tcPr>
-            <w:tcW w:w="1474" w:type="dxa"/>
-            <w:shd w:val="clear" w:color="auto" w:fill="F2F2F2"/>
-            <w:tcMar>
-              <w:top w:w="0" w:type="dxa"/>
-              <w:left w:w="0" w:type="dxa"/>
-              <w:bottom w:w="0" w:type="dxa"/>
-              <w:right w:w="0" w:type="dxa"/>
-            </w:tcMar>
-            <w:vAlign w:val="center"/>
-          </w:tcPr>
-          <w:p>
-            <w:pPr>
-              <w:pBdr>
-                <w:top w:val="nil"/>
-                <w:left w:val="nil"/>
-                <w:bottom w:val="nil"/>
-                <w:right w:val="nil"/>
-                <w:between w:val="nil"/>
-              </w:pBdr>
-              <w:jc w:val="center"/>
-            </w:pPr>
-            <w:r>
-              <w:t>Comunicación (E/B/R/NM)</w:t>
-            </w:r>
-          </w:p>
-          <w:p>
-            <w:pPr>
-              <w:pBdr>
-                <w:top w:val="nil"/>
-                <w:left w:val="nil"/>
-                <w:bottom w:val="nil"/>
-                <w:right w:val="nil"/>
-                <w:between w:val="nil"/>
-              </w:pBdr>
-            </w:pPr>
-            <w:r>
-              <w:t xml:space="preserve"> </w:t>
-            </w:r>
-          </w:p>
-        </w:tc>
-      </w:tr>
-      <w:tr>
-        <w:trPr>
-          <w:trHeight w:val="510"/>
-        </w:trPr>
-        <w:tc>
-          <w:tcPr>
-            <w:tcW w:w="1141" w:type="dxa"/>
-            <w:tcMar>
-              <w:top w:w="0" w:type="dxa"/>
-              <w:left w:w="0" w:type="dxa"/>
-              <w:bottom w:w="0" w:type="dxa"/>
-              <w:right w:w="0" w:type="dxa"/>
-            </w:tcMar>
-          </w:tcPr>
-          <w:p>
-            <w:pPr>
-              <w:pBdr>
-                <w:top w:val="nil"/>
-                <w:left w:val="nil"/>
-                <w:bottom w:val="nil"/>
-                <w:right w:val="nil"/>
-                <w:between w:val="nil"/>
-              </w:pBdr>
-              <w:jc w:val="center"/>
-            </w:pPr>
-            <w:r>
-              <w:t>21</w:t>
-            </w:r>
-            <w:r>
-              <w:t>/</w:t>
-            </w:r>
-            <w:r>
-              <w:t>10</w:t>
-            </w:r>
-            <w:r>
-              <w:t>/26</w:t>
-            </w:r>
-          </w:p>
-        </w:tc>
-        <w:tc>
-          <w:tcPr>
-            <w:tcW w:w="885" w:type="dxa"/>
-            <w:tcMar>
-              <w:top w:w="0" w:type="dxa"/>
-              <w:left w:w="0" w:type="dxa"/>
-              <w:bottom w:w="0" w:type="dxa"/>
-              <w:right w:w="0" w:type="dxa"/>
-            </w:tcMar>
-          </w:tcPr>
-          <w:p>
-            <w:pPr>
-              <w:pBdr>
-                <w:top w:val="nil"/>
-                <w:left w:val="nil"/>
-                <w:bottom w:val="nil"/>
-                <w:right w:val="nil"/>
-                <w:between w:val="nil"/>
-              </w:pBdr>
-              <w:spacing w:line="276" w:lineRule="auto"/>
-              <w:jc w:val="center"/>
-            </w:pPr>
-            <w:r>
-              <w:t>8:00</w:t>
-            </w:r>
-          </w:p>
-        </w:tc>
-        <w:tc>
-          <w:tcPr>
-            <w:tcW w:w="4988" w:type="dxa"/>
-            <w:tcMar>
-              <w:top w:w="0" w:type="dxa"/>
-              <w:left w:w="0" w:type="dxa"/>
-              <w:bottom w:w="0" w:type="dxa"/>
-              <w:right w:w="0" w:type="dxa"/>
-            </w:tcMar>
-          </w:tcPr>
-          <w:p>
-            <w:pPr>
-              <w:pBdr>
-                <w:top w:val="nil"/>
-                <w:left w:val="nil"/>
-                <w:bottom w:val="nil"/>
-                <w:right w:val="nil"/>
-                <w:between w:val="nil"/>
-              </w:pBdr>
-              <w:spacing w:line="276" w:lineRule="auto"/>
-            </w:pPr>
-          </w:p>
-        </w:tc>
-        <w:tc>
-          <w:tcPr>
-            <w:tcW w:w="1474" w:type="dxa"/>
-            <w:tcMar>
-              <w:top w:w="0" w:type="dxa"/>
-              <w:left w:w="0" w:type="dxa"/>
-              <w:bottom w:w="0" w:type="dxa"/>
-              <w:right w:w="0" w:type="dxa"/>
-            </w:tcMar>
-          </w:tcPr>
-          <w:p>
-            <w:pPr>
-              <w:pBdr>
-                <w:top w:val="nil"/>
-                <w:left w:val="nil"/>
-                <w:bottom w:val="nil"/>
-                <w:right w:val="nil"/>
-                <w:between w:val="nil"/>
-              </w:pBdr>
-              <w:spacing w:line="276" w:lineRule="auto"/>
-              <w:jc w:val="center"/>
-            </w:pPr>
-          </w:p>
-        </w:tc>
-        <w:tc>
-          <w:tcPr>
-            <w:tcW w:w="1474" w:type="dxa"/>
-            <w:tcMar>
-              <w:top w:w="0" w:type="dxa"/>
-              <w:left w:w="0" w:type="dxa"/>
-              <w:bottom w:w="0" w:type="dxa"/>
-              <w:right w:w="0" w:type="dxa"/>
-            </w:tcMar>
-          </w:tcPr>
-          <w:p>
-            <w:pPr>
-              <w:pBdr>
-                <w:top w:val="nil"/>
-                <w:left w:val="nil"/>
-                <w:bottom w:val="nil"/>
-                <w:right w:val="nil"/>
-                <w:between w:val="nil"/>
-              </w:pBdr>
-              <w:spacing w:line="276" w:lineRule="auto"/>
-              <w:jc w:val="center"/>
-            </w:pPr>
-          </w:p>
-        </w:tc>
-        <w:tc>
-          <w:tcPr>
-            <w:tcW w:w="1474" w:type="dxa"/>
-            <w:tcMar>
-              <w:top w:w="0" w:type="dxa"/>
-              <w:left w:w="0" w:type="dxa"/>
-              <w:bottom w:w="0" w:type="dxa"/>
-              <w:right w:w="0" w:type="dxa"/>
-            </w:tcMar>
-          </w:tcPr>
-          <w:p>
-            <w:pPr>
-              <w:pBdr>
-                <w:top w:val="nil"/>
-                <w:left w:val="nil"/>
-                <w:bottom w:val="nil"/>
-                <w:right w:val="nil"/>
-                <w:between w:val="nil"/>
-              </w:pBdr>
-              <w:spacing w:line="276" w:lineRule="auto"/>
-              <w:jc w:val="center"/>
-            </w:pPr>
-          </w:p>
-        </w:tc>
-        <w:tc>
-          <w:tcPr>
-            <w:tcW w:w="1474" w:type="dxa"/>
-            <w:tcMar>
-              <w:top w:w="0" w:type="dxa"/>
-              <w:left w:w="0" w:type="dxa"/>
-              <w:bottom w:w="0" w:type="dxa"/>
-              <w:right w:w="0" w:type="dxa"/>
-            </w:tcMar>
-          </w:tcPr>
-          <w:p>
-            <w:pPr>
-              <w:pBdr>
-                <w:top w:val="nil"/>
-                <w:left w:val="nil"/>
-                <w:bottom w:val="nil"/>
-                <w:right w:val="nil"/>
-                <w:between w:val="nil"/>
-              </w:pBdr>
-              <w:spacing w:line="276" w:lineRule="auto"/>
-              <w:jc w:val="center"/>
-            </w:pPr>
-          </w:p>
-        </w:tc>
-      </w:tr>
-      <w:tr>
-        <w:trPr>
-          <w:trHeight w:val="510"/>
-        </w:trPr>
-        <w:tc>
-          <w:tcPr>
-            <w:tcW w:w="1141" w:type="dxa"/>
-            <w:tcMar>
-              <w:top w:w="0" w:type="dxa"/>
-              <w:left w:w="0" w:type="dxa"/>
-              <w:bottom w:w="0" w:type="dxa"/>
-              <w:right w:w="0" w:type="dxa"/>
-            </w:tcMar>
-          </w:tcPr>
-          <w:p>
-            <w:pPr>
-              <w:pBdr>
-                <w:top w:val="nil"/>
-                <w:left w:val="nil"/>
-                <w:bottom w:val="nil"/>
-                <w:right w:val="nil"/>
-                <w:between w:val="nil"/>
-              </w:pBdr>
-              <w:jc w:val="center"/>
-            </w:pPr>
-            <w:r>
-              <w:t>22</w:t>
-            </w:r>
-            <w:r>
-              <w:t>/</w:t>
-            </w:r>
-            <w:r>
-              <w:t>10</w:t>
-            </w:r>
-            <w:r>
-              <w:t>/26</w:t>
-            </w:r>
-          </w:p>
-        </w:tc>
-        <w:tc>
-          <w:tcPr>
-            <w:tcW w:w="885" w:type="dxa"/>
-            <w:tcMar>
-              <w:top w:w="0" w:type="dxa"/>
-              <w:left w:w="0" w:type="dxa"/>
-              <w:bottom w:w="0" w:type="dxa"/>
-              <w:right w:w="0" w:type="dxa"/>
-            </w:tcMar>
-          </w:tcPr>
-          <w:p>
-            <w:pPr>
-              <w:pBdr>
-                <w:top w:val="nil"/>
-                <w:left w:val="nil"/>
-                <w:bottom w:val="nil"/>
-                <w:right w:val="nil"/>
-                <w:between w:val="nil"/>
-              </w:pBdr>
-              <w:spacing w:line="276" w:lineRule="auto"/>
-              <w:jc w:val="center"/>
-            </w:pPr>
-            <w:r>
-              <w:t>8:00</w:t>
-            </w:r>
-          </w:p>
-        </w:tc>
-        <w:tc>
-          <w:tcPr>
-            <w:tcW w:w="4988" w:type="dxa"/>
-            <w:tcMar>
-              <w:top w:w="0" w:type="dxa"/>
-              <w:left w:w="0" w:type="dxa"/>
-              <w:bottom w:w="0" w:type="dxa"/>
-              <w:right w:w="0" w:type="dxa"/>
-            </w:tcMar>
-          </w:tcPr>
-          <w:p>
-            <w:pPr>
-              <w:pBdr>
-                <w:top w:val="nil"/>
-                <w:left w:val="nil"/>
-                <w:bottom w:val="nil"/>
-                <w:right w:val="nil"/>
-                <w:between w:val="nil"/>
-              </w:pBdr>
-              <w:spacing w:line="276" w:lineRule="auto"/>
-            </w:pPr>
-          </w:p>
-        </w:tc>
-        <w:tc>
-          <w:tcPr>
-            <w:tcW w:w="1474" w:type="dxa"/>
-            <w:tcMar>
-              <w:top w:w="0" w:type="dxa"/>
-              <w:left w:w="0" w:type="dxa"/>
-              <w:bottom w:w="0" w:type="dxa"/>
-              <w:right w:w="0" w:type="dxa"/>
-            </w:tcMar>
-          </w:tcPr>
-          <w:p>
-            <w:pPr>
-              <w:pBdr>
-                <w:top w:val="nil"/>
-                <w:left w:val="nil"/>
-                <w:bottom w:val="nil"/>
-                <w:right w:val="nil"/>
-                <w:between w:val="nil"/>
-              </w:pBdr>
-              <w:spacing w:line="276" w:lineRule="auto"/>
-              <w:jc w:val="center"/>
-            </w:pPr>
-          </w:p>
-        </w:tc>
-        <w:tc>
-          <w:tcPr>
-            <w:tcW w:w="1474" w:type="dxa"/>
-            <w:tcMar>
-              <w:top w:w="0" w:type="dxa"/>
-              <w:left w:w="0" w:type="dxa"/>
-              <w:bottom w:w="0" w:type="dxa"/>
-              <w:right w:w="0" w:type="dxa"/>
-            </w:tcMar>
-          </w:tcPr>
-          <w:p>
-            <w:pPr>
-              <w:pBdr>
-                <w:top w:val="nil"/>
-                <w:left w:val="nil"/>
-                <w:bottom w:val="nil"/>
-                <w:right w:val="nil"/>
-                <w:between w:val="nil"/>
-              </w:pBdr>
-              <w:spacing w:line="276" w:lineRule="auto"/>
-              <w:jc w:val="center"/>
-            </w:pPr>
-          </w:p>
-        </w:tc>
-        <w:tc>
-          <w:tcPr>
-            <w:tcW w:w="1474" w:type="dxa"/>
-            <w:tcMar>
-              <w:top w:w="0" w:type="dxa"/>
-              <w:left w:w="0" w:type="dxa"/>
-              <w:bottom w:w="0" w:type="dxa"/>
-              <w:right w:w="0" w:type="dxa"/>
-            </w:tcMar>
-          </w:tcPr>
-          <w:p>
-            <w:pPr>
-              <w:pBdr>
-                <w:top w:val="nil"/>
-                <w:left w:val="nil"/>
-                <w:bottom w:val="nil"/>
-                <w:right w:val="nil"/>
-                <w:between w:val="nil"/>
-              </w:pBdr>
-              <w:spacing w:line="276" w:lineRule="auto"/>
-              <w:jc w:val="center"/>
-            </w:pPr>
-          </w:p>
-        </w:tc>
-        <w:tc>
-          <w:tcPr>
-            <w:tcW w:w="1474" w:type="dxa"/>
-            <w:tcMar>
-              <w:top w:w="0" w:type="dxa"/>
-              <w:left w:w="0" w:type="dxa"/>
-              <w:bottom w:w="0" w:type="dxa"/>
-              <w:right w:w="0" w:type="dxa"/>
-            </w:tcMar>
-          </w:tcPr>
-          <w:p>
-            <w:pPr>
-              <w:pBdr>
-                <w:top w:val="nil"/>
-                <w:left w:val="nil"/>
-                <w:bottom w:val="nil"/>
-                <w:right w:val="nil"/>
-                <w:between w:val="nil"/>
-              </w:pBdr>
-              <w:spacing w:line="276" w:lineRule="auto"/>
-              <w:jc w:val="center"/>
-            </w:pPr>
-          </w:p>
-        </w:tc>
-      </w:tr>
-      <w:tr>
-        <w:trPr>
-          <w:trHeight w:val="510"/>
-        </w:trPr>
-        <w:tc>
-          <w:tcPr>
-            <w:tcW w:w="1141" w:type="dxa"/>
-            <w:tcMar>
-              <w:top w:w="0" w:type="dxa"/>
-              <w:left w:w="0" w:type="dxa"/>
-              <w:bottom w:w="0" w:type="dxa"/>
-              <w:right w:w="0" w:type="dxa"/>
-            </w:tcMar>
-          </w:tcPr>
-          <w:p>
-            <w:pPr>
-              <w:pBdr>
-                <w:top w:val="nil"/>
-                <w:left w:val="nil"/>
-                <w:bottom w:val="nil"/>
-                <w:right w:val="nil"/>
-                <w:between w:val="nil"/>
-              </w:pBdr>
-              <w:jc w:val="center"/>
-            </w:pPr>
-            <w:r>
-              <w:t>23</w:t>
-            </w:r>
-            <w:r>
-              <w:t>/</w:t>
-            </w:r>
-            <w:r>
-              <w:t>10</w:t>
-            </w:r>
-            <w:r>
-              <w:t>/26</w:t>
-            </w:r>
-          </w:p>
-        </w:tc>
-        <w:tc>
-          <w:tcPr>
-            <w:tcW w:w="885" w:type="dxa"/>
-            <w:tcMar>
-              <w:top w:w="0" w:type="dxa"/>
-              <w:left w:w="0" w:type="dxa"/>
-              <w:bottom w:w="0" w:type="dxa"/>
-              <w:right w:w="0" w:type="dxa"/>
-            </w:tcMar>
-          </w:tcPr>
-          <w:p>
-            <w:pPr>
-              <w:pBdr>
-                <w:top w:val="nil"/>
-                <w:left w:val="nil"/>
-                <w:bottom w:val="nil"/>
-                <w:right w:val="nil"/>
-                <w:between w:val="nil"/>
-              </w:pBdr>
-              <w:spacing w:line="276" w:lineRule="auto"/>
-              <w:jc w:val="center"/>
-            </w:pPr>
-            <w:r>
-              <w:t>8:00</w:t>
-            </w:r>
-          </w:p>
-        </w:tc>
-        <w:tc>
-          <w:tcPr>
-            <w:tcW w:w="4988" w:type="dxa"/>
-            <w:tcMar>
-              <w:top w:w="0" w:type="dxa"/>
-              <w:left w:w="0" w:type="dxa"/>
-              <w:bottom w:w="0" w:type="dxa"/>
-              <w:right w:w="0" w:type="dxa"/>
-            </w:tcMar>
-          </w:tcPr>
-          <w:p>
-            <w:pPr>
-              <w:pBdr>
-                <w:top w:val="nil"/>
-                <w:left w:val="nil"/>
-                <w:bottom w:val="nil"/>
-                <w:right w:val="nil"/>
-                <w:between w:val="nil"/>
-              </w:pBdr>
-              <w:spacing w:line="276" w:lineRule="auto"/>
-            </w:pPr>
-          </w:p>
-        </w:tc>
-        <w:tc>
-          <w:tcPr>
-            <w:tcW w:w="1474" w:type="dxa"/>
-            <w:tcMar>
-              <w:top w:w="0" w:type="dxa"/>
-              <w:left w:w="0" w:type="dxa"/>
-              <w:bottom w:w="0" w:type="dxa"/>
-              <w:right w:w="0" w:type="dxa"/>
-            </w:tcMar>
-          </w:tcPr>
-          <w:p>
-            <w:pPr>
-              <w:pBdr>
-                <w:top w:val="nil"/>
-                <w:left w:val="nil"/>
-                <w:bottom w:val="nil"/>
-                <w:right w:val="nil"/>
-                <w:between w:val="nil"/>
-              </w:pBdr>
-              <w:spacing w:line="276" w:lineRule="auto"/>
-            </w:pPr>
-          </w:p>
-        </w:tc>
-        <w:tc>
-          <w:tcPr>
-            <w:tcW w:w="1474" w:type="dxa"/>
-            <w:tcMar>
-              <w:top w:w="0" w:type="dxa"/>
-              <w:left w:w="0" w:type="dxa"/>
-              <w:bottom w:w="0" w:type="dxa"/>
-              <w:right w:w="0" w:type="dxa"/>
-            </w:tcMar>
-          </w:tcPr>
-          <w:p>
-            <w:pPr>
-              <w:pBdr>
-                <w:top w:val="nil"/>
-                <w:left w:val="nil"/>
-                <w:bottom w:val="nil"/>
-                <w:right w:val="nil"/>
-                <w:between w:val="nil"/>
-              </w:pBdr>
-              <w:spacing w:line="276" w:lineRule="auto"/>
-              <w:jc w:val="center"/>
-            </w:pPr>
-          </w:p>
-        </w:tc>
-        <w:tc>
-          <w:tcPr>
-            <w:tcW w:w="1474" w:type="dxa"/>
-            <w:tcMar>
-              <w:top w:w="0" w:type="dxa"/>
-              <w:left w:w="0" w:type="dxa"/>
-              <w:bottom w:w="0" w:type="dxa"/>
-              <w:right w:w="0" w:type="dxa"/>
-            </w:tcMar>
-          </w:tcPr>
-          <w:p>
-            <w:pPr>
-              <w:pBdr>
-                <w:top w:val="nil"/>
-                <w:left w:val="nil"/>
-                <w:bottom w:val="nil"/>
-                <w:right w:val="nil"/>
-                <w:between w:val="nil"/>
-              </w:pBdr>
-              <w:spacing w:line="276" w:lineRule="auto"/>
-              <w:jc w:val="center"/>
-            </w:pPr>
-          </w:p>
-        </w:tc>
-        <w:tc>
-          <w:tcPr>
-            <w:tcW w:w="1474" w:type="dxa"/>
-            <w:tcMar>
-              <w:top w:w="0" w:type="dxa"/>
-              <w:left w:w="0" w:type="dxa"/>
-              <w:bottom w:w="0" w:type="dxa"/>
-              <w:right w:w="0" w:type="dxa"/>
-            </w:tcMar>
-          </w:tcPr>
-          <w:p>
-            <w:pPr>
-              <w:pBdr>
-                <w:top w:val="nil"/>
-                <w:left w:val="nil"/>
-                <w:bottom w:val="nil"/>
-                <w:right w:val="nil"/>
-                <w:between w:val="nil"/>
-              </w:pBdr>
-              <w:spacing w:line="276" w:lineRule="auto"/>
-              <w:jc w:val="center"/>
-            </w:pPr>
-          </w:p>
-        </w:tc>
-      </w:tr>
-      <w:tr>
-        <w:trPr>
-          <w:trHeight w:val="510"/>
-        </w:trPr>
-        <w:tc>
-          <w:tcPr>
-            <w:tcW w:w="1141" w:type="dxa"/>
-            <w:tcMar>
-              <w:top w:w="0" w:type="dxa"/>
-              <w:left w:w="0" w:type="dxa"/>
-              <w:bottom w:w="0" w:type="dxa"/>
-              <w:right w:w="0" w:type="dxa"/>
-            </w:tcMar>
-          </w:tcPr>
-          <w:p>
-            <w:pPr>
-              <w:pBdr>
-                <w:top w:val="nil"/>
-                <w:left w:val="nil"/>
-                <w:bottom w:val="nil"/>
-                <w:right w:val="nil"/>
-                <w:between w:val="nil"/>
-              </w:pBdr>
-              <w:jc w:val="center"/>
-            </w:pPr>
-            <w:r>
-              <w:t>26</w:t>
-            </w:r>
-            <w:r>
-              <w:t>/</w:t>
-            </w:r>
-            <w:r>
-              <w:t>10</w:t>
-            </w:r>
-            <w:r>
-              <w:t>/26</w:t>
-            </w:r>
-          </w:p>
-        </w:tc>
-        <w:tc>
-          <w:tcPr>
-            <w:tcW w:w="885" w:type="dxa"/>
-            <w:tcMar>
-              <w:top w:w="0" w:type="dxa"/>
-              <w:left w:w="0" w:type="dxa"/>
-              <w:bottom w:w="0" w:type="dxa"/>
-              <w:right w:w="0" w:type="dxa"/>
-            </w:tcMar>
-          </w:tcPr>
-          <w:p>
-            <w:pPr>
-              <w:pBdr>
-                <w:top w:val="nil"/>
-                <w:left w:val="nil"/>
-                <w:bottom w:val="nil"/>
-                <w:right w:val="nil"/>
-                <w:between w:val="nil"/>
-              </w:pBdr>
-              <w:spacing w:line="276" w:lineRule="auto"/>
-              <w:jc w:val="center"/>
-            </w:pPr>
-            <w:r>
-              <w:t>8:00</w:t>
-            </w:r>
-          </w:p>
-        </w:tc>
-        <w:tc>
-          <w:tcPr>
-            <w:tcW w:w="4988" w:type="dxa"/>
-            <w:tcMar>
-              <w:top w:w="0" w:type="dxa"/>
-              <w:left w:w="0" w:type="dxa"/>
-              <w:bottom w:w="0" w:type="dxa"/>
-              <w:right w:w="0" w:type="dxa"/>
-            </w:tcMar>
-          </w:tcPr>
-          <w:p>
-            <w:pPr>
-              <w:pBdr>
-                <w:top w:val="nil"/>
-                <w:left w:val="nil"/>
-                <w:bottom w:val="nil"/>
-                <w:right w:val="nil"/>
-                <w:between w:val="nil"/>
-              </w:pBdr>
-              <w:spacing w:line="276" w:lineRule="auto"/>
-            </w:pPr>
-          </w:p>
-        </w:tc>
-        <w:tc>
-          <w:tcPr>
-            <w:tcW w:w="1474" w:type="dxa"/>
-            <w:tcMar>
-              <w:top w:w="0" w:type="dxa"/>
-              <w:left w:w="0" w:type="dxa"/>
-              <w:bottom w:w="0" w:type="dxa"/>
-              <w:right w:w="0" w:type="dxa"/>
-            </w:tcMar>
-          </w:tcPr>
-          <w:p>
-            <w:pPr>
-              <w:pBdr>
-                <w:top w:val="nil"/>
-                <w:left w:val="nil"/>
-                <w:bottom w:val="nil"/>
-                <w:right w:val="nil"/>
-                <w:between w:val="nil"/>
-              </w:pBdr>
-              <w:spacing w:line="276" w:lineRule="auto"/>
-              <w:jc w:val="center"/>
-            </w:pPr>
-          </w:p>
-        </w:tc>
-        <w:tc>
-          <w:tcPr>
-            <w:tcW w:w="1474" w:type="dxa"/>
-            <w:tcMar>
-              <w:top w:w="0" w:type="dxa"/>
-              <w:left w:w="0" w:type="dxa"/>
-              <w:bottom w:w="0" w:type="dxa"/>
-              <w:right w:w="0" w:type="dxa"/>
-            </w:tcMar>
-          </w:tcPr>
-          <w:p>
-            <w:pPr>
-              <w:pBdr>
-                <w:top w:val="nil"/>
-                <w:left w:val="nil"/>
-                <w:bottom w:val="nil"/>
-                <w:right w:val="nil"/>
-                <w:between w:val="nil"/>
-              </w:pBdr>
-              <w:spacing w:line="276" w:lineRule="auto"/>
-              <w:jc w:val="center"/>
-            </w:pPr>
-          </w:p>
-        </w:tc>
-        <w:tc>
-          <w:tcPr>
-            <w:tcW w:w="1474" w:type="dxa"/>
-            <w:tcMar>
-              <w:top w:w="0" w:type="dxa"/>
-              <w:left w:w="0" w:type="dxa"/>
-              <w:bottom w:w="0" w:type="dxa"/>
-              <w:right w:w="0" w:type="dxa"/>
-            </w:tcMar>
-          </w:tcPr>
-          <w:p>
-            <w:pPr>
-              <w:pBdr>
-                <w:top w:val="nil"/>
-                <w:left w:val="nil"/>
-                <w:bottom w:val="nil"/>
-                <w:right w:val="nil"/>
-                <w:between w:val="nil"/>
-              </w:pBdr>
-              <w:spacing w:line="276" w:lineRule="auto"/>
-              <w:jc w:val="center"/>
-            </w:pPr>
-          </w:p>
-        </w:tc>
-        <w:tc>
-          <w:tcPr>
-            <w:tcW w:w="1474" w:type="dxa"/>
-            <w:tcMar>
-              <w:top w:w="0" w:type="dxa"/>
-              <w:left w:w="0" w:type="dxa"/>
-              <w:bottom w:w="0" w:type="dxa"/>
-              <w:right w:w="0" w:type="dxa"/>
-            </w:tcMar>
-          </w:tcPr>
-          <w:p>
-            <w:pPr>
-              <w:pBdr>
-                <w:top w:val="nil"/>
-                <w:left w:val="nil"/>
-                <w:bottom w:val="nil"/>
-                <w:right w:val="nil"/>
-                <w:between w:val="nil"/>
-              </w:pBdr>
-              <w:spacing w:line="276" w:lineRule="auto"/>
-              <w:jc w:val="center"/>
-            </w:pPr>
-          </w:p>
-        </w:tc>
-      </w:tr>
-      <w:tr>
-        <w:trPr>
-          <w:trHeight w:val="510"/>
-        </w:trPr>
-        <w:tc>
-          <w:tcPr>
-            <w:tcW w:w="1141" w:type="dxa"/>
-            <w:tcMar>
-              <w:top w:w="0" w:type="dxa"/>
-              <w:left w:w="0" w:type="dxa"/>
-              <w:bottom w:w="0" w:type="dxa"/>
-              <w:right w:w="0" w:type="dxa"/>
-            </w:tcMar>
-          </w:tcPr>
-          <w:p>
-            <w:pPr>
-              <w:pBdr>
-                <w:top w:val="nil"/>
-                <w:left w:val="nil"/>
-                <w:bottom w:val="nil"/>
-                <w:right w:val="nil"/>
-                <w:between w:val="nil"/>
-              </w:pBdr>
-              <w:jc w:val="center"/>
-            </w:pPr>
-            <w:r>
-              <w:t>27</w:t>
-            </w:r>
-            <w:r>
-              <w:t>/</w:t>
-            </w:r>
-            <w:r>
-              <w:t>10</w:t>
-            </w:r>
-            <w:r>
-              <w:t>/26</w:t>
-            </w:r>
-          </w:p>
-        </w:tc>
-        <w:tc>
-          <w:tcPr>
-            <w:tcW w:w="885" w:type="dxa"/>
-            <w:tcMar>
-              <w:top w:w="0" w:type="dxa"/>
-              <w:left w:w="0" w:type="dxa"/>
-              <w:bottom w:w="0" w:type="dxa"/>
-              <w:right w:w="0" w:type="dxa"/>
-            </w:tcMar>
-          </w:tcPr>
-          <w:p>
-            <w:pPr>
-              <w:pBdr>
-                <w:top w:val="nil"/>
-                <w:left w:val="nil"/>
-                <w:bottom w:val="nil"/>
-                <w:right w:val="nil"/>
-                <w:between w:val="nil"/>
-              </w:pBdr>
-              <w:spacing w:line="276" w:lineRule="auto"/>
-              <w:jc w:val="center"/>
-            </w:pPr>
-            <w:r>
-              <w:t>8:00</w:t>
-            </w:r>
-          </w:p>
-        </w:tc>
-        <w:tc>
-          <w:tcPr>
-            <w:tcW w:w="4988" w:type="dxa"/>
-            <w:tcMar>
-              <w:top w:w="0" w:type="dxa"/>
-              <w:left w:w="0" w:type="dxa"/>
-              <w:bottom w:w="0" w:type="dxa"/>
-              <w:right w:w="0" w:type="dxa"/>
-            </w:tcMar>
-          </w:tcPr>
-          <w:p>
-            <w:pPr>
-              <w:pBdr>
-                <w:top w:val="nil"/>
-                <w:left w:val="nil"/>
-                <w:bottom w:val="nil"/>
-                <w:right w:val="nil"/>
-                <w:between w:val="nil"/>
-              </w:pBdr>
-              <w:spacing w:line="276" w:lineRule="auto"/>
-            </w:pPr>
-          </w:p>
-        </w:tc>
-        <w:tc>
-          <w:tcPr>
-            <w:tcW w:w="1474" w:type="dxa"/>
-            <w:tcMar>
-              <w:top w:w="0" w:type="dxa"/>
-              <w:left w:w="0" w:type="dxa"/>
-              <w:bottom w:w="0" w:type="dxa"/>
-              <w:right w:w="0" w:type="dxa"/>
-            </w:tcMar>
-          </w:tcPr>
-          <w:p>
-            <w:pPr>
-              <w:pBdr>
-                <w:top w:val="nil"/>
-                <w:left w:val="nil"/>
-                <w:bottom w:val="nil"/>
-                <w:right w:val="nil"/>
-                <w:between w:val="nil"/>
-              </w:pBdr>
-              <w:spacing w:line="276" w:lineRule="auto"/>
-              <w:jc w:val="center"/>
-            </w:pPr>
-          </w:p>
-        </w:tc>
-        <w:tc>
-          <w:tcPr>
-            <w:tcW w:w="1474" w:type="dxa"/>
-            <w:tcMar>
-              <w:top w:w="0" w:type="dxa"/>
-              <w:left w:w="0" w:type="dxa"/>
-              <w:bottom w:w="0" w:type="dxa"/>
-              <w:right w:w="0" w:type="dxa"/>
-            </w:tcMar>
-          </w:tcPr>
-          <w:p>
-            <w:pPr>
-              <w:pBdr>
-                <w:top w:val="nil"/>
-                <w:left w:val="nil"/>
-                <w:bottom w:val="nil"/>
-                <w:right w:val="nil"/>
-                <w:between w:val="nil"/>
-              </w:pBdr>
-              <w:spacing w:line="276" w:lineRule="auto"/>
-              <w:jc w:val="center"/>
-            </w:pPr>
-          </w:p>
-        </w:tc>
-        <w:tc>
-          <w:tcPr>
-            <w:tcW w:w="1474" w:type="dxa"/>
-            <w:tcMar>
-              <w:top w:w="0" w:type="dxa"/>
-              <w:left w:w="0" w:type="dxa"/>
-              <w:bottom w:w="0" w:type="dxa"/>
-              <w:right w:w="0" w:type="dxa"/>
-            </w:tcMar>
-          </w:tcPr>
-          <w:p>
-            <w:pPr>
-              <w:pBdr>
-                <w:top w:val="nil"/>
-                <w:left w:val="nil"/>
-                <w:bottom w:val="nil"/>
-                <w:right w:val="nil"/>
-                <w:between w:val="nil"/>
-              </w:pBdr>
-              <w:spacing w:line="276" w:lineRule="auto"/>
-              <w:jc w:val="center"/>
-            </w:pPr>
-          </w:p>
-        </w:tc>
-        <w:tc>
-          <w:tcPr>
-            <w:tcW w:w="1474" w:type="dxa"/>
-            <w:tcMar>
-              <w:top w:w="0" w:type="dxa"/>
-              <w:left w:w="0" w:type="dxa"/>
-              <w:bottom w:w="0" w:type="dxa"/>
-              <w:right w:w="0" w:type="dxa"/>
-            </w:tcMar>
-          </w:tcPr>
-          <w:p>
-            <w:pPr>
-              <w:pBdr>
-                <w:top w:val="nil"/>
-                <w:left w:val="nil"/>
-                <w:bottom w:val="nil"/>
-                <w:right w:val="nil"/>
-                <w:between w:val="nil"/>
-              </w:pBdr>
-              <w:spacing w:line="276" w:lineRule="auto"/>
-              <w:jc w:val="center"/>
-            </w:pPr>
-          </w:p>
-        </w:tc>
-      </w:tr>
-    </w:tbl>
-    <w:p>
-      <w:pPr>
-        <w:pBdr>
-          <w:top w:val="nil"/>
-          <w:left w:val="nil"/>
-          <w:bottom w:val="nil"/>
-          <w:right w:val="nil"/>
-          <w:between w:val="nil"/>
-        </w:pBdr>
-      </w:pPr>
-    </w:p>
-    <w:p>
-      <w:pPr>
-        <w:pBdr>
-          <w:top w:val="nil"/>
-          <w:left w:val="nil"/>
-          <w:bottom w:val="nil"/>
-          <w:right w:val="nil"/>
-          <w:between w:val="nil"/>
-        </w:pBdr>
-        <w:rPr>
-          <w:sz w:val="12"/>
-          <w:szCs w:val="12"/>
-        </w:rPr>
-      </w:pPr>
-    </w:p>
-    <w:tbl>
-      <w:tblPr>
-        <w:tblStyle w:val="ae"/>
-        <w:tblW w:w="5625" w:type="dxa"/>
-        <w:jc w:val="center"/>
-        <w:tblInd w:w="0" w:type="dxa"/>
-        <w:tblBorders>
-          <w:top w:val="single" w:sz="8" w:space="0" w:color="000000"/>
-          <w:left w:val="single" w:sz="8" w:space="0" w:color="000000"/>
-          <w:bottom w:val="single" w:sz="8" w:space="0" w:color="000000"/>
-          <w:right w:val="single" w:sz="8" w:space="0" w:color="000000"/>
-          <w:insideH w:val="single" w:sz="8" w:space="0" w:color="000000"/>
-          <w:insideV w:val="single" w:sz="8" w:space="0" w:color="000000"/>
-        </w:tblBorders>
-        <w:tblLayout w:type="fixed"/>
-        <w:tblLook w:val="0600" w:firstRow="0" w:lastRow="0" w:firstColumn="0" w:lastColumn="0" w:noHBand="1" w:noVBand="1"/>
-      </w:tblPr>
-      <w:tblGrid>
-        <w:gridCol w:w="2100"/>
-        <w:gridCol w:w="1395"/>
-        <w:gridCol w:w="2130"/>
-      </w:tblGrid>
-      <w:tr>
-        <w:trPr>
-          <w:jc w:val="center"/>
-        </w:trPr>
-        <w:tc>
-          <w:tcPr>
-            <w:tcW w:w="2100" w:type="dxa"/>
-            <w:tcBorders>
-              <w:top w:val="single" w:sz="8" w:space="0" w:color="FFFFFF"/>
-              <w:left w:val="single" w:sz="8" w:space="0" w:color="FFFFFF"/>
-              <w:bottom w:val="single" w:sz="8" w:space="0" w:color="073763"/>
-              <w:right w:val="single" w:sz="8" w:space="0" w:color="FFFFFF"/>
-            </w:tcBorders>
-            <w:tcMar>
-              <w:top w:w="-56" w:type="dxa"/>
-              <w:left w:w="-56" w:type="dxa"/>
-              <w:bottom w:w="-56" w:type="dxa"/>
-              <w:right w:w="-56" w:type="dxa"/>
-            </w:tcMar>
-          </w:tcPr>
-          <w:p>
-            <w:pPr>
-              <w:pBdr>
-                <w:top w:val="nil"/>
-                <w:left w:val="nil"/>
-                <w:bottom w:val="nil"/>
-                <w:right w:val="nil"/>
-                <w:between w:val="nil"/>
-              </w:pBdr>
-            </w:pPr>
-          </w:p>
-        </w:tc>
-        <w:tc>
-          <w:tcPr>
-            <w:tcW w:w="1395" w:type="dxa"/>
-            <w:tcBorders>
-              <w:top w:val="single" w:sz="8" w:space="0" w:color="FFFFFF"/>
-              <w:left w:val="single" w:sz="8" w:space="0" w:color="FFFFFF"/>
-              <w:bottom w:val="single" w:sz="8" w:space="0" w:color="FFFFFF"/>
-              <w:right w:val="single" w:sz="8" w:space="0" w:color="FFFFFF"/>
-            </w:tcBorders>
-            <w:tcMar>
-              <w:top w:w="-56" w:type="dxa"/>
-              <w:left w:w="-56" w:type="dxa"/>
-              <w:bottom w:w="-56" w:type="dxa"/>
-              <w:right w:w="-56" w:type="dxa"/>
-            </w:tcMar>
-          </w:tcPr>
-          <w:p>
-            <w:pPr>
-              <w:pBdr>
-                <w:top w:val="nil"/>
-                <w:left w:val="nil"/>
-                <w:bottom w:val="nil"/>
-                <w:right w:val="nil"/>
-                <w:between w:val="nil"/>
-              </w:pBdr>
-            </w:pPr>
-          </w:p>
-        </w:tc>
-        <w:tc>
-          <w:tcPr>
-            <w:tcW w:w="2130" w:type="dxa"/>
-            <w:tcBorders>
-              <w:top w:val="single" w:sz="8" w:space="0" w:color="FFFFFF"/>
-              <w:left w:val="single" w:sz="8" w:space="0" w:color="FFFFFF"/>
-              <w:bottom w:val="single" w:sz="8" w:space="0" w:color="FFFFFF"/>
-              <w:right w:val="single" w:sz="8" w:space="0" w:color="FFFFFF"/>
-            </w:tcBorders>
-            <w:tcMar>
-              <w:top w:w="-56" w:type="dxa"/>
-              <w:left w:w="-56" w:type="dxa"/>
-              <w:bottom w:w="-56" w:type="dxa"/>
-              <w:right w:w="-56" w:type="dxa"/>
-            </w:tcMar>
-          </w:tcPr>
-          <w:p>
-            <w:pPr>
-              <w:pBdr>
-                <w:top w:val="nil"/>
-                <w:left w:val="nil"/>
-                <w:bottom w:val="nil"/>
-                <w:right w:val="nil"/>
-                <w:between w:val="nil"/>
-              </w:pBdr>
-            </w:pPr>
-          </w:p>
-        </w:tc>
-      </w:tr>
-      <w:tr>
-        <w:trPr>
-          <w:jc w:val="center"/>
-        </w:trPr>
-        <w:tc>
-          <w:tcPr>
-            <w:tcW w:w="2100" w:type="dxa"/>
-            <w:tcBorders>
-              <w:top w:val="single" w:sz="8" w:space="0" w:color="073763"/>
-              <w:left w:val="single" w:sz="8" w:space="0" w:color="FFFFFF"/>
-              <w:bottom w:val="single" w:sz="8" w:space="0" w:color="FFFFFF"/>
-              <w:right w:val="single" w:sz="8" w:space="0" w:color="FFFFFF"/>
-            </w:tcBorders>
-            <w:tcMar>
-              <w:top w:w="-56" w:type="dxa"/>
-              <w:left w:w="-56" w:type="dxa"/>
-              <w:bottom w:w="-56" w:type="dxa"/>
-              <w:right w:w="-56" w:type="dxa"/>
-            </w:tcMar>
-          </w:tcPr>
-          <w:p>
-            <w:r>
-              <w:t xml:space="preserve">f. </w:t>
-            </w:r>
-            <w:proofErr w:type="gramStart"/>
-            <w:r>
-              <w:t>Jefe</w:t>
-            </w:r>
-            <w:proofErr w:type="gramEnd"/>
-            <w:r>
-              <w:t xml:space="preserve"> en el Centro </w:t>
-            </w:r>
-          </w:p>
-        </w:tc>
-        <w:tc>
-          <w:tcPr>
-            <w:tcW w:w="1395" w:type="dxa"/>
-            <w:tcBorders>
-              <w:top w:val="single" w:sz="8" w:space="0" w:color="FFFFFF"/>
-              <w:left w:val="single" w:sz="8" w:space="0" w:color="FFFFFF"/>
-              <w:bottom w:val="single" w:sz="8" w:space="0" w:color="FFFFFF"/>
-              <w:right w:val="single" w:sz="8" w:space="0" w:color="FFFFFF"/>
-            </w:tcBorders>
-            <w:tcMar>
-              <w:top w:w="-56" w:type="dxa"/>
-              <w:left w:w="-56" w:type="dxa"/>
-              <w:bottom w:w="-56" w:type="dxa"/>
-              <w:right w:w="-56" w:type="dxa"/>
-            </w:tcMar>
-          </w:tcPr>
-          <w:p>
-            <w:pPr>
-              <w:jc w:val="right"/>
-            </w:pPr>
-            <w:r>
-              <w:t>Fecha:</w:t>
-            </w:r>
-          </w:p>
-        </w:tc>
-        <w:tc>
-          <w:tcPr>
-            <w:tcW w:w="2130" w:type="dxa"/>
-            <w:tcBorders>
-              <w:top w:val="single" w:sz="8" w:space="0" w:color="FFFFFF"/>
-              <w:left w:val="single" w:sz="8" w:space="0" w:color="FFFFFF"/>
-              <w:bottom w:val="single" w:sz="8" w:space="0" w:color="073763"/>
-              <w:right w:val="single" w:sz="8" w:space="0" w:color="FFFFFF"/>
-            </w:tcBorders>
-            <w:tcMar>
-              <w:top w:w="-56" w:type="dxa"/>
-              <w:left w:w="-56" w:type="dxa"/>
-              <w:bottom w:w="-56" w:type="dxa"/>
-              <w:right w:w="-56" w:type="dxa"/>
-            </w:tcMar>
-          </w:tcPr>
-          <w:p>
-            <w:r>
-              <w:t xml:space="preserve"> </w:t>
-            </w:r>
             <w:r>
               <w:t>27</w:t>
             </w:r>
@@ -17609,7 +18189,7 @@
     <w:sectPr>
       <w:type w:val="continuous"/>
       <w:pgSz w:w="15840" w:h="12240" w:orient="landscape"/>
-      <w:pgMar w:top="1440" w:right="1440" w:bottom="1440" w:left="1440" w:header="0" w:footer="720" w:gutter="0"/>
+      <w:pgMar w:top="1440" w:right="1440" w:bottom="1276" w:left="1440" w:header="0" w:footer="720" w:gutter="0"/>
       <w:cols w:space="720"/>
     </w:sectPr>
   </w:body>
@@ -18638,7 +19218,6 @@
   <w:style w:type="character" w:default="1" w:styleId="Fuentedeprrafopredeter">
     <w:name w:val="Default Paragraph Font"/>
     <w:uiPriority w:val="1"/>
-    <w:semiHidden/>
     <w:unhideWhenUsed/>
   </w:style>
   <w:style w:type="table" w:default="1" w:styleId="Tablanormal">
